--- a/docs/sdlc/60_quality/WS2D-CR-001_変更管理台帳.docx
+++ b/docs/sdlc/60_quality/WS2D-CR-001_変更管理台帳.docx
@@ -76,13 +76,13 @@
         <w:tblLook w:firstColumn="1" w:firstRow="1" w:lastColumn="0" w:lastRow="0" w:noHBand="0" w:noVBand="1" w:val="04A0"/>
       </w:tblPr>
       <w:tblGrid>
-        <w:gridCol w:w="4320"/>
-        <w:gridCol w:w="4320"/>
+        <w:gridCol w:w="4961"/>
+        <w:gridCol w:w="4961"/>
       </w:tblGrid>
       <w:tr>
         <w:tc>
           <w:tcPr>
-            <w:tcW w:type="dxa" w:w="4320"/>
+            <w:tcW w:type="dxa" w:w="4961"/>
             <w:shd w:fill="D9E2F3"/>
           </w:tcPr>
           <w:p>
@@ -102,7 +102,7 @@
         </w:tc>
         <w:tc>
           <w:tcPr>
-            <w:tcW w:type="dxa" w:w="4320"/>
+            <w:tcW w:type="dxa" w:w="4961"/>
           </w:tcPr>
           <w:p>
             <w:r>
@@ -123,7 +123,7 @@
       <w:tr>
         <w:tc>
           <w:tcPr>
-            <w:tcW w:type="dxa" w:w="4320"/>
+            <w:tcW w:type="dxa" w:w="4961"/>
             <w:shd w:fill="D9E2F3"/>
           </w:tcPr>
           <w:p>
@@ -143,7 +143,7 @@
         </w:tc>
         <w:tc>
           <w:tcPr>
-            <w:tcW w:type="dxa" w:w="4320"/>
+            <w:tcW w:type="dxa" w:w="4961"/>
           </w:tcPr>
           <w:p>
             <w:r>
@@ -164,7 +164,7 @@
       <w:tr>
         <w:tc>
           <w:tcPr>
-            <w:tcW w:type="dxa" w:w="4320"/>
+            <w:tcW w:type="dxa" w:w="4961"/>
             <w:shd w:fill="D9E2F3"/>
           </w:tcPr>
           <w:p>
@@ -184,7 +184,7 @@
         </w:tc>
         <w:tc>
           <w:tcPr>
-            <w:tcW w:type="dxa" w:w="4320"/>
+            <w:tcW w:type="dxa" w:w="4961"/>
           </w:tcPr>
           <w:p>
             <w:r>
@@ -205,7 +205,7 @@
       <w:tr>
         <w:tc>
           <w:tcPr>
-            <w:tcW w:type="dxa" w:w="4320"/>
+            <w:tcW w:type="dxa" w:w="4961"/>
             <w:shd w:fill="D9E2F3"/>
           </w:tcPr>
           <w:p>
@@ -225,7 +225,7 @@
         </w:tc>
         <w:tc>
           <w:tcPr>
-            <w:tcW w:type="dxa" w:w="4320"/>
+            <w:tcW w:type="dxa" w:w="4961"/>
           </w:tcPr>
           <w:p>
             <w:r>
@@ -246,7 +246,7 @@
       <w:tr>
         <w:tc>
           <w:tcPr>
-            <w:tcW w:type="dxa" w:w="4320"/>
+            <w:tcW w:type="dxa" w:w="4961"/>
             <w:shd w:fill="D9E2F3"/>
           </w:tcPr>
           <w:p>
@@ -266,7 +266,7 @@
         </w:tc>
         <w:tc>
           <w:tcPr>
-            <w:tcW w:type="dxa" w:w="4320"/>
+            <w:tcW w:type="dxa" w:w="4961"/>
           </w:tcPr>
           <w:p>
             <w:r>
@@ -287,7 +287,7 @@
       <w:tr>
         <w:tc>
           <w:tcPr>
-            <w:tcW w:type="dxa" w:w="4320"/>
+            <w:tcW w:type="dxa" w:w="4961"/>
             <w:shd w:fill="D9E2F3"/>
           </w:tcPr>
           <w:p>
@@ -307,7 +307,7 @@
         </w:tc>
         <w:tc>
           <w:tcPr>
-            <w:tcW w:type="dxa" w:w="4320"/>
+            <w:tcW w:type="dxa" w:w="4961"/>
           </w:tcPr>
           <w:p>
             <w:r>
@@ -356,13 +356,13 @@
         <w:tblLook w:firstColumn="1" w:firstRow="1" w:lastColumn="0" w:lastRow="0" w:noHBand="0" w:noVBand="1" w:val="04A0"/>
       </w:tblPr>
       <w:tblGrid>
-        <w:gridCol w:w="4320"/>
-        <w:gridCol w:w="4320"/>
+        <w:gridCol w:w="4961"/>
+        <w:gridCol w:w="4961"/>
       </w:tblGrid>
       <w:tr>
         <w:tc>
           <w:tcPr>
-            <w:tcW w:type="dxa" w:w="4320"/>
+            <w:tcW w:type="dxa" w:w="4961"/>
             <w:shd w:fill="D9E2F3"/>
           </w:tcPr>
           <w:p>
@@ -382,7 +382,7 @@
         </w:tc>
         <w:tc>
           <w:tcPr>
-            <w:tcW w:type="dxa" w:w="4320"/>
+            <w:tcW w:type="dxa" w:w="4961"/>
           </w:tcPr>
           <w:p>
             <w:r>
@@ -403,7 +403,7 @@
       <w:tr>
         <w:tc>
           <w:tcPr>
-            <w:tcW w:type="dxa" w:w="4320"/>
+            <w:tcW w:type="dxa" w:w="4961"/>
             <w:shd w:fill="D9E2F3"/>
           </w:tcPr>
           <w:p>
@@ -423,7 +423,7 @@
         </w:tc>
         <w:tc>
           <w:tcPr>
-            <w:tcW w:type="dxa" w:w="4320"/>
+            <w:tcW w:type="dxa" w:w="4961"/>
           </w:tcPr>
           <w:p>
             <w:r>
@@ -444,7 +444,7 @@
       <w:tr>
         <w:tc>
           <w:tcPr>
-            <w:tcW w:type="dxa" w:w="4320"/>
+            <w:tcW w:type="dxa" w:w="4961"/>
             <w:shd w:fill="D9E2F3"/>
           </w:tcPr>
           <w:p>
@@ -464,7 +464,7 @@
         </w:tc>
         <w:tc>
           <w:tcPr>
-            <w:tcW w:type="dxa" w:w="4320"/>
+            <w:tcW w:type="dxa" w:w="4961"/>
           </w:tcPr>
           <w:p>
             <w:r>
@@ -485,7 +485,7 @@
       <w:tr>
         <w:tc>
           <w:tcPr>
-            <w:tcW w:type="dxa" w:w="4320"/>
+            <w:tcW w:type="dxa" w:w="4961"/>
             <w:shd w:fill="D9E2F3"/>
           </w:tcPr>
           <w:p>
@@ -505,7 +505,7 @@
         </w:tc>
         <w:tc>
           <w:tcPr>
-            <w:tcW w:type="dxa" w:w="4320"/>
+            <w:tcW w:type="dxa" w:w="4961"/>
           </w:tcPr>
           <w:p>
             <w:r>
@@ -526,7 +526,7 @@
       <w:tr>
         <w:tc>
           <w:tcPr>
-            <w:tcW w:type="dxa" w:w="4320"/>
+            <w:tcW w:type="dxa" w:w="4961"/>
             <w:shd w:fill="D9E2F3"/>
           </w:tcPr>
           <w:p>
@@ -546,7 +546,7 @@
         </w:tc>
         <w:tc>
           <w:tcPr>
-            <w:tcW w:type="dxa" w:w="4320"/>
+            <w:tcW w:type="dxa" w:w="4961"/>
           </w:tcPr>
           <w:p>
             <w:r>
@@ -567,7 +567,7 @@
       <w:tr>
         <w:tc>
           <w:tcPr>
-            <w:tcW w:type="dxa" w:w="4320"/>
+            <w:tcW w:type="dxa" w:w="4961"/>
             <w:shd w:fill="D9E2F3"/>
           </w:tcPr>
           <w:p>
@@ -587,7 +587,7 @@
         </w:tc>
         <w:tc>
           <w:tcPr>
-            <w:tcW w:type="dxa" w:w="4320"/>
+            <w:tcW w:type="dxa" w:w="4961"/>
           </w:tcPr>
           <w:p>
             <w:r>
@@ -632,15 +632,15 @@
         <w:tblLook w:firstColumn="1" w:firstRow="1" w:lastColumn="0" w:lastRow="0" w:noHBand="0" w:noVBand="1" w:val="04A0"/>
       </w:tblPr>
       <w:tblGrid>
-        <w:gridCol w:w="2160"/>
-        <w:gridCol w:w="2160"/>
-        <w:gridCol w:w="2160"/>
-        <w:gridCol w:w="2160"/>
+        <w:gridCol w:w="2480"/>
+        <w:gridCol w:w="2480"/>
+        <w:gridCol w:w="2480"/>
+        <w:gridCol w:w="2480"/>
       </w:tblGrid>
       <w:tr>
         <w:tc>
           <w:tcPr>
-            <w:tcW w:type="dxa" w:w="2160"/>
+            <w:tcW w:type="dxa" w:w="2480"/>
             <w:shd w:fill="D9E2F3"/>
           </w:tcPr>
           <w:p>
@@ -662,7 +662,7 @@
         </w:tc>
         <w:tc>
           <w:tcPr>
-            <w:tcW w:type="dxa" w:w="2160"/>
+            <w:tcW w:type="dxa" w:w="2480"/>
             <w:shd w:fill="D9E2F3"/>
           </w:tcPr>
           <w:p>
@@ -684,7 +684,7 @@
         </w:tc>
         <w:tc>
           <w:tcPr>
-            <w:tcW w:type="dxa" w:w="2160"/>
+            <w:tcW w:type="dxa" w:w="2480"/>
             <w:shd w:fill="D9E2F3"/>
           </w:tcPr>
           <w:p>
@@ -706,7 +706,7 @@
         </w:tc>
         <w:tc>
           <w:tcPr>
-            <w:tcW w:type="dxa" w:w="2160"/>
+            <w:tcW w:type="dxa" w:w="2480"/>
             <w:shd w:fill="D9E2F3"/>
           </w:tcPr>
           <w:p>
@@ -730,7 +730,7 @@
       <w:tr>
         <w:tc>
           <w:tcPr>
-            <w:tcW w:type="dxa" w:w="2160"/>
+            <w:tcW w:type="dxa" w:w="2480"/>
           </w:tcPr>
           <w:p>
             <w:r>
@@ -749,7 +749,7 @@
         </w:tc>
         <w:tc>
           <w:tcPr>
-            <w:tcW w:type="dxa" w:w="2160"/>
+            <w:tcW w:type="dxa" w:w="2480"/>
           </w:tcPr>
           <w:p>
             <w:r>
@@ -761,7 +761,7 @@
         </w:tc>
         <w:tc>
           <w:tcPr>
-            <w:tcW w:type="dxa" w:w="2160"/>
+            <w:tcW w:type="dxa" w:w="2480"/>
           </w:tcPr>
           <w:p>
             <w:r>
@@ -773,7 +773,7 @@
         </w:tc>
         <w:tc>
           <w:tcPr>
-            <w:tcW w:type="dxa" w:w="2160"/>
+            <w:tcW w:type="dxa" w:w="2480"/>
           </w:tcPr>
           <w:p>
             <w:r>
@@ -787,7 +787,7 @@
       <w:tr>
         <w:tc>
           <w:tcPr>
-            <w:tcW w:type="dxa" w:w="2160"/>
+            <w:tcW w:type="dxa" w:w="2480"/>
           </w:tcPr>
           <w:p>
             <w:r>
@@ -806,7 +806,7 @@
         </w:tc>
         <w:tc>
           <w:tcPr>
-            <w:tcW w:type="dxa" w:w="2160"/>
+            <w:tcW w:type="dxa" w:w="2480"/>
           </w:tcPr>
           <w:p>
             <w:r>
@@ -818,7 +818,7 @@
         </w:tc>
         <w:tc>
           <w:tcPr>
-            <w:tcW w:type="dxa" w:w="2160"/>
+            <w:tcW w:type="dxa" w:w="2480"/>
           </w:tcPr>
           <w:p>
             <w:r>
@@ -830,7 +830,7 @@
         </w:tc>
         <w:tc>
           <w:tcPr>
-            <w:tcW w:type="dxa" w:w="2160"/>
+            <w:tcW w:type="dxa" w:w="2480"/>
           </w:tcPr>
           <w:p>
             <w:r>
@@ -844,7 +844,7 @@
       <w:tr>
         <w:tc>
           <w:tcPr>
-            <w:tcW w:type="dxa" w:w="2160"/>
+            <w:tcW w:type="dxa" w:w="2480"/>
             <w:shd w:fill="D9E2F3"/>
           </w:tcPr>
           <w:p>
@@ -864,7 +864,7 @@
         </w:tc>
         <w:tc>
           <w:tcPr>
-            <w:tcW w:type="dxa" w:w="2160"/>
+            <w:tcW w:type="dxa" w:w="2480"/>
           </w:tcPr>
           <w:p>
             <w:r>
@@ -876,7 +876,7 @@
         </w:tc>
         <w:tc>
           <w:tcPr>
-            <w:tcW w:type="dxa" w:w="2160"/>
+            <w:tcW w:type="dxa" w:w="2480"/>
           </w:tcPr>
           <w:p>
             <w:r>
@@ -888,7 +888,7 @@
         </w:tc>
         <w:tc>
           <w:tcPr>
-            <w:tcW w:type="dxa" w:w="2160"/>
+            <w:tcW w:type="dxa" w:w="2480"/>
           </w:tcPr>
           <w:p>
             <w:r>
@@ -1477,20 +1477,20 @@
       <w:tblPr>
         <w:tblStyle w:val="TableGrid"/>
         <w:tblW w:type="auto" w:w="0"/>
-        <w:tblLayout w:type="autofit"/>
+        <w:tblLayout w:type="fixed"/>
         <w:tblLook w:firstColumn="1" w:firstRow="1" w:lastColumn="0" w:lastRow="0" w:noHBand="0" w:noVBand="1" w:val="04A0"/>
       </w:tblPr>
       <w:tblGrid>
-        <w:gridCol w:w="1728"/>
-        <w:gridCol w:w="1728"/>
-        <w:gridCol w:w="1728"/>
-        <w:gridCol w:w="1728"/>
-        <w:gridCol w:w="1728"/>
+        <w:gridCol w:w="1984"/>
+        <w:gridCol w:w="1984"/>
+        <w:gridCol w:w="1984"/>
+        <w:gridCol w:w="1984"/>
+        <w:gridCol w:w="1984"/>
       </w:tblGrid>
       <w:tr>
         <w:tc>
           <w:tcPr>
-            <w:tcW w:type="dxa" w:w="1728"/>
+            <w:tcW w:type="dxa" w:w="1984"/>
             <w:shd w:fill="D9E2F3"/>
           </w:tcPr>
           <w:p>
@@ -1512,7 +1512,7 @@
         </w:tc>
         <w:tc>
           <w:tcPr>
-            <w:tcW w:type="dxa" w:w="1728"/>
+            <w:tcW w:type="dxa" w:w="1984"/>
             <w:shd w:fill="D9E2F3"/>
           </w:tcPr>
           <w:p>
@@ -1534,7 +1534,7 @@
         </w:tc>
         <w:tc>
           <w:tcPr>
-            <w:tcW w:type="dxa" w:w="1728"/>
+            <w:tcW w:type="dxa" w:w="1984"/>
             <w:shd w:fill="D9E2F3"/>
           </w:tcPr>
           <w:p>
@@ -1556,7 +1556,7 @@
         </w:tc>
         <w:tc>
           <w:tcPr>
-            <w:tcW w:type="dxa" w:w="1728"/>
+            <w:tcW w:type="dxa" w:w="1984"/>
             <w:shd w:fill="D9E2F3"/>
           </w:tcPr>
           <w:p>
@@ -1578,7 +1578,7 @@
         </w:tc>
         <w:tc>
           <w:tcPr>
-            <w:tcW w:type="dxa" w:w="1728"/>
+            <w:tcW w:type="dxa" w:w="1984"/>
             <w:shd w:fill="D9E2F3"/>
           </w:tcPr>
           <w:p>
@@ -1602,7 +1602,7 @@
       <w:tr>
         <w:tc>
           <w:tcPr>
-            <w:tcW w:type="dxa" w:w="1728"/>
+            <w:tcW w:type="dxa" w:w="1984"/>
           </w:tcPr>
           <w:p>
             <w:r>
@@ -1621,7 +1621,7 @@
         </w:tc>
         <w:tc>
           <w:tcPr>
-            <w:tcW w:type="dxa" w:w="1728"/>
+            <w:tcW w:type="dxa" w:w="1984"/>
           </w:tcPr>
           <w:p>
             <w:r>
@@ -1640,7 +1640,7 @@
         </w:tc>
         <w:tc>
           <w:tcPr>
-            <w:tcW w:type="dxa" w:w="1728"/>
+            <w:tcW w:type="dxa" w:w="1984"/>
           </w:tcPr>
           <w:p>
             <w:r>
@@ -1659,7 +1659,7 @@
         </w:tc>
         <w:tc>
           <w:tcPr>
-            <w:tcW w:type="dxa" w:w="1728"/>
+            <w:tcW w:type="dxa" w:w="1984"/>
           </w:tcPr>
           <w:p>
             <w:r>
@@ -1678,7 +1678,7 @@
         </w:tc>
         <w:tc>
           <w:tcPr>
-            <w:tcW w:type="dxa" w:w="1728"/>
+            <w:tcW w:type="dxa" w:w="1984"/>
           </w:tcPr>
           <w:p>
             <w:r>
@@ -1699,7 +1699,7 @@
       <w:tr>
         <w:tc>
           <w:tcPr>
-            <w:tcW w:type="dxa" w:w="1728"/>
+            <w:tcW w:type="dxa" w:w="1984"/>
           </w:tcPr>
           <w:p>
             <w:r>
@@ -1718,7 +1718,7 @@
         </w:tc>
         <w:tc>
           <w:tcPr>
-            <w:tcW w:type="dxa" w:w="1728"/>
+            <w:tcW w:type="dxa" w:w="1984"/>
           </w:tcPr>
           <w:p>
             <w:r>
@@ -1737,7 +1737,7 @@
         </w:tc>
         <w:tc>
           <w:tcPr>
-            <w:tcW w:type="dxa" w:w="1728"/>
+            <w:tcW w:type="dxa" w:w="1984"/>
           </w:tcPr>
           <w:p>
             <w:r>
@@ -1756,7 +1756,7 @@
         </w:tc>
         <w:tc>
           <w:tcPr>
-            <w:tcW w:type="dxa" w:w="1728"/>
+            <w:tcW w:type="dxa" w:w="1984"/>
           </w:tcPr>
           <w:p>
             <w:r>
@@ -1775,7 +1775,7 @@
         </w:tc>
         <w:tc>
           <w:tcPr>
-            <w:tcW w:type="dxa" w:w="1728"/>
+            <w:tcW w:type="dxa" w:w="1984"/>
           </w:tcPr>
           <w:p>
             <w:r>
@@ -1796,7 +1796,7 @@
       <w:tr>
         <w:tc>
           <w:tcPr>
-            <w:tcW w:type="dxa" w:w="1728"/>
+            <w:tcW w:type="dxa" w:w="1984"/>
           </w:tcPr>
           <w:p>
             <w:r>
@@ -1815,7 +1815,7 @@
         </w:tc>
         <w:tc>
           <w:tcPr>
-            <w:tcW w:type="dxa" w:w="1728"/>
+            <w:tcW w:type="dxa" w:w="1984"/>
           </w:tcPr>
           <w:p>
             <w:r>
@@ -1834,7 +1834,7 @@
         </w:tc>
         <w:tc>
           <w:tcPr>
-            <w:tcW w:type="dxa" w:w="1728"/>
+            <w:tcW w:type="dxa" w:w="1984"/>
           </w:tcPr>
           <w:p>
             <w:r>
@@ -1853,7 +1853,7 @@
         </w:tc>
         <w:tc>
           <w:tcPr>
-            <w:tcW w:type="dxa" w:w="1728"/>
+            <w:tcW w:type="dxa" w:w="1984"/>
           </w:tcPr>
           <w:p>
             <w:r>
@@ -1872,7 +1872,7 @@
         </w:tc>
         <w:tc>
           <w:tcPr>
-            <w:tcW w:type="dxa" w:w="1728"/>
+            <w:tcW w:type="dxa" w:w="1984"/>
           </w:tcPr>
           <w:p>
             <w:r>
@@ -1893,7 +1893,7 @@
       <w:tr>
         <w:tc>
           <w:tcPr>
-            <w:tcW w:type="dxa" w:w="1728"/>
+            <w:tcW w:type="dxa" w:w="1984"/>
           </w:tcPr>
           <w:p>
             <w:r>
@@ -1912,7 +1912,7 @@
         </w:tc>
         <w:tc>
           <w:tcPr>
-            <w:tcW w:type="dxa" w:w="1728"/>
+            <w:tcW w:type="dxa" w:w="1984"/>
           </w:tcPr>
           <w:p>
             <w:r>
@@ -1931,7 +1931,7 @@
         </w:tc>
         <w:tc>
           <w:tcPr>
-            <w:tcW w:type="dxa" w:w="1728"/>
+            <w:tcW w:type="dxa" w:w="1984"/>
           </w:tcPr>
           <w:p>
             <w:r>
@@ -1950,7 +1950,7 @@
         </w:tc>
         <w:tc>
           <w:tcPr>
-            <w:tcW w:type="dxa" w:w="1728"/>
+            <w:tcW w:type="dxa" w:w="1984"/>
           </w:tcPr>
           <w:p>
             <w:r>
@@ -1969,7 +1969,7 @@
         </w:tc>
         <w:tc>
           <w:tcPr>
-            <w:tcW w:type="dxa" w:w="1728"/>
+            <w:tcW w:type="dxa" w:w="1984"/>
           </w:tcPr>
           <w:p>
             <w:r>
@@ -1990,7 +1990,7 @@
       <w:tr>
         <w:tc>
           <w:tcPr>
-            <w:tcW w:type="dxa" w:w="1728"/>
+            <w:tcW w:type="dxa" w:w="1984"/>
           </w:tcPr>
           <w:p>
             <w:r>
@@ -2009,7 +2009,7 @@
         </w:tc>
         <w:tc>
           <w:tcPr>
-            <w:tcW w:type="dxa" w:w="1728"/>
+            <w:tcW w:type="dxa" w:w="1984"/>
           </w:tcPr>
           <w:p>
             <w:r>
@@ -2028,7 +2028,7 @@
         </w:tc>
         <w:tc>
           <w:tcPr>
-            <w:tcW w:type="dxa" w:w="1728"/>
+            <w:tcW w:type="dxa" w:w="1984"/>
           </w:tcPr>
           <w:p>
             <w:r>
@@ -2082,7 +2082,7 @@
         </w:tc>
         <w:tc>
           <w:tcPr>
-            <w:tcW w:type="dxa" w:w="1728"/>
+            <w:tcW w:type="dxa" w:w="1984"/>
           </w:tcPr>
           <w:p>
             <w:r>
@@ -2101,7 +2101,7 @@
         </w:tc>
         <w:tc>
           <w:tcPr>
-            <w:tcW w:type="dxa" w:w="1728"/>
+            <w:tcW w:type="dxa" w:w="1984"/>
           </w:tcPr>
           <w:p>
             <w:r>
@@ -2122,7 +2122,7 @@
       <w:tr>
         <w:tc>
           <w:tcPr>
-            <w:tcW w:type="dxa" w:w="1728"/>
+            <w:tcW w:type="dxa" w:w="1984"/>
           </w:tcPr>
           <w:p>
             <w:r>
@@ -2141,7 +2141,7 @@
         </w:tc>
         <w:tc>
           <w:tcPr>
-            <w:tcW w:type="dxa" w:w="1728"/>
+            <w:tcW w:type="dxa" w:w="1984"/>
           </w:tcPr>
           <w:p>
             <w:r>
@@ -2160,7 +2160,7 @@
         </w:tc>
         <w:tc>
           <w:tcPr>
-            <w:tcW w:type="dxa" w:w="1728"/>
+            <w:tcW w:type="dxa" w:w="1984"/>
           </w:tcPr>
           <w:p>
             <w:r>
@@ -2193,7 +2193,7 @@
         </w:tc>
         <w:tc>
           <w:tcPr>
-            <w:tcW w:type="dxa" w:w="1728"/>
+            <w:tcW w:type="dxa" w:w="1984"/>
           </w:tcPr>
           <w:p>
             <w:r>
@@ -2212,7 +2212,7 @@
         </w:tc>
         <w:tc>
           <w:tcPr>
-            <w:tcW w:type="dxa" w:w="1728"/>
+            <w:tcW w:type="dxa" w:w="1984"/>
           </w:tcPr>
           <w:p>
             <w:r>
@@ -2325,19 +2325,19 @@
       <w:tblPr>
         <w:tblStyle w:val="TableGrid"/>
         <w:tblW w:type="auto" w:w="0"/>
-        <w:tblLayout w:type="autofit"/>
+        <w:tblLayout w:type="fixed"/>
         <w:tblLook w:firstColumn="1" w:firstRow="1" w:lastColumn="0" w:lastRow="0" w:noHBand="0" w:noVBand="1" w:val="04A0"/>
       </w:tblPr>
       <w:tblGrid>
-        <w:gridCol w:w="2160"/>
-        <w:gridCol w:w="2160"/>
-        <w:gridCol w:w="2160"/>
-        <w:gridCol w:w="2160"/>
+        <w:gridCol w:w="2480"/>
+        <w:gridCol w:w="2480"/>
+        <w:gridCol w:w="2480"/>
+        <w:gridCol w:w="2480"/>
       </w:tblGrid>
       <w:tr>
         <w:tc>
           <w:tcPr>
-            <w:tcW w:type="dxa" w:w="2160"/>
+            <w:tcW w:type="dxa" w:w="2480"/>
             <w:shd w:fill="D9E2F3"/>
           </w:tcPr>
           <w:p>
@@ -2359,7 +2359,7 @@
         </w:tc>
         <w:tc>
           <w:tcPr>
-            <w:tcW w:type="dxa" w:w="2160"/>
+            <w:tcW w:type="dxa" w:w="2480"/>
             <w:shd w:fill="D9E2F3"/>
           </w:tcPr>
           <w:p>
@@ -2381,7 +2381,7 @@
         </w:tc>
         <w:tc>
           <w:tcPr>
-            <w:tcW w:type="dxa" w:w="2160"/>
+            <w:tcW w:type="dxa" w:w="2480"/>
             <w:shd w:fill="D9E2F3"/>
           </w:tcPr>
           <w:p>
@@ -2403,7 +2403,7 @@
         </w:tc>
         <w:tc>
           <w:tcPr>
-            <w:tcW w:type="dxa" w:w="2160"/>
+            <w:tcW w:type="dxa" w:w="2480"/>
             <w:shd w:fill="D9E2F3"/>
           </w:tcPr>
           <w:p>
@@ -2427,7 +2427,7 @@
       <w:tr>
         <w:tc>
           <w:tcPr>
-            <w:tcW w:type="dxa" w:w="2160"/>
+            <w:tcW w:type="dxa" w:w="2480"/>
           </w:tcPr>
           <w:p>
             <w:r>
@@ -2446,7 +2446,7 @@
         </w:tc>
         <w:tc>
           <w:tcPr>
-            <w:tcW w:type="dxa" w:w="2160"/>
+            <w:tcW w:type="dxa" w:w="2480"/>
           </w:tcPr>
           <w:p>
             <w:r>
@@ -2465,7 +2465,7 @@
         </w:tc>
         <w:tc>
           <w:tcPr>
-            <w:tcW w:type="dxa" w:w="2160"/>
+            <w:tcW w:type="dxa" w:w="2480"/>
           </w:tcPr>
           <w:p>
             <w:r>
@@ -2484,7 +2484,7 @@
         </w:tc>
         <w:tc>
           <w:tcPr>
-            <w:tcW w:type="dxa" w:w="2160"/>
+            <w:tcW w:type="dxa" w:w="2480"/>
           </w:tcPr>
           <w:p>
             <w:r>
@@ -2519,7 +2519,7 @@
       <w:tr>
         <w:tc>
           <w:tcPr>
-            <w:tcW w:type="dxa" w:w="2160"/>
+            <w:tcW w:type="dxa" w:w="2480"/>
           </w:tcPr>
           <w:p>
             <w:r>
@@ -2538,7 +2538,7 @@
         </w:tc>
         <w:tc>
           <w:tcPr>
-            <w:tcW w:type="dxa" w:w="2160"/>
+            <w:tcW w:type="dxa" w:w="2480"/>
           </w:tcPr>
           <w:p>
             <w:r>
@@ -2557,7 +2557,7 @@
         </w:tc>
         <w:tc>
           <w:tcPr>
-            <w:tcW w:type="dxa" w:w="2160"/>
+            <w:tcW w:type="dxa" w:w="2480"/>
           </w:tcPr>
           <w:p>
             <w:r>
@@ -2576,7 +2576,7 @@
         </w:tc>
         <w:tc>
           <w:tcPr>
-            <w:tcW w:type="dxa" w:w="2160"/>
+            <w:tcW w:type="dxa" w:w="2480"/>
           </w:tcPr>
           <w:p>
             <w:r>
@@ -2597,7 +2597,7 @@
       <w:tr>
         <w:tc>
           <w:tcPr>
-            <w:tcW w:type="dxa" w:w="2160"/>
+            <w:tcW w:type="dxa" w:w="2480"/>
           </w:tcPr>
           <w:p>
             <w:r>
@@ -2616,7 +2616,7 @@
         </w:tc>
         <w:tc>
           <w:tcPr>
-            <w:tcW w:type="dxa" w:w="2160"/>
+            <w:tcW w:type="dxa" w:w="2480"/>
           </w:tcPr>
           <w:p>
             <w:r>
@@ -2635,7 +2635,7 @@
         </w:tc>
         <w:tc>
           <w:tcPr>
-            <w:tcW w:type="dxa" w:w="2160"/>
+            <w:tcW w:type="dxa" w:w="2480"/>
           </w:tcPr>
           <w:p>
             <w:r>
@@ -2654,7 +2654,7 @@
         </w:tc>
         <w:tc>
           <w:tcPr>
-            <w:tcW w:type="dxa" w:w="2160"/>
+            <w:tcW w:type="dxa" w:w="2480"/>
           </w:tcPr>
           <w:p>
             <w:r>
@@ -2675,7 +2675,7 @@
       <w:tr>
         <w:tc>
           <w:tcPr>
-            <w:tcW w:type="dxa" w:w="2160"/>
+            <w:tcW w:type="dxa" w:w="2480"/>
           </w:tcPr>
           <w:p>
             <w:r>
@@ -2694,7 +2694,7 @@
         </w:tc>
         <w:tc>
           <w:tcPr>
-            <w:tcW w:type="dxa" w:w="2160"/>
+            <w:tcW w:type="dxa" w:w="2480"/>
           </w:tcPr>
           <w:p>
             <w:r>
@@ -2713,7 +2713,7 @@
         </w:tc>
         <w:tc>
           <w:tcPr>
-            <w:tcW w:type="dxa" w:w="2160"/>
+            <w:tcW w:type="dxa" w:w="2480"/>
           </w:tcPr>
           <w:p>
             <w:r>
@@ -2746,7 +2746,7 @@
         </w:tc>
         <w:tc>
           <w:tcPr>
-            <w:tcW w:type="dxa" w:w="2160"/>
+            <w:tcW w:type="dxa" w:w="2480"/>
           </w:tcPr>
           <w:p>
             <w:r>
@@ -2767,7 +2767,7 @@
       <w:tr>
         <w:tc>
           <w:tcPr>
-            <w:tcW w:type="dxa" w:w="2160"/>
+            <w:tcW w:type="dxa" w:w="2480"/>
           </w:tcPr>
           <w:p>
             <w:r>
@@ -2786,7 +2786,7 @@
         </w:tc>
         <w:tc>
           <w:tcPr>
-            <w:tcW w:type="dxa" w:w="2160"/>
+            <w:tcW w:type="dxa" w:w="2480"/>
           </w:tcPr>
           <w:p>
             <w:r>
@@ -2805,7 +2805,7 @@
         </w:tc>
         <w:tc>
           <w:tcPr>
-            <w:tcW w:type="dxa" w:w="2160"/>
+            <w:tcW w:type="dxa" w:w="2480"/>
           </w:tcPr>
           <w:p>
             <w:r>
@@ -2838,7 +2838,7 @@
         </w:tc>
         <w:tc>
           <w:tcPr>
-            <w:tcW w:type="dxa" w:w="2160"/>
+            <w:tcW w:type="dxa" w:w="2480"/>
           </w:tcPr>
           <w:p>
             <w:r>
@@ -2941,17 +2941,17 @@
       <w:tblPr>
         <w:tblStyle w:val="TableGrid"/>
         <w:tblW w:type="auto" w:w="0"/>
-        <w:tblLayout w:type="autofit"/>
+        <w:tblLayout w:type="fixed"/>
         <w:tblLook w:firstColumn="1" w:firstRow="1" w:lastColumn="0" w:lastRow="0" w:noHBand="0" w:noVBand="1" w:val="04A0"/>
       </w:tblPr>
       <w:tblGrid>
-        <w:gridCol w:w="4320"/>
-        <w:gridCol w:w="4320"/>
+        <w:gridCol w:w="4961"/>
+        <w:gridCol w:w="4961"/>
       </w:tblGrid>
       <w:tr>
         <w:tc>
           <w:tcPr>
-            <w:tcW w:type="dxa" w:w="4320"/>
+            <w:tcW w:type="dxa" w:w="4961"/>
             <w:shd w:fill="D9E2F3"/>
           </w:tcPr>
           <w:p>
@@ -2973,7 +2973,7 @@
         </w:tc>
         <w:tc>
           <w:tcPr>
-            <w:tcW w:type="dxa" w:w="4320"/>
+            <w:tcW w:type="dxa" w:w="4961"/>
             <w:shd w:fill="D9E2F3"/>
           </w:tcPr>
           <w:p>
@@ -2997,7 +2997,7 @@
       <w:tr>
         <w:tc>
           <w:tcPr>
-            <w:tcW w:type="dxa" w:w="4320"/>
+            <w:tcW w:type="dxa" w:w="4961"/>
           </w:tcPr>
           <w:p>
             <w:r>
@@ -3016,7 +3016,7 @@
         </w:tc>
         <w:tc>
           <w:tcPr>
-            <w:tcW w:type="dxa" w:w="4320"/>
+            <w:tcW w:type="dxa" w:w="4961"/>
           </w:tcPr>
           <w:p>
             <w:r>
@@ -3044,7 +3044,7 @@
       <w:tr>
         <w:tc>
           <w:tcPr>
-            <w:tcW w:type="dxa" w:w="4320"/>
+            <w:tcW w:type="dxa" w:w="4961"/>
           </w:tcPr>
           <w:p>
             <w:r>
@@ -3063,7 +3063,7 @@
         </w:tc>
         <w:tc>
           <w:tcPr>
-            <w:tcW w:type="dxa" w:w="4320"/>
+            <w:tcW w:type="dxa" w:w="4961"/>
           </w:tcPr>
           <w:p>
             <w:r>
@@ -3091,7 +3091,7 @@
       <w:tr>
         <w:tc>
           <w:tcPr>
-            <w:tcW w:type="dxa" w:w="4320"/>
+            <w:tcW w:type="dxa" w:w="4961"/>
           </w:tcPr>
           <w:p>
             <w:r>
@@ -3110,7 +3110,7 @@
         </w:tc>
         <w:tc>
           <w:tcPr>
-            <w:tcW w:type="dxa" w:w="4320"/>
+            <w:tcW w:type="dxa" w:w="4961"/>
           </w:tcPr>
           <w:p>
             <w:r>
@@ -3173,7 +3173,7 @@
       <w:tr>
         <w:tc>
           <w:tcPr>
-            <w:tcW w:type="dxa" w:w="4320"/>
+            <w:tcW w:type="dxa" w:w="4961"/>
           </w:tcPr>
           <w:p>
             <w:r>
@@ -3192,7 +3192,7 @@
         </w:tc>
         <w:tc>
           <w:tcPr>
-            <w:tcW w:type="dxa" w:w="4320"/>
+            <w:tcW w:type="dxa" w:w="4961"/>
           </w:tcPr>
           <w:p>
             <w:r>
@@ -3227,7 +3227,7 @@
       <w:tr>
         <w:tc>
           <w:tcPr>
-            <w:tcW w:type="dxa" w:w="4320"/>
+            <w:tcW w:type="dxa" w:w="4961"/>
           </w:tcPr>
           <w:p>
             <w:r>
@@ -3246,7 +3246,7 @@
         </w:tc>
         <w:tc>
           <w:tcPr>
-            <w:tcW w:type="dxa" w:w="4320"/>
+            <w:tcW w:type="dxa" w:w="4961"/>
           </w:tcPr>
           <w:p>
             <w:r>
@@ -3295,7 +3295,7 @@
       <w:tr>
         <w:tc>
           <w:tcPr>
-            <w:tcW w:type="dxa" w:w="4320"/>
+            <w:tcW w:type="dxa" w:w="4961"/>
           </w:tcPr>
           <w:p>
             <w:r>
@@ -3314,7 +3314,7 @@
         </w:tc>
         <w:tc>
           <w:tcPr>
-            <w:tcW w:type="dxa" w:w="4320"/>
+            <w:tcW w:type="dxa" w:w="4961"/>
           </w:tcPr>
           <w:p>
             <w:r>
@@ -3349,7 +3349,7 @@
       <w:tr>
         <w:tc>
           <w:tcPr>
-            <w:tcW w:type="dxa" w:w="4320"/>
+            <w:tcW w:type="dxa" w:w="4961"/>
           </w:tcPr>
           <w:p>
             <w:r>
@@ -3368,7 +3368,7 @@
         </w:tc>
         <w:tc>
           <w:tcPr>
-            <w:tcW w:type="dxa" w:w="4320"/>
+            <w:tcW w:type="dxa" w:w="4961"/>
           </w:tcPr>
           <w:p>
             <w:r>
@@ -3389,7 +3389,7 @@
       <w:tr>
         <w:tc>
           <w:tcPr>
-            <w:tcW w:type="dxa" w:w="4320"/>
+            <w:tcW w:type="dxa" w:w="4961"/>
           </w:tcPr>
           <w:p>
             <w:r>
@@ -3408,7 +3408,7 @@
         </w:tc>
         <w:tc>
           <w:tcPr>
-            <w:tcW w:type="dxa" w:w="4320"/>
+            <w:tcW w:type="dxa" w:w="4961"/>
           </w:tcPr>
           <w:p>
             <w:r>
@@ -3511,36 +3511,36 @@
       <w:tblPr>
         <w:tblStyle w:val="TableGrid"/>
         <w:tblW w:type="auto" w:w="0"/>
-        <w:tblLayout w:type="autofit"/>
+        <w:tblLayout w:type="fixed"/>
         <w:tblLook w:firstColumn="1" w:firstRow="1" w:lastColumn="0" w:lastRow="0" w:noHBand="0" w:noVBand="1" w:val="04A0"/>
       </w:tblPr>
       <w:tblGrid>
-        <w:gridCol w:w="1234"/>
-        <w:gridCol w:w="1234"/>
-        <w:gridCol w:w="1234"/>
-        <w:gridCol w:w="1234"/>
-        <w:gridCol w:w="1234"/>
-        <w:gridCol w:w="1234"/>
-        <w:gridCol w:w="1234"/>
+        <w:gridCol w:w="1417"/>
+        <w:gridCol w:w="1417"/>
+        <w:gridCol w:w="1417"/>
+        <w:gridCol w:w="1417"/>
+        <w:gridCol w:w="1417"/>
+        <w:gridCol w:w="1417"/>
+        <w:gridCol w:w="1417"/>
       </w:tblGrid>
       <w:tr>
         <w:tc>
           <w:tcPr>
-            <w:tcW w:type="dxa" w:w="1234"/>
+            <w:tcW w:type="dxa" w:w="1417"/>
             <w:shd w:fill="D9E2F3"/>
           </w:tcPr>
           <w:p>
             <w:r>
               <w:rPr>
                 <w:b/>
-                <w:sz w:val="18"/>
+                <w:sz w:val="17"/>
               </w:rPr>
             </w:r>
             <w:r>
               <w:rPr>
                 <w:rFonts w:ascii="Yu Gothic" w:hAnsi="Yu Gothic" w:eastAsia="Yu Gothic"/>
                 <w:b/>
-                <w:sz w:val="18"/>
+                <w:sz w:val="17"/>
               </w:rPr>
               <w:t>CR番号</w:t>
             </w:r>
@@ -3548,21 +3548,21 @@
         </w:tc>
         <w:tc>
           <w:tcPr>
-            <w:tcW w:type="dxa" w:w="1234"/>
+            <w:tcW w:type="dxa" w:w="1417"/>
             <w:shd w:fill="D9E2F3"/>
           </w:tcPr>
           <w:p>
             <w:r>
               <w:rPr>
                 <w:b/>
-                <w:sz w:val="18"/>
+                <w:sz w:val="17"/>
               </w:rPr>
             </w:r>
             <w:r>
               <w:rPr>
                 <w:rFonts w:ascii="Yu Gothic" w:hAnsi="Yu Gothic" w:eastAsia="Yu Gothic"/>
                 <w:b/>
-                <w:sz w:val="18"/>
+                <w:sz w:val="17"/>
               </w:rPr>
               <w:t>日付</w:t>
             </w:r>
@@ -3570,21 +3570,21 @@
         </w:tc>
         <w:tc>
           <w:tcPr>
-            <w:tcW w:type="dxa" w:w="1234"/>
+            <w:tcW w:type="dxa" w:w="1417"/>
             <w:shd w:fill="D9E2F3"/>
           </w:tcPr>
           <w:p>
             <w:r>
               <w:rPr>
                 <w:b/>
-                <w:sz w:val="18"/>
+                <w:sz w:val="17"/>
               </w:rPr>
             </w:r>
             <w:r>
               <w:rPr>
                 <w:rFonts w:ascii="Yu Gothic" w:hAnsi="Yu Gothic" w:eastAsia="Yu Gothic"/>
                 <w:b/>
-                <w:sz w:val="18"/>
+                <w:sz w:val="17"/>
               </w:rPr>
               <w:t>分類</w:t>
             </w:r>
@@ -3592,21 +3592,21 @@
         </w:tc>
         <w:tc>
           <w:tcPr>
-            <w:tcW w:type="dxa" w:w="1234"/>
+            <w:tcW w:type="dxa" w:w="1417"/>
             <w:shd w:fill="D9E2F3"/>
           </w:tcPr>
           <w:p>
             <w:r>
               <w:rPr>
                 <w:b/>
-                <w:sz w:val="18"/>
+                <w:sz w:val="17"/>
               </w:rPr>
             </w:r>
             <w:r>
               <w:rPr>
                 <w:rFonts w:ascii="Yu Gothic" w:hAnsi="Yu Gothic" w:eastAsia="Yu Gothic"/>
                 <w:b/>
-                <w:sz w:val="18"/>
+                <w:sz w:val="17"/>
               </w:rPr>
               <w:t>内容</w:t>
             </w:r>
@@ -3614,21 +3614,21 @@
         </w:tc>
         <w:tc>
           <w:tcPr>
-            <w:tcW w:type="dxa" w:w="1234"/>
+            <w:tcW w:type="dxa" w:w="1417"/>
             <w:shd w:fill="D9E2F3"/>
           </w:tcPr>
           <w:p>
             <w:r>
               <w:rPr>
                 <w:b/>
-                <w:sz w:val="18"/>
+                <w:sz w:val="17"/>
               </w:rPr>
             </w:r>
             <w:r>
               <w:rPr>
                 <w:rFonts w:ascii="Yu Gothic" w:hAnsi="Yu Gothic" w:eastAsia="Yu Gothic"/>
                 <w:b/>
-                <w:sz w:val="18"/>
+                <w:sz w:val="17"/>
               </w:rPr>
               <w:t>対象</w:t>
             </w:r>
@@ -3636,21 +3636,21 @@
         </w:tc>
         <w:tc>
           <w:tcPr>
-            <w:tcW w:type="dxa" w:w="1234"/>
+            <w:tcW w:type="dxa" w:w="1417"/>
             <w:shd w:fill="D9E2F3"/>
           </w:tcPr>
           <w:p>
             <w:r>
               <w:rPr>
                 <w:b/>
-                <w:sz w:val="18"/>
+                <w:sz w:val="17"/>
               </w:rPr>
             </w:r>
             <w:r>
               <w:rPr>
                 <w:rFonts w:ascii="Yu Gothic" w:hAnsi="Yu Gothic" w:eastAsia="Yu Gothic"/>
                 <w:b/>
-                <w:sz w:val="18"/>
+                <w:sz w:val="17"/>
               </w:rPr>
               <w:t>コミット</w:t>
             </w:r>
@@ -3658,21 +3658,21 @@
         </w:tc>
         <w:tc>
           <w:tcPr>
-            <w:tcW w:type="dxa" w:w="1234"/>
+            <w:tcW w:type="dxa" w:w="1417"/>
             <w:shd w:fill="D9E2F3"/>
           </w:tcPr>
           <w:p>
             <w:r>
               <w:rPr>
                 <w:b/>
-                <w:sz w:val="18"/>
+                <w:sz w:val="17"/>
               </w:rPr>
             </w:r>
             <w:r>
               <w:rPr>
                 <w:rFonts w:ascii="Yu Gothic" w:hAnsi="Yu Gothic" w:eastAsia="Yu Gothic"/>
                 <w:b/>
-                <w:sz w:val="18"/>
+                <w:sz w:val="17"/>
               </w:rPr>
               <w:t>状態</w:t>
             </w:r>
@@ -3682,18 +3682,18 @@
       <w:tr>
         <w:tc>
           <w:tcPr>
-            <w:tcW w:type="dxa" w:w="1234"/>
-          </w:tcPr>
-          <w:p>
-            <w:r>
-              <w:rPr>
-                <w:sz w:val="18"/>
-              </w:rPr>
-            </w:r>
-            <w:r>
-              <w:rPr>
-                <w:rFonts w:ascii="Yu Gothic" w:hAnsi="Yu Gothic" w:eastAsia="Yu Gothic"/>
-                <w:sz w:val="18"/>
+            <w:tcW w:type="dxa" w:w="1417"/>
+          </w:tcPr>
+          <w:p>
+            <w:r>
+              <w:rPr>
+                <w:sz w:val="17"/>
+              </w:rPr>
+            </w:r>
+            <w:r>
+              <w:rPr>
+                <w:rFonts w:ascii="Yu Gothic" w:hAnsi="Yu Gothic" w:eastAsia="Yu Gothic"/>
+                <w:sz w:val="17"/>
               </w:rPr>
               <w:t>CR-001</w:t>
             </w:r>
@@ -3701,18 +3701,18 @@
         </w:tc>
         <w:tc>
           <w:tcPr>
-            <w:tcW w:type="dxa" w:w="1234"/>
-          </w:tcPr>
-          <w:p>
-            <w:r>
-              <w:rPr>
-                <w:sz w:val="18"/>
-              </w:rPr>
-            </w:r>
-            <w:r>
-              <w:rPr>
-                <w:rFonts w:ascii="Yu Gothic" w:hAnsi="Yu Gothic" w:eastAsia="Yu Gothic"/>
-                <w:sz w:val="18"/>
+            <w:tcW w:type="dxa" w:w="1417"/>
+          </w:tcPr>
+          <w:p>
+            <w:r>
+              <w:rPr>
+                <w:sz w:val="17"/>
+              </w:rPr>
+            </w:r>
+            <w:r>
+              <w:rPr>
+                <w:rFonts w:ascii="Yu Gothic" w:hAnsi="Yu Gothic" w:eastAsia="Yu Gothic"/>
+                <w:sz w:val="17"/>
               </w:rPr>
               <w:t>2026-08-02</w:t>
             </w:r>
@@ -3720,18 +3720,18 @@
         </w:tc>
         <w:tc>
           <w:tcPr>
-            <w:tcW w:type="dxa" w:w="1234"/>
-          </w:tcPr>
-          <w:p>
-            <w:r>
-              <w:rPr>
-                <w:sz w:val="18"/>
-              </w:rPr>
-            </w:r>
-            <w:r>
-              <w:rPr>
-                <w:rFonts w:ascii="Yu Gothic" w:hAnsi="Yu Gothic" w:eastAsia="Yu Gothic"/>
-                <w:sz w:val="18"/>
+            <w:tcW w:type="dxa" w:w="1417"/>
+          </w:tcPr>
+          <w:p>
+            <w:r>
+              <w:rPr>
+                <w:sz w:val="17"/>
+              </w:rPr>
+            </w:r>
+            <w:r>
+              <w:rPr>
+                <w:rFonts w:ascii="Yu Gothic" w:hAnsi="Yu Gothic" w:eastAsia="Yu Gothic"/>
+                <w:sz w:val="17"/>
               </w:rPr>
               <w:t>文書のみ</w:t>
             </w:r>
@@ -3739,18 +3739,18 @@
         </w:tc>
         <w:tc>
           <w:tcPr>
-            <w:tcW w:type="dxa" w:w="1234"/>
-          </w:tcPr>
-          <w:p>
-            <w:r>
-              <w:rPr>
-                <w:sz w:val="18"/>
-              </w:rPr>
-            </w:r>
-            <w:r>
-              <w:rPr>
-                <w:rFonts w:ascii="Yu Gothic" w:hAnsi="Yu Gothic" w:eastAsia="Yu Gothic"/>
-                <w:sz w:val="18"/>
+            <w:tcW w:type="dxa" w:w="1417"/>
+          </w:tcPr>
+          <w:p>
+            <w:r>
+              <w:rPr>
+                <w:sz w:val="17"/>
+              </w:rPr>
+            </w:r>
+            <w:r>
+              <w:rPr>
+                <w:rFonts w:ascii="Yu Gothic" w:hAnsi="Yu Gothic" w:eastAsia="Yu Gothic"/>
+                <w:sz w:val="17"/>
               </w:rPr>
               <w:t>役目を終えた設計ドキュメントとプロトタイプを削除する</w:t>
             </w:r>
@@ -3758,18 +3758,18 @@
         </w:tc>
         <w:tc>
           <w:tcPr>
-            <w:tcW w:type="dxa" w:w="1234"/>
-          </w:tcPr>
-          <w:p>
-            <w:r>
-              <w:rPr>
-                <w:sz w:val="18"/>
-              </w:rPr>
-            </w:r>
-            <w:r>
-              <w:rPr>
-                <w:rFonts w:ascii="Yu Gothic" w:hAnsi="Yu Gothic" w:eastAsia="Yu Gothic"/>
-                <w:sz w:val="18"/>
+            <w:tcW w:type="dxa" w:w="1417"/>
+          </w:tcPr>
+          <w:p>
+            <w:r>
+              <w:rPr>
+                <w:sz w:val="17"/>
+              </w:rPr>
+            </w:r>
+            <w:r>
+              <w:rPr>
+                <w:rFonts w:ascii="Yu Gothic" w:hAnsi="Yu Gothic" w:eastAsia="Yu Gothic"/>
+                <w:sz w:val="17"/>
               </w:rPr>
               <w:t>設計文書</w:t>
             </w:r>
@@ -3777,18 +3777,18 @@
         </w:tc>
         <w:tc>
           <w:tcPr>
-            <w:tcW w:type="dxa" w:w="1234"/>
-          </w:tcPr>
-          <w:p>
-            <w:r>
-              <w:rPr>
-                <w:sz w:val="18"/>
+            <w:tcW w:type="dxa" w:w="1417"/>
+          </w:tcPr>
+          <w:p>
+            <w:r>
+              <w:rPr>
+                <w:sz w:val="17"/>
               </w:rPr>
             </w:r>
             <w:r>
               <w:rPr>
                 <w:rFonts w:ascii="Consolas" w:hAnsi="Consolas" w:eastAsia="Consolas"/>
-                <w:sz w:val="18"/>
+                <w:sz w:val="17"/>
               </w:rPr>
               <w:t>9b869a5</w:t>
             </w:r>
@@ -3796,18 +3796,18 @@
         </w:tc>
         <w:tc>
           <w:tcPr>
-            <w:tcW w:type="dxa" w:w="1234"/>
-          </w:tcPr>
-          <w:p>
-            <w:r>
-              <w:rPr>
-                <w:sz w:val="18"/>
-              </w:rPr>
-            </w:r>
-            <w:r>
-              <w:rPr>
-                <w:rFonts w:ascii="Yu Gothic" w:hAnsi="Yu Gothic" w:eastAsia="Yu Gothic"/>
-                <w:sz w:val="18"/>
+            <w:tcW w:type="dxa" w:w="1417"/>
+          </w:tcPr>
+          <w:p>
+            <w:r>
+              <w:rPr>
+                <w:sz w:val="17"/>
+              </w:rPr>
+            </w:r>
+            <w:r>
+              <w:rPr>
+                <w:rFonts w:ascii="Yu Gothic" w:hAnsi="Yu Gothic" w:eastAsia="Yu Gothic"/>
+                <w:sz w:val="17"/>
               </w:rPr>
               <w:t>クローズ</w:t>
             </w:r>
@@ -3817,18 +3817,18 @@
       <w:tr>
         <w:tc>
           <w:tcPr>
-            <w:tcW w:type="dxa" w:w="1234"/>
-          </w:tcPr>
-          <w:p>
-            <w:r>
-              <w:rPr>
-                <w:sz w:val="18"/>
-              </w:rPr>
-            </w:r>
-            <w:r>
-              <w:rPr>
-                <w:rFonts w:ascii="Yu Gothic" w:hAnsi="Yu Gothic" w:eastAsia="Yu Gothic"/>
-                <w:sz w:val="18"/>
+            <w:tcW w:type="dxa" w:w="1417"/>
+          </w:tcPr>
+          <w:p>
+            <w:r>
+              <w:rPr>
+                <w:sz w:val="17"/>
+              </w:rPr>
+            </w:r>
+            <w:r>
+              <w:rPr>
+                <w:rFonts w:ascii="Yu Gothic" w:hAnsi="Yu Gothic" w:eastAsia="Yu Gothic"/>
+                <w:sz w:val="17"/>
               </w:rPr>
               <w:t>CR-002</w:t>
             </w:r>
@@ -3836,18 +3836,18 @@
         </w:tc>
         <w:tc>
           <w:tcPr>
-            <w:tcW w:type="dxa" w:w="1234"/>
-          </w:tcPr>
-          <w:p>
-            <w:r>
-              <w:rPr>
-                <w:sz w:val="18"/>
-              </w:rPr>
-            </w:r>
-            <w:r>
-              <w:rPr>
-                <w:rFonts w:ascii="Yu Gothic" w:hAnsi="Yu Gothic" w:eastAsia="Yu Gothic"/>
-                <w:sz w:val="18"/>
+            <w:tcW w:type="dxa" w:w="1417"/>
+          </w:tcPr>
+          <w:p>
+            <w:r>
+              <w:rPr>
+                <w:sz w:val="17"/>
+              </w:rPr>
+            </w:r>
+            <w:r>
+              <w:rPr>
+                <w:rFonts w:ascii="Yu Gothic" w:hAnsi="Yu Gothic" w:eastAsia="Yu Gothic"/>
+                <w:sz w:val="17"/>
               </w:rPr>
               <w:t>2026-08-02</w:t>
             </w:r>
@@ -3855,18 +3855,18 @@
         </w:tc>
         <w:tc>
           <w:tcPr>
-            <w:tcW w:type="dxa" w:w="1234"/>
-          </w:tcPr>
-          <w:p>
-            <w:r>
-              <w:rPr>
-                <w:sz w:val="18"/>
-              </w:rPr>
-            </w:r>
-            <w:r>
-              <w:rPr>
-                <w:rFonts w:ascii="Yu Gothic" w:hAnsi="Yu Gothic" w:eastAsia="Yu Gothic"/>
-                <w:sz w:val="18"/>
+            <w:tcW w:type="dxa" w:w="1417"/>
+          </w:tcPr>
+          <w:p>
+            <w:r>
+              <w:rPr>
+                <w:sz w:val="17"/>
+              </w:rPr>
+            </w:r>
+            <w:r>
+              <w:rPr>
+                <w:rFonts w:ascii="Yu Gothic" w:hAnsi="Yu Gothic" w:eastAsia="Yu Gothic"/>
+                <w:sz w:val="17"/>
               </w:rPr>
               <w:t>リファクタリング</w:t>
             </w:r>
@@ -3874,18 +3874,18 @@
         </w:tc>
         <w:tc>
           <w:tcPr>
-            <w:tcW w:type="dxa" w:w="1234"/>
-          </w:tcPr>
-          <w:p>
-            <w:r>
-              <w:rPr>
-                <w:sz w:val="18"/>
-              </w:rPr>
-            </w:r>
-            <w:r>
-              <w:rPr>
-                <w:rFonts w:ascii="Yu Gothic" w:hAnsi="Yu Gothic" w:eastAsia="Yu Gothic"/>
-                <w:sz w:val="18"/>
+            <w:tcW w:type="dxa" w:w="1417"/>
+          </w:tcPr>
+          <w:p>
+            <w:r>
+              <w:rPr>
+                <w:sz w:val="17"/>
+              </w:rPr>
+            </w:r>
+            <w:r>
+              <w:rPr>
+                <w:rFonts w:ascii="Yu Gothic" w:hAnsi="Yu Gothic" w:eastAsia="Yu Gothic"/>
+                <w:sz w:val="17"/>
               </w:rPr>
               <w:t>マルチテナント認証の重複と無駄を減らす</w:t>
             </w:r>
@@ -3893,18 +3893,18 @@
         </w:tc>
         <w:tc>
           <w:tcPr>
-            <w:tcW w:type="dxa" w:w="1234"/>
-          </w:tcPr>
-          <w:p>
-            <w:r>
-              <w:rPr>
-                <w:sz w:val="18"/>
-              </w:rPr>
-            </w:r>
-            <w:r>
-              <w:rPr>
-                <w:rFonts w:ascii="Yu Gothic" w:hAnsi="Yu Gothic" w:eastAsia="Yu Gothic"/>
-                <w:sz w:val="18"/>
+            <w:tcW w:type="dxa" w:w="1417"/>
+          </w:tcPr>
+          <w:p>
+            <w:r>
+              <w:rPr>
+                <w:sz w:val="17"/>
+              </w:rPr>
+            </w:r>
+            <w:r>
+              <w:rPr>
+                <w:rFonts w:ascii="Yu Gothic" w:hAnsi="Yu Gothic" w:eastAsia="Yu Gothic"/>
+                <w:sz w:val="17"/>
               </w:rPr>
               <w:t>認証/テナント</w:t>
             </w:r>
@@ -3912,18 +3912,18 @@
         </w:tc>
         <w:tc>
           <w:tcPr>
-            <w:tcW w:type="dxa" w:w="1234"/>
-          </w:tcPr>
-          <w:p>
-            <w:r>
-              <w:rPr>
-                <w:sz w:val="18"/>
+            <w:tcW w:type="dxa" w:w="1417"/>
+          </w:tcPr>
+          <w:p>
+            <w:r>
+              <w:rPr>
+                <w:sz w:val="17"/>
               </w:rPr>
             </w:r>
             <w:r>
               <w:rPr>
                 <w:rFonts w:ascii="Consolas" w:hAnsi="Consolas" w:eastAsia="Consolas"/>
-                <w:sz w:val="18"/>
+                <w:sz w:val="17"/>
               </w:rPr>
               <w:t>0fb1e28</w:t>
             </w:r>
@@ -3931,18 +3931,18 @@
         </w:tc>
         <w:tc>
           <w:tcPr>
-            <w:tcW w:type="dxa" w:w="1234"/>
-          </w:tcPr>
-          <w:p>
-            <w:r>
-              <w:rPr>
-                <w:sz w:val="18"/>
-              </w:rPr>
-            </w:r>
-            <w:r>
-              <w:rPr>
-                <w:rFonts w:ascii="Yu Gothic" w:hAnsi="Yu Gothic" w:eastAsia="Yu Gothic"/>
-                <w:sz w:val="18"/>
+            <w:tcW w:type="dxa" w:w="1417"/>
+          </w:tcPr>
+          <w:p>
+            <w:r>
+              <w:rPr>
+                <w:sz w:val="17"/>
+              </w:rPr>
+            </w:r>
+            <w:r>
+              <w:rPr>
+                <w:rFonts w:ascii="Yu Gothic" w:hAnsi="Yu Gothic" w:eastAsia="Yu Gothic"/>
+                <w:sz w:val="17"/>
               </w:rPr>
               <w:t>クローズ</w:t>
             </w:r>
@@ -3952,18 +3952,18 @@
       <w:tr>
         <w:tc>
           <w:tcPr>
-            <w:tcW w:type="dxa" w:w="1234"/>
-          </w:tcPr>
-          <w:p>
-            <w:r>
-              <w:rPr>
-                <w:sz w:val="18"/>
-              </w:rPr>
-            </w:r>
-            <w:r>
-              <w:rPr>
-                <w:rFonts w:ascii="Yu Gothic" w:hAnsi="Yu Gothic" w:eastAsia="Yu Gothic"/>
-                <w:sz w:val="18"/>
+            <w:tcW w:type="dxa" w:w="1417"/>
+          </w:tcPr>
+          <w:p>
+            <w:r>
+              <w:rPr>
+                <w:sz w:val="17"/>
+              </w:rPr>
+            </w:r>
+            <w:r>
+              <w:rPr>
+                <w:rFonts w:ascii="Yu Gothic" w:hAnsi="Yu Gothic" w:eastAsia="Yu Gothic"/>
+                <w:sz w:val="17"/>
               </w:rPr>
               <w:t>CR-003</w:t>
             </w:r>
@@ -3971,18 +3971,18 @@
         </w:tc>
         <w:tc>
           <w:tcPr>
-            <w:tcW w:type="dxa" w:w="1234"/>
-          </w:tcPr>
-          <w:p>
-            <w:r>
-              <w:rPr>
-                <w:sz w:val="18"/>
-              </w:rPr>
-            </w:r>
-            <w:r>
-              <w:rPr>
-                <w:rFonts w:ascii="Yu Gothic" w:hAnsi="Yu Gothic" w:eastAsia="Yu Gothic"/>
-                <w:sz w:val="18"/>
+            <w:tcW w:type="dxa" w:w="1417"/>
+          </w:tcPr>
+          <w:p>
+            <w:r>
+              <w:rPr>
+                <w:sz w:val="17"/>
+              </w:rPr>
+            </w:r>
+            <w:r>
+              <w:rPr>
+                <w:rFonts w:ascii="Yu Gothic" w:hAnsi="Yu Gothic" w:eastAsia="Yu Gothic"/>
+                <w:sz w:val="17"/>
               </w:rPr>
               <w:t>2026-08-02</w:t>
             </w:r>
@@ -3990,18 +3990,18 @@
         </w:tc>
         <w:tc>
           <w:tcPr>
-            <w:tcW w:type="dxa" w:w="1234"/>
-          </w:tcPr>
-          <w:p>
-            <w:r>
-              <w:rPr>
-                <w:sz w:val="18"/>
-              </w:rPr>
-            </w:r>
-            <w:r>
-              <w:rPr>
-                <w:rFonts w:ascii="Yu Gothic" w:hAnsi="Yu Gothic" w:eastAsia="Yu Gothic"/>
-                <w:sz w:val="18"/>
+            <w:tcW w:type="dxa" w:w="1417"/>
+          </w:tcPr>
+          <w:p>
+            <w:r>
+              <w:rPr>
+                <w:sz w:val="17"/>
+              </w:rPr>
+            </w:r>
+            <w:r>
+              <w:rPr>
+                <w:rFonts w:ascii="Yu Gothic" w:hAnsi="Yu Gothic" w:eastAsia="Yu Gothic"/>
+                <w:sz w:val="17"/>
               </w:rPr>
               <w:t>不具合修正</w:t>
             </w:r>
@@ -4009,18 +4009,18 @@
         </w:tc>
         <w:tc>
           <w:tcPr>
-            <w:tcW w:type="dxa" w:w="1234"/>
-          </w:tcPr>
-          <w:p>
-            <w:r>
-              <w:rPr>
-                <w:sz w:val="18"/>
-              </w:rPr>
-            </w:r>
-            <w:r>
-              <w:rPr>
-                <w:rFonts w:ascii="Yu Gothic" w:hAnsi="Yu Gothic" w:eastAsia="Yu Gothic"/>
-                <w:sz w:val="18"/>
+            <w:tcW w:type="dxa" w:w="1417"/>
+          </w:tcPr>
+          <w:p>
+            <w:r>
+              <w:rPr>
+                <w:sz w:val="17"/>
+              </w:rPr>
+            </w:r>
+            <w:r>
+              <w:rPr>
+                <w:rFonts w:ascii="Yu Gothic" w:hAnsi="Yu Gothic" w:eastAsia="Yu Gothic"/>
+                <w:sz w:val="17"/>
               </w:rPr>
               <w:t>ログイン後の遷移を「ユーザー選択→テナント選択→システム選択」にする</w:t>
             </w:r>
@@ -4028,18 +4028,18 @@
         </w:tc>
         <w:tc>
           <w:tcPr>
-            <w:tcW w:type="dxa" w:w="1234"/>
-          </w:tcPr>
-          <w:p>
-            <w:r>
-              <w:rPr>
-                <w:sz w:val="18"/>
-              </w:rPr>
-            </w:r>
-            <w:r>
-              <w:rPr>
-                <w:rFonts w:ascii="Yu Gothic" w:hAnsi="Yu Gothic" w:eastAsia="Yu Gothic"/>
-                <w:sz w:val="18"/>
+            <w:tcW w:type="dxa" w:w="1417"/>
+          </w:tcPr>
+          <w:p>
+            <w:r>
+              <w:rPr>
+                <w:sz w:val="17"/>
+              </w:rPr>
+            </w:r>
+            <w:r>
+              <w:rPr>
+                <w:rFonts w:ascii="Yu Gothic" w:hAnsi="Yu Gothic" w:eastAsia="Yu Gothic"/>
+                <w:sz w:val="17"/>
               </w:rPr>
               <w:t>認証/画面遷移</w:t>
             </w:r>
@@ -4047,18 +4047,18 @@
         </w:tc>
         <w:tc>
           <w:tcPr>
-            <w:tcW w:type="dxa" w:w="1234"/>
-          </w:tcPr>
-          <w:p>
-            <w:r>
-              <w:rPr>
-                <w:sz w:val="18"/>
+            <w:tcW w:type="dxa" w:w="1417"/>
+          </w:tcPr>
+          <w:p>
+            <w:r>
+              <w:rPr>
+                <w:sz w:val="17"/>
               </w:rPr>
             </w:r>
             <w:r>
               <w:rPr>
                 <w:rFonts w:ascii="Consolas" w:hAnsi="Consolas" w:eastAsia="Consolas"/>
-                <w:sz w:val="18"/>
+                <w:sz w:val="17"/>
               </w:rPr>
               <w:t>4220fbf</w:t>
             </w:r>
@@ -4066,18 +4066,18 @@
         </w:tc>
         <w:tc>
           <w:tcPr>
-            <w:tcW w:type="dxa" w:w="1234"/>
-          </w:tcPr>
-          <w:p>
-            <w:r>
-              <w:rPr>
-                <w:sz w:val="18"/>
-              </w:rPr>
-            </w:r>
-            <w:r>
-              <w:rPr>
-                <w:rFonts w:ascii="Yu Gothic" w:hAnsi="Yu Gothic" w:eastAsia="Yu Gothic"/>
-                <w:sz w:val="18"/>
+            <w:tcW w:type="dxa" w:w="1417"/>
+          </w:tcPr>
+          <w:p>
+            <w:r>
+              <w:rPr>
+                <w:sz w:val="17"/>
+              </w:rPr>
+            </w:r>
+            <w:r>
+              <w:rPr>
+                <w:rFonts w:ascii="Yu Gothic" w:hAnsi="Yu Gothic" w:eastAsia="Yu Gothic"/>
+                <w:sz w:val="17"/>
               </w:rPr>
               <w:t>クローズ</w:t>
             </w:r>
@@ -4087,18 +4087,18 @@
       <w:tr>
         <w:tc>
           <w:tcPr>
-            <w:tcW w:type="dxa" w:w="1234"/>
-          </w:tcPr>
-          <w:p>
-            <w:r>
-              <w:rPr>
-                <w:sz w:val="18"/>
-              </w:rPr>
-            </w:r>
-            <w:r>
-              <w:rPr>
-                <w:rFonts w:ascii="Yu Gothic" w:hAnsi="Yu Gothic" w:eastAsia="Yu Gothic"/>
-                <w:sz w:val="18"/>
+            <w:tcW w:type="dxa" w:w="1417"/>
+          </w:tcPr>
+          <w:p>
+            <w:r>
+              <w:rPr>
+                <w:sz w:val="17"/>
+              </w:rPr>
+            </w:r>
+            <w:r>
+              <w:rPr>
+                <w:rFonts w:ascii="Yu Gothic" w:hAnsi="Yu Gothic" w:eastAsia="Yu Gothic"/>
+                <w:sz w:val="17"/>
               </w:rPr>
               <w:t>CR-004</w:t>
             </w:r>
@@ -4106,18 +4106,18 @@
         </w:tc>
         <w:tc>
           <w:tcPr>
-            <w:tcW w:type="dxa" w:w="1234"/>
-          </w:tcPr>
-          <w:p>
-            <w:r>
-              <w:rPr>
-                <w:sz w:val="18"/>
-              </w:rPr>
-            </w:r>
-            <w:r>
-              <w:rPr>
-                <w:rFonts w:ascii="Yu Gothic" w:hAnsi="Yu Gothic" w:eastAsia="Yu Gothic"/>
-                <w:sz w:val="18"/>
+            <w:tcW w:type="dxa" w:w="1417"/>
+          </w:tcPr>
+          <w:p>
+            <w:r>
+              <w:rPr>
+                <w:sz w:val="17"/>
+              </w:rPr>
+            </w:r>
+            <w:r>
+              <w:rPr>
+                <w:rFonts w:ascii="Yu Gothic" w:hAnsi="Yu Gothic" w:eastAsia="Yu Gothic"/>
+                <w:sz w:val="17"/>
               </w:rPr>
               <w:t>2026-08-02</w:t>
             </w:r>
@@ -4125,18 +4125,18 @@
         </w:tc>
         <w:tc>
           <w:tcPr>
-            <w:tcW w:type="dxa" w:w="1234"/>
-          </w:tcPr>
-          <w:p>
-            <w:r>
-              <w:rPr>
-                <w:sz w:val="18"/>
-              </w:rPr>
-            </w:r>
-            <w:r>
-              <w:rPr>
-                <w:rFonts w:ascii="Yu Gothic" w:hAnsi="Yu Gothic" w:eastAsia="Yu Gothic"/>
-                <w:sz w:val="18"/>
+            <w:tcW w:type="dxa" w:w="1417"/>
+          </w:tcPr>
+          <w:p>
+            <w:r>
+              <w:rPr>
+                <w:sz w:val="17"/>
+              </w:rPr>
+            </w:r>
+            <w:r>
+              <w:rPr>
+                <w:rFonts w:ascii="Yu Gothic" w:hAnsi="Yu Gothic" w:eastAsia="Yu Gothic"/>
+                <w:sz w:val="17"/>
               </w:rPr>
               <w:t>機能追加</w:t>
             </w:r>
@@ -4144,18 +4144,18 @@
         </w:tc>
         <w:tc>
           <w:tcPr>
-            <w:tcW w:type="dxa" w:w="1234"/>
-          </w:tcPr>
-          <w:p>
-            <w:r>
-              <w:rPr>
-                <w:sz w:val="18"/>
-              </w:rPr>
-            </w:r>
-            <w:r>
-              <w:rPr>
-                <w:rFonts w:ascii="Yu Gothic" w:hAnsi="Yu Gothic" w:eastAsia="Yu Gothic"/>
-                <w:sz w:val="18"/>
+            <w:tcW w:type="dxa" w:w="1417"/>
+          </w:tcPr>
+          <w:p>
+            <w:r>
+              <w:rPr>
+                <w:sz w:val="17"/>
+              </w:rPr>
+            </w:r>
+            <w:r>
+              <w:rPr>
+                <w:rFonts w:ascii="Yu Gothic" w:hAnsi="Yu Gothic" w:eastAsia="Yu Gothic"/>
+                <w:sz w:val="17"/>
               </w:rPr>
               <w:t>初期管理者を admin / password で自動作成する</w:t>
             </w:r>
@@ -4163,18 +4163,18 @@
         </w:tc>
         <w:tc>
           <w:tcPr>
-            <w:tcW w:type="dxa" w:w="1234"/>
-          </w:tcPr>
-          <w:p>
-            <w:r>
-              <w:rPr>
-                <w:sz w:val="18"/>
-              </w:rPr>
-            </w:r>
-            <w:r>
-              <w:rPr>
-                <w:rFonts w:ascii="Yu Gothic" w:hAnsi="Yu Gothic" w:eastAsia="Yu Gothic"/>
-                <w:sz w:val="18"/>
+            <w:tcW w:type="dxa" w:w="1417"/>
+          </w:tcPr>
+          <w:p>
+            <w:r>
+              <w:rPr>
+                <w:sz w:val="17"/>
+              </w:rPr>
+            </w:r>
+            <w:r>
+              <w:rPr>
+                <w:rFonts w:ascii="Yu Gothic" w:hAnsi="Yu Gothic" w:eastAsia="Yu Gothic"/>
+                <w:sz w:val="17"/>
               </w:rPr>
               <w:t>認証/初期管理者</w:t>
             </w:r>
@@ -4182,18 +4182,18 @@
         </w:tc>
         <w:tc>
           <w:tcPr>
-            <w:tcW w:type="dxa" w:w="1234"/>
-          </w:tcPr>
-          <w:p>
-            <w:r>
-              <w:rPr>
-                <w:sz w:val="18"/>
+            <w:tcW w:type="dxa" w:w="1417"/>
+          </w:tcPr>
+          <w:p>
+            <w:r>
+              <w:rPr>
+                <w:sz w:val="17"/>
               </w:rPr>
             </w:r>
             <w:r>
               <w:rPr>
                 <w:rFonts w:ascii="Consolas" w:hAnsi="Consolas" w:eastAsia="Consolas"/>
-                <w:sz w:val="18"/>
+                <w:sz w:val="17"/>
               </w:rPr>
               <w:t>390bcf4</w:t>
             </w:r>
@@ -4201,18 +4201,18 @@
         </w:tc>
         <w:tc>
           <w:tcPr>
-            <w:tcW w:type="dxa" w:w="1234"/>
-          </w:tcPr>
-          <w:p>
-            <w:r>
-              <w:rPr>
-                <w:sz w:val="18"/>
-              </w:rPr>
-            </w:r>
-            <w:r>
-              <w:rPr>
-                <w:rFonts w:ascii="Yu Gothic" w:hAnsi="Yu Gothic" w:eastAsia="Yu Gothic"/>
-                <w:sz w:val="18"/>
+            <w:tcW w:type="dxa" w:w="1417"/>
+          </w:tcPr>
+          <w:p>
+            <w:r>
+              <w:rPr>
+                <w:sz w:val="17"/>
+              </w:rPr>
+            </w:r>
+            <w:r>
+              <w:rPr>
+                <w:rFonts w:ascii="Yu Gothic" w:hAnsi="Yu Gothic" w:eastAsia="Yu Gothic"/>
+                <w:sz w:val="17"/>
               </w:rPr>
               <w:t>クローズ</w:t>
             </w:r>
@@ -4222,18 +4222,18 @@
       <w:tr>
         <w:tc>
           <w:tcPr>
-            <w:tcW w:type="dxa" w:w="1234"/>
-          </w:tcPr>
-          <w:p>
-            <w:r>
-              <w:rPr>
-                <w:sz w:val="18"/>
-              </w:rPr>
-            </w:r>
-            <w:r>
-              <w:rPr>
-                <w:rFonts w:ascii="Yu Gothic" w:hAnsi="Yu Gothic" w:eastAsia="Yu Gothic"/>
-                <w:sz w:val="18"/>
+            <w:tcW w:type="dxa" w:w="1417"/>
+          </w:tcPr>
+          <w:p>
+            <w:r>
+              <w:rPr>
+                <w:sz w:val="17"/>
+              </w:rPr>
+            </w:r>
+            <w:r>
+              <w:rPr>
+                <w:rFonts w:ascii="Yu Gothic" w:hAnsi="Yu Gothic" w:eastAsia="Yu Gothic"/>
+                <w:sz w:val="17"/>
               </w:rPr>
               <w:t>CR-005</w:t>
             </w:r>
@@ -4241,18 +4241,18 @@
         </w:tc>
         <w:tc>
           <w:tcPr>
-            <w:tcW w:type="dxa" w:w="1234"/>
-          </w:tcPr>
-          <w:p>
-            <w:r>
-              <w:rPr>
-                <w:sz w:val="18"/>
-              </w:rPr>
-            </w:r>
-            <w:r>
-              <w:rPr>
-                <w:rFonts w:ascii="Yu Gothic" w:hAnsi="Yu Gothic" w:eastAsia="Yu Gothic"/>
-                <w:sz w:val="18"/>
+            <w:tcW w:type="dxa" w:w="1417"/>
+          </w:tcPr>
+          <w:p>
+            <w:r>
+              <w:rPr>
+                <w:sz w:val="17"/>
+              </w:rPr>
+            </w:r>
+            <w:r>
+              <w:rPr>
+                <w:rFonts w:ascii="Yu Gothic" w:hAnsi="Yu Gothic" w:eastAsia="Yu Gothic"/>
+                <w:sz w:val="17"/>
               </w:rPr>
               <w:t>2026-08-02</w:t>
             </w:r>
@@ -4260,18 +4260,18 @@
         </w:tc>
         <w:tc>
           <w:tcPr>
-            <w:tcW w:type="dxa" w:w="1234"/>
-          </w:tcPr>
-          <w:p>
-            <w:r>
-              <w:rPr>
-                <w:sz w:val="18"/>
-              </w:rPr>
-            </w:r>
-            <w:r>
-              <w:rPr>
-                <w:rFonts w:ascii="Yu Gothic" w:hAnsi="Yu Gothic" w:eastAsia="Yu Gothic"/>
-                <w:sz w:val="18"/>
+            <w:tcW w:type="dxa" w:w="1417"/>
+          </w:tcPr>
+          <w:p>
+            <w:r>
+              <w:rPr>
+                <w:sz w:val="17"/>
+              </w:rPr>
+            </w:r>
+            <w:r>
+              <w:rPr>
+                <w:rFonts w:ascii="Yu Gothic" w:hAnsi="Yu Gothic" w:eastAsia="Yu Gothic"/>
+                <w:sz w:val="17"/>
               </w:rPr>
               <w:t>機能追加</w:t>
             </w:r>
@@ -4279,18 +4279,18 @@
         </w:tc>
         <w:tc>
           <w:tcPr>
-            <w:tcW w:type="dxa" w:w="1234"/>
-          </w:tcPr>
-          <w:p>
-            <w:r>
-              <w:rPr>
-                <w:sz w:val="18"/>
-              </w:rPr>
-            </w:r>
-            <w:r>
-              <w:rPr>
-                <w:rFonts w:ascii="Yu Gothic" w:hAnsi="Yu Gothic" w:eastAsia="Yu Gothic"/>
-                <w:sz w:val="18"/>
+            <w:tcW w:type="dxa" w:w="1417"/>
+          </w:tcPr>
+          <w:p>
+            <w:r>
+              <w:rPr>
+                <w:sz w:val="17"/>
+              </w:rPr>
+            </w:r>
+            <w:r>
+              <w:rPr>
+                <w:rFonts w:ascii="Yu Gothic" w:hAnsi="Yu Gothic" w:eastAsia="Yu Gothic"/>
+                <w:sz w:val="17"/>
               </w:rPr>
               <w:t>マルチテナント（ログイン→テナント選択→システム選択）</w:t>
             </w:r>
@@ -4298,18 +4298,18 @@
         </w:tc>
         <w:tc>
           <w:tcPr>
-            <w:tcW w:type="dxa" w:w="1234"/>
-          </w:tcPr>
-          <w:p>
-            <w:r>
-              <w:rPr>
-                <w:sz w:val="18"/>
-              </w:rPr>
-            </w:r>
-            <w:r>
-              <w:rPr>
-                <w:rFonts w:ascii="Yu Gothic" w:hAnsi="Yu Gothic" w:eastAsia="Yu Gothic"/>
-                <w:sz w:val="18"/>
+            <w:tcW w:type="dxa" w:w="1417"/>
+          </w:tcPr>
+          <w:p>
+            <w:r>
+              <w:rPr>
+                <w:sz w:val="17"/>
+              </w:rPr>
+            </w:r>
+            <w:r>
+              <w:rPr>
+                <w:rFonts w:ascii="Yu Gothic" w:hAnsi="Yu Gothic" w:eastAsia="Yu Gothic"/>
+                <w:sz w:val="17"/>
               </w:rPr>
               <w:t>認証/テナント/システム選択</w:t>
             </w:r>
@@ -4317,18 +4317,18 @@
         </w:tc>
         <w:tc>
           <w:tcPr>
-            <w:tcW w:type="dxa" w:w="1234"/>
-          </w:tcPr>
-          <w:p>
-            <w:r>
-              <w:rPr>
-                <w:sz w:val="18"/>
+            <w:tcW w:type="dxa" w:w="1417"/>
+          </w:tcPr>
+          <w:p>
+            <w:r>
+              <w:rPr>
+                <w:sz w:val="17"/>
               </w:rPr>
             </w:r>
             <w:r>
               <w:rPr>
                 <w:rFonts w:ascii="Consolas" w:hAnsi="Consolas" w:eastAsia="Consolas"/>
-                <w:sz w:val="18"/>
+                <w:sz w:val="17"/>
               </w:rPr>
               <w:t>d0db545</w:t>
             </w:r>
@@ -4336,18 +4336,18 @@
         </w:tc>
         <w:tc>
           <w:tcPr>
-            <w:tcW w:type="dxa" w:w="1234"/>
-          </w:tcPr>
-          <w:p>
-            <w:r>
-              <w:rPr>
-                <w:sz w:val="18"/>
-              </w:rPr>
-            </w:r>
-            <w:r>
-              <w:rPr>
-                <w:rFonts w:ascii="Yu Gothic" w:hAnsi="Yu Gothic" w:eastAsia="Yu Gothic"/>
-                <w:sz w:val="18"/>
+            <w:tcW w:type="dxa" w:w="1417"/>
+          </w:tcPr>
+          <w:p>
+            <w:r>
+              <w:rPr>
+                <w:sz w:val="17"/>
+              </w:rPr>
+            </w:r>
+            <w:r>
+              <w:rPr>
+                <w:rFonts w:ascii="Yu Gothic" w:hAnsi="Yu Gothic" w:eastAsia="Yu Gothic"/>
+                <w:sz w:val="17"/>
               </w:rPr>
               <w:t>クローズ</w:t>
             </w:r>
@@ -4357,18 +4357,18 @@
       <w:tr>
         <w:tc>
           <w:tcPr>
-            <w:tcW w:type="dxa" w:w="1234"/>
-          </w:tcPr>
-          <w:p>
-            <w:r>
-              <w:rPr>
-                <w:sz w:val="18"/>
-              </w:rPr>
-            </w:r>
-            <w:r>
-              <w:rPr>
-                <w:rFonts w:ascii="Yu Gothic" w:hAnsi="Yu Gothic" w:eastAsia="Yu Gothic"/>
-                <w:sz w:val="18"/>
+            <w:tcW w:type="dxa" w:w="1417"/>
+          </w:tcPr>
+          <w:p>
+            <w:r>
+              <w:rPr>
+                <w:sz w:val="17"/>
+              </w:rPr>
+            </w:r>
+            <w:r>
+              <w:rPr>
+                <w:rFonts w:ascii="Yu Gothic" w:hAnsi="Yu Gothic" w:eastAsia="Yu Gothic"/>
+                <w:sz w:val="17"/>
               </w:rPr>
               <w:t>CR-006</w:t>
             </w:r>
@@ -4376,18 +4376,18 @@
         </w:tc>
         <w:tc>
           <w:tcPr>
-            <w:tcW w:type="dxa" w:w="1234"/>
-          </w:tcPr>
-          <w:p>
-            <w:r>
-              <w:rPr>
-                <w:sz w:val="18"/>
-              </w:rPr>
-            </w:r>
-            <w:r>
-              <w:rPr>
-                <w:rFonts w:ascii="Yu Gothic" w:hAnsi="Yu Gothic" w:eastAsia="Yu Gothic"/>
-                <w:sz w:val="18"/>
+            <w:tcW w:type="dxa" w:w="1417"/>
+          </w:tcPr>
+          <w:p>
+            <w:r>
+              <w:rPr>
+                <w:sz w:val="17"/>
+              </w:rPr>
+            </w:r>
+            <w:r>
+              <w:rPr>
+                <w:rFonts w:ascii="Yu Gothic" w:hAnsi="Yu Gothic" w:eastAsia="Yu Gothic"/>
+                <w:sz w:val="17"/>
               </w:rPr>
               <w:t>2026-08-02</w:t>
             </w:r>
@@ -4395,18 +4395,18 @@
         </w:tc>
         <w:tc>
           <w:tcPr>
-            <w:tcW w:type="dxa" w:w="1234"/>
-          </w:tcPr>
-          <w:p>
-            <w:r>
-              <w:rPr>
-                <w:sz w:val="18"/>
-              </w:rPr>
-            </w:r>
-            <w:r>
-              <w:rPr>
-                <w:rFonts w:ascii="Yu Gothic" w:hAnsi="Yu Gothic" w:eastAsia="Yu Gothic"/>
-                <w:sz w:val="18"/>
+            <w:tcW w:type="dxa" w:w="1417"/>
+          </w:tcPr>
+          <w:p>
+            <w:r>
+              <w:rPr>
+                <w:sz w:val="17"/>
+              </w:rPr>
+            </w:r>
+            <w:r>
+              <w:rPr>
+                <w:rFonts w:ascii="Yu Gothic" w:hAnsi="Yu Gothic" w:eastAsia="Yu Gothic"/>
+                <w:sz w:val="17"/>
               </w:rPr>
               <w:t>リファクタリング</w:t>
             </w:r>
@@ -4414,18 +4414,18 @@
         </w:tc>
         <w:tc>
           <w:tcPr>
-            <w:tcW w:type="dxa" w:w="1234"/>
-          </w:tcPr>
-          <w:p>
-            <w:r>
-              <w:rPr>
-                <w:sz w:val="18"/>
-              </w:rPr>
-            </w:r>
-            <w:r>
-              <w:rPr>
-                <w:rFonts w:ascii="Yu Gothic" w:hAnsi="Yu Gothic" w:eastAsia="Yu Gothic"/>
-                <w:sz w:val="18"/>
+            <w:tcW w:type="dxa" w:w="1417"/>
+          </w:tcPr>
+          <w:p>
+            <w:r>
+              <w:rPr>
+                <w:sz w:val="17"/>
+              </w:rPr>
+            </w:r>
+            <w:r>
+              <w:rPr>
+                <w:rFonts w:ascii="Yu Gothic" w:hAnsi="Yu Gothic" w:eastAsia="Yu Gothic"/>
+                <w:sz w:val="17"/>
               </w:rPr>
               <w:t>並列discoverの後始末とブラウザ共有が不可な理由の記録</w:t>
             </w:r>
@@ -4433,18 +4433,18 @@
         </w:tc>
         <w:tc>
           <w:tcPr>
-            <w:tcW w:type="dxa" w:w="1234"/>
-          </w:tcPr>
-          <w:p>
-            <w:r>
-              <w:rPr>
-                <w:sz w:val="18"/>
-              </w:rPr>
-            </w:r>
-            <w:r>
-              <w:rPr>
-                <w:rFonts w:ascii="Yu Gothic" w:hAnsi="Yu Gothic" w:eastAsia="Yu Gothic"/>
-                <w:sz w:val="18"/>
+            <w:tcW w:type="dxa" w:w="1417"/>
+          </w:tcPr>
+          <w:p>
+            <w:r>
+              <w:rPr>
+                <w:sz w:val="17"/>
+              </w:rPr>
+            </w:r>
+            <w:r>
+              <w:rPr>
+                <w:rFonts w:ascii="Yu Gothic" w:hAnsi="Yu Gothic" w:eastAsia="Yu Gothic"/>
+                <w:sz w:val="17"/>
               </w:rPr>
               <w:t>クロール(discover)</w:t>
             </w:r>
@@ -4452,18 +4452,18 @@
         </w:tc>
         <w:tc>
           <w:tcPr>
-            <w:tcW w:type="dxa" w:w="1234"/>
-          </w:tcPr>
-          <w:p>
-            <w:r>
-              <w:rPr>
-                <w:sz w:val="18"/>
+            <w:tcW w:type="dxa" w:w="1417"/>
+          </w:tcPr>
+          <w:p>
+            <w:r>
+              <w:rPr>
+                <w:sz w:val="17"/>
               </w:rPr>
             </w:r>
             <w:r>
               <w:rPr>
                 <w:rFonts w:ascii="Consolas" w:hAnsi="Consolas" w:eastAsia="Consolas"/>
-                <w:sz w:val="18"/>
+                <w:sz w:val="17"/>
               </w:rPr>
               <w:t>26705df</w:t>
             </w:r>
@@ -4471,18 +4471,18 @@
         </w:tc>
         <w:tc>
           <w:tcPr>
-            <w:tcW w:type="dxa" w:w="1234"/>
-          </w:tcPr>
-          <w:p>
-            <w:r>
-              <w:rPr>
-                <w:sz w:val="18"/>
-              </w:rPr>
-            </w:r>
-            <w:r>
-              <w:rPr>
-                <w:rFonts w:ascii="Yu Gothic" w:hAnsi="Yu Gothic" w:eastAsia="Yu Gothic"/>
-                <w:sz w:val="18"/>
+            <w:tcW w:type="dxa" w:w="1417"/>
+          </w:tcPr>
+          <w:p>
+            <w:r>
+              <w:rPr>
+                <w:sz w:val="17"/>
+              </w:rPr>
+            </w:r>
+            <w:r>
+              <w:rPr>
+                <w:rFonts w:ascii="Yu Gothic" w:hAnsi="Yu Gothic" w:eastAsia="Yu Gothic"/>
+                <w:sz w:val="17"/>
               </w:rPr>
               <w:t>クローズ</w:t>
             </w:r>
@@ -4492,18 +4492,18 @@
       <w:tr>
         <w:tc>
           <w:tcPr>
-            <w:tcW w:type="dxa" w:w="1234"/>
-          </w:tcPr>
-          <w:p>
-            <w:r>
-              <w:rPr>
-                <w:sz w:val="18"/>
-              </w:rPr>
-            </w:r>
-            <w:r>
-              <w:rPr>
-                <w:rFonts w:ascii="Yu Gothic" w:hAnsi="Yu Gothic" w:eastAsia="Yu Gothic"/>
-                <w:sz w:val="18"/>
+            <w:tcW w:type="dxa" w:w="1417"/>
+          </w:tcPr>
+          <w:p>
+            <w:r>
+              <w:rPr>
+                <w:sz w:val="17"/>
+              </w:rPr>
+            </w:r>
+            <w:r>
+              <w:rPr>
+                <w:rFonts w:ascii="Yu Gothic" w:hAnsi="Yu Gothic" w:eastAsia="Yu Gothic"/>
+                <w:sz w:val="17"/>
               </w:rPr>
               <w:t>CR-007</w:t>
             </w:r>
@@ -4511,18 +4511,18 @@
         </w:tc>
         <w:tc>
           <w:tcPr>
-            <w:tcW w:type="dxa" w:w="1234"/>
-          </w:tcPr>
-          <w:p>
-            <w:r>
-              <w:rPr>
-                <w:sz w:val="18"/>
-              </w:rPr>
-            </w:r>
-            <w:r>
-              <w:rPr>
-                <w:rFonts w:ascii="Yu Gothic" w:hAnsi="Yu Gothic" w:eastAsia="Yu Gothic"/>
-                <w:sz w:val="18"/>
+            <w:tcW w:type="dxa" w:w="1417"/>
+          </w:tcPr>
+          <w:p>
+            <w:r>
+              <w:rPr>
+                <w:sz w:val="17"/>
+              </w:rPr>
+            </w:r>
+            <w:r>
+              <w:rPr>
+                <w:rFonts w:ascii="Yu Gothic" w:hAnsi="Yu Gothic" w:eastAsia="Yu Gothic"/>
+                <w:sz w:val="17"/>
               </w:rPr>
               <w:t>2026-08-02</w:t>
             </w:r>
@@ -4530,18 +4530,18 @@
         </w:tc>
         <w:tc>
           <w:tcPr>
-            <w:tcW w:type="dxa" w:w="1234"/>
-          </w:tcPr>
-          <w:p>
-            <w:r>
-              <w:rPr>
-                <w:sz w:val="18"/>
-              </w:rPr>
-            </w:r>
-            <w:r>
-              <w:rPr>
-                <w:rFonts w:ascii="Yu Gothic" w:hAnsi="Yu Gothic" w:eastAsia="Yu Gothic"/>
-                <w:sz w:val="18"/>
+            <w:tcW w:type="dxa" w:w="1417"/>
+          </w:tcPr>
+          <w:p>
+            <w:r>
+              <w:rPr>
+                <w:sz w:val="17"/>
+              </w:rPr>
+            </w:r>
+            <w:r>
+              <w:rPr>
+                <w:rFonts w:ascii="Yu Gothic" w:hAnsi="Yu Gothic" w:eastAsia="Yu Gothic"/>
+                <w:sz w:val="17"/>
               </w:rPr>
               <w:t>機能改善</w:t>
             </w:r>
@@ -4549,18 +4549,18 @@
         </w:tc>
         <w:tc>
           <w:tcPr>
-            <w:tcW w:type="dxa" w:w="1234"/>
-          </w:tcPr>
-          <w:p>
-            <w:r>
-              <w:rPr>
-                <w:sz w:val="18"/>
-              </w:rPr>
-            </w:r>
-            <w:r>
-              <w:rPr>
-                <w:rFonts w:ascii="Yu Gothic" w:hAnsi="Yu Gothic" w:eastAsia="Yu Gothic"/>
-                <w:sz w:val="18"/>
+            <w:tcW w:type="dxa" w:w="1417"/>
+          </w:tcPr>
+          <w:p>
+            <w:r>
+              <w:rPr>
+                <w:sz w:val="17"/>
+              </w:rPr>
+            </w:r>
+            <w:r>
+              <w:rPr>
+                <w:rFonts w:ascii="Yu Gothic" w:hAnsi="Yu Gothic" w:eastAsia="Yu Gothic"/>
+                <w:sz w:val="17"/>
               </w:rPr>
               <w:t>最初の解析を短くする（無反応1.8秒→0.14秒、実時間-37%）</w:t>
             </w:r>
@@ -4568,18 +4568,18 @@
         </w:tc>
         <w:tc>
           <w:tcPr>
-            <w:tcW w:type="dxa" w:w="1234"/>
-          </w:tcPr>
-          <w:p>
-            <w:r>
-              <w:rPr>
-                <w:sz w:val="18"/>
-              </w:rPr>
-            </w:r>
-            <w:r>
-              <w:rPr>
-                <w:rFonts w:ascii="Yu Gothic" w:hAnsi="Yu Gothic" w:eastAsia="Yu Gothic"/>
-                <w:sz w:val="18"/>
+            <w:tcW w:type="dxa" w:w="1417"/>
+          </w:tcPr>
+          <w:p>
+            <w:r>
+              <w:rPr>
+                <w:sz w:val="17"/>
+              </w:rPr>
+            </w:r>
+            <w:r>
+              <w:rPr>
+                <w:rFonts w:ascii="Yu Gothic" w:hAnsi="Yu Gothic" w:eastAsia="Yu Gothic"/>
+                <w:sz w:val="17"/>
               </w:rPr>
               <w:t>クロール(discover)性能</w:t>
             </w:r>
@@ -4587,18 +4587,18 @@
         </w:tc>
         <w:tc>
           <w:tcPr>
-            <w:tcW w:type="dxa" w:w="1234"/>
-          </w:tcPr>
-          <w:p>
-            <w:r>
-              <w:rPr>
-                <w:sz w:val="18"/>
+            <w:tcW w:type="dxa" w:w="1417"/>
+          </w:tcPr>
+          <w:p>
+            <w:r>
+              <w:rPr>
+                <w:sz w:val="17"/>
               </w:rPr>
             </w:r>
             <w:r>
               <w:rPr>
                 <w:rFonts w:ascii="Consolas" w:hAnsi="Consolas" w:eastAsia="Consolas"/>
-                <w:sz w:val="18"/>
+                <w:sz w:val="17"/>
               </w:rPr>
               <w:t>55b59c8</w:t>
             </w:r>
@@ -4606,18 +4606,18 @@
         </w:tc>
         <w:tc>
           <w:tcPr>
-            <w:tcW w:type="dxa" w:w="1234"/>
-          </w:tcPr>
-          <w:p>
-            <w:r>
-              <w:rPr>
-                <w:sz w:val="18"/>
-              </w:rPr>
-            </w:r>
-            <w:r>
-              <w:rPr>
-                <w:rFonts w:ascii="Yu Gothic" w:hAnsi="Yu Gothic" w:eastAsia="Yu Gothic"/>
-                <w:sz w:val="18"/>
+            <w:tcW w:type="dxa" w:w="1417"/>
+          </w:tcPr>
+          <w:p>
+            <w:r>
+              <w:rPr>
+                <w:sz w:val="17"/>
+              </w:rPr>
+            </w:r>
+            <w:r>
+              <w:rPr>
+                <w:rFonts w:ascii="Yu Gothic" w:hAnsi="Yu Gothic" w:eastAsia="Yu Gothic"/>
+                <w:sz w:val="17"/>
               </w:rPr>
               <w:t>クローズ</w:t>
             </w:r>
@@ -4627,18 +4627,18 @@
       <w:tr>
         <w:tc>
           <w:tcPr>
-            <w:tcW w:type="dxa" w:w="1234"/>
-          </w:tcPr>
-          <w:p>
-            <w:r>
-              <w:rPr>
-                <w:sz w:val="18"/>
-              </w:rPr>
-            </w:r>
-            <w:r>
-              <w:rPr>
-                <w:rFonts w:ascii="Yu Gothic" w:hAnsi="Yu Gothic" w:eastAsia="Yu Gothic"/>
-                <w:sz w:val="18"/>
+            <w:tcW w:type="dxa" w:w="1417"/>
+          </w:tcPr>
+          <w:p>
+            <w:r>
+              <w:rPr>
+                <w:sz w:val="17"/>
+              </w:rPr>
+            </w:r>
+            <w:r>
+              <w:rPr>
+                <w:rFonts w:ascii="Yu Gothic" w:hAnsi="Yu Gothic" w:eastAsia="Yu Gothic"/>
+                <w:sz w:val="17"/>
               </w:rPr>
               <w:t>CR-008</w:t>
             </w:r>
@@ -4646,18 +4646,18 @@
         </w:tc>
         <w:tc>
           <w:tcPr>
-            <w:tcW w:type="dxa" w:w="1234"/>
-          </w:tcPr>
-          <w:p>
-            <w:r>
-              <w:rPr>
-                <w:sz w:val="18"/>
-              </w:rPr>
-            </w:r>
-            <w:r>
-              <w:rPr>
-                <w:rFonts w:ascii="Yu Gothic" w:hAnsi="Yu Gothic" w:eastAsia="Yu Gothic"/>
-                <w:sz w:val="18"/>
+            <w:tcW w:type="dxa" w:w="1417"/>
+          </w:tcPr>
+          <w:p>
+            <w:r>
+              <w:rPr>
+                <w:sz w:val="17"/>
+              </w:rPr>
+            </w:r>
+            <w:r>
+              <w:rPr>
+                <w:rFonts w:ascii="Yu Gothic" w:hAnsi="Yu Gothic" w:eastAsia="Yu Gothic"/>
+                <w:sz w:val="17"/>
               </w:rPr>
               <w:t>2026-08-02</w:t>
             </w:r>
@@ -4665,18 +4665,18 @@
         </w:tc>
         <w:tc>
           <w:tcPr>
-            <w:tcW w:type="dxa" w:w="1234"/>
-          </w:tcPr>
-          <w:p>
-            <w:r>
-              <w:rPr>
-                <w:sz w:val="18"/>
-              </w:rPr>
-            </w:r>
-            <w:r>
-              <w:rPr>
-                <w:rFonts w:ascii="Yu Gothic" w:hAnsi="Yu Gothic" w:eastAsia="Yu Gothic"/>
-                <w:sz w:val="18"/>
+            <w:tcW w:type="dxa" w:w="1417"/>
+          </w:tcPr>
+          <w:p>
+            <w:r>
+              <w:rPr>
+                <w:sz w:val="17"/>
+              </w:rPr>
+            </w:r>
+            <w:r>
+              <w:rPr>
+                <w:rFonts w:ascii="Yu Gothic" w:hAnsi="Yu Gothic" w:eastAsia="Yu Gothic"/>
+                <w:sz w:val="17"/>
               </w:rPr>
               <w:t>不具合修正</w:t>
             </w:r>
@@ -4684,18 +4684,18 @@
         </w:tc>
         <w:tc>
           <w:tcPr>
-            <w:tcW w:type="dxa" w:w="1234"/>
-          </w:tcPr>
-          <w:p>
-            <w:r>
-              <w:rPr>
-                <w:sz w:val="18"/>
-              </w:rPr>
-            </w:r>
-            <w:r>
-              <w:rPr>
-                <w:rFonts w:ascii="Yu Gothic" w:hAnsi="Yu Gothic" w:eastAsia="Yu Gothic"/>
-                <w:sz w:val="18"/>
+            <w:tcW w:type="dxa" w:w="1417"/>
+          </w:tcPr>
+          <w:p>
+            <w:r>
+              <w:rPr>
+                <w:sz w:val="17"/>
+              </w:rPr>
+            </w:r>
+            <w:r>
+              <w:rPr>
+                <w:rFonts w:ascii="Yu Gothic" w:hAnsi="Yu Gothic" w:eastAsia="Yu Gothic"/>
+                <w:sz w:val="17"/>
               </w:rPr>
               <w:t>画面を離れて戻ると、前回の解析中の表示が残っていた</w:t>
             </w:r>
@@ -4703,18 +4703,18 @@
         </w:tc>
         <w:tc>
           <w:tcPr>
-            <w:tcW w:type="dxa" w:w="1234"/>
-          </w:tcPr>
-          <w:p>
-            <w:r>
-              <w:rPr>
-                <w:sz w:val="18"/>
-              </w:rPr>
-            </w:r>
-            <w:r>
-              <w:rPr>
-                <w:rFonts w:ascii="Yu Gothic" w:hAnsi="Yu Gothic" w:eastAsia="Yu Gothic"/>
-                <w:sz w:val="18"/>
+            <w:tcW w:type="dxa" w:w="1417"/>
+          </w:tcPr>
+          <w:p>
+            <w:r>
+              <w:rPr>
+                <w:sz w:val="17"/>
+              </w:rPr>
+            </w:r>
+            <w:r>
+              <w:rPr>
+                <w:rFonts w:ascii="Yu Gothic" w:hAnsi="Yu Gothic" w:eastAsia="Yu Gothic"/>
+                <w:sz w:val="17"/>
               </w:rPr>
               <w:t>画面表示状態</w:t>
             </w:r>
@@ -4722,18 +4722,18 @@
         </w:tc>
         <w:tc>
           <w:tcPr>
-            <w:tcW w:type="dxa" w:w="1234"/>
-          </w:tcPr>
-          <w:p>
-            <w:r>
-              <w:rPr>
-                <w:sz w:val="18"/>
+            <w:tcW w:type="dxa" w:w="1417"/>
+          </w:tcPr>
+          <w:p>
+            <w:r>
+              <w:rPr>
+                <w:sz w:val="17"/>
               </w:rPr>
             </w:r>
             <w:r>
               <w:rPr>
                 <w:rFonts w:ascii="Consolas" w:hAnsi="Consolas" w:eastAsia="Consolas"/>
-                <w:sz w:val="18"/>
+                <w:sz w:val="17"/>
               </w:rPr>
               <w:t>6c00d3b</w:t>
             </w:r>
@@ -4741,18 +4741,18 @@
         </w:tc>
         <w:tc>
           <w:tcPr>
-            <w:tcW w:type="dxa" w:w="1234"/>
-          </w:tcPr>
-          <w:p>
-            <w:r>
-              <w:rPr>
-                <w:sz w:val="18"/>
-              </w:rPr>
-            </w:r>
-            <w:r>
-              <w:rPr>
-                <w:rFonts w:ascii="Yu Gothic" w:hAnsi="Yu Gothic" w:eastAsia="Yu Gothic"/>
-                <w:sz w:val="18"/>
+            <w:tcW w:type="dxa" w:w="1417"/>
+          </w:tcPr>
+          <w:p>
+            <w:r>
+              <w:rPr>
+                <w:sz w:val="17"/>
+              </w:rPr>
+            </w:r>
+            <w:r>
+              <w:rPr>
+                <w:rFonts w:ascii="Yu Gothic" w:hAnsi="Yu Gothic" w:eastAsia="Yu Gothic"/>
+                <w:sz w:val="17"/>
               </w:rPr>
               <w:t>クローズ</w:t>
             </w:r>
@@ -4762,18 +4762,18 @@
       <w:tr>
         <w:tc>
           <w:tcPr>
-            <w:tcW w:type="dxa" w:w="1234"/>
-          </w:tcPr>
-          <w:p>
-            <w:r>
-              <w:rPr>
-                <w:sz w:val="18"/>
-              </w:rPr>
-            </w:r>
-            <w:r>
-              <w:rPr>
-                <w:rFonts w:ascii="Yu Gothic" w:hAnsi="Yu Gothic" w:eastAsia="Yu Gothic"/>
-                <w:sz w:val="18"/>
+            <w:tcW w:type="dxa" w:w="1417"/>
+          </w:tcPr>
+          <w:p>
+            <w:r>
+              <w:rPr>
+                <w:sz w:val="17"/>
+              </w:rPr>
+            </w:r>
+            <w:r>
+              <w:rPr>
+                <w:rFonts w:ascii="Yu Gothic" w:hAnsi="Yu Gothic" w:eastAsia="Yu Gothic"/>
+                <w:sz w:val="17"/>
               </w:rPr>
               <w:t>CR-009</w:t>
             </w:r>
@@ -4781,18 +4781,18 @@
         </w:tc>
         <w:tc>
           <w:tcPr>
-            <w:tcW w:type="dxa" w:w="1234"/>
-          </w:tcPr>
-          <w:p>
-            <w:r>
-              <w:rPr>
-                <w:sz w:val="18"/>
-              </w:rPr>
-            </w:r>
-            <w:r>
-              <w:rPr>
-                <w:rFonts w:ascii="Yu Gothic" w:hAnsi="Yu Gothic" w:eastAsia="Yu Gothic"/>
-                <w:sz w:val="18"/>
+            <w:tcW w:type="dxa" w:w="1417"/>
+          </w:tcPr>
+          <w:p>
+            <w:r>
+              <w:rPr>
+                <w:sz w:val="17"/>
+              </w:rPr>
+            </w:r>
+            <w:r>
+              <w:rPr>
+                <w:rFonts w:ascii="Yu Gothic" w:hAnsi="Yu Gothic" w:eastAsia="Yu Gothic"/>
+                <w:sz w:val="17"/>
               </w:rPr>
               <w:t>2026-08-02</w:t>
             </w:r>
@@ -4800,18 +4800,18 @@
         </w:tc>
         <w:tc>
           <w:tcPr>
-            <w:tcW w:type="dxa" w:w="1234"/>
-          </w:tcPr>
-          <w:p>
-            <w:r>
-              <w:rPr>
-                <w:sz w:val="18"/>
-              </w:rPr>
-            </w:r>
-            <w:r>
-              <w:rPr>
-                <w:rFonts w:ascii="Yu Gothic" w:hAnsi="Yu Gothic" w:eastAsia="Yu Gothic"/>
-                <w:sz w:val="18"/>
+            <w:tcW w:type="dxa" w:w="1417"/>
+          </w:tcPr>
+          <w:p>
+            <w:r>
+              <w:rPr>
+                <w:sz w:val="17"/>
+              </w:rPr>
+            </w:r>
+            <w:r>
+              <w:rPr>
+                <w:rFonts w:ascii="Yu Gothic" w:hAnsi="Yu Gothic" w:eastAsia="Yu Gothic"/>
+                <w:sz w:val="17"/>
               </w:rPr>
               <w:t>不具合修正</w:t>
             </w:r>
@@ -4819,18 +4819,18 @@
         </w:tc>
         <w:tc>
           <w:tcPr>
-            <w:tcW w:type="dxa" w:w="1234"/>
-          </w:tcPr>
-          <w:p>
-            <w:r>
-              <w:rPr>
-                <w:sz w:val="18"/>
-              </w:rPr>
-            </w:r>
-            <w:r>
-              <w:rPr>
-                <w:rFonts w:ascii="Yu Gothic" w:hAnsi="Yu Gothic" w:eastAsia="Yu Gothic"/>
-                <w:sz w:val="18"/>
+            <w:tcW w:type="dxa" w:w="1417"/>
+          </w:tcPr>
+          <w:p>
+            <w:r>
+              <w:rPr>
+                <w:sz w:val="17"/>
+              </w:rPr>
+            </w:r>
+            <w:r>
+              <w:rPr>
+                <w:rFonts w:ascii="Yu Gothic" w:hAnsi="Yu Gothic" w:eastAsia="Yu Gothic"/>
+                <w:sz w:val="17"/>
               </w:rPr>
               <w:t>「測って0」と「導出対象が無い」を見た目で分ける</w:t>
             </w:r>
@@ -4838,18 +4838,18 @@
         </w:tc>
         <w:tc>
           <w:tcPr>
-            <w:tcW w:type="dxa" w:w="1234"/>
-          </w:tcPr>
-          <w:p>
-            <w:r>
-              <w:rPr>
-                <w:sz w:val="18"/>
-              </w:rPr>
-            </w:r>
-            <w:r>
-              <w:rPr>
-                <w:rFonts w:ascii="Yu Gothic" w:hAnsi="Yu Gothic" w:eastAsia="Yu Gothic"/>
-                <w:sz w:val="18"/>
+            <w:tcW w:type="dxa" w:w="1417"/>
+          </w:tcPr>
+          <w:p>
+            <w:r>
+              <w:rPr>
+                <w:sz w:val="17"/>
+              </w:rPr>
+            </w:r>
+            <w:r>
+              <w:rPr>
+                <w:rFonts w:ascii="Yu Gothic" w:hAnsi="Yu Gothic" w:eastAsia="Yu Gothic"/>
+                <w:sz w:val="17"/>
               </w:rPr>
               <w:t>UI表示(測定値)</w:t>
             </w:r>
@@ -4857,18 +4857,18 @@
         </w:tc>
         <w:tc>
           <w:tcPr>
-            <w:tcW w:type="dxa" w:w="1234"/>
-          </w:tcPr>
-          <w:p>
-            <w:r>
-              <w:rPr>
-                <w:sz w:val="18"/>
+            <w:tcW w:type="dxa" w:w="1417"/>
+          </w:tcPr>
+          <w:p>
+            <w:r>
+              <w:rPr>
+                <w:sz w:val="17"/>
               </w:rPr>
             </w:r>
             <w:r>
               <w:rPr>
                 <w:rFonts w:ascii="Consolas" w:hAnsi="Consolas" w:eastAsia="Consolas"/>
-                <w:sz w:val="18"/>
+                <w:sz w:val="17"/>
               </w:rPr>
               <w:t>2629d72</w:t>
             </w:r>
@@ -4876,18 +4876,18 @@
         </w:tc>
         <w:tc>
           <w:tcPr>
-            <w:tcW w:type="dxa" w:w="1234"/>
-          </w:tcPr>
-          <w:p>
-            <w:r>
-              <w:rPr>
-                <w:sz w:val="18"/>
-              </w:rPr>
-            </w:r>
-            <w:r>
-              <w:rPr>
-                <w:rFonts w:ascii="Yu Gothic" w:hAnsi="Yu Gothic" w:eastAsia="Yu Gothic"/>
-                <w:sz w:val="18"/>
+            <w:tcW w:type="dxa" w:w="1417"/>
+          </w:tcPr>
+          <w:p>
+            <w:r>
+              <w:rPr>
+                <w:sz w:val="17"/>
+              </w:rPr>
+            </w:r>
+            <w:r>
+              <w:rPr>
+                <w:rFonts w:ascii="Yu Gothic" w:hAnsi="Yu Gothic" w:eastAsia="Yu Gothic"/>
+                <w:sz w:val="17"/>
               </w:rPr>
               <w:t>クローズ</w:t>
             </w:r>
@@ -4897,18 +4897,18 @@
       <w:tr>
         <w:tc>
           <w:tcPr>
-            <w:tcW w:type="dxa" w:w="1234"/>
-          </w:tcPr>
-          <w:p>
-            <w:r>
-              <w:rPr>
-                <w:sz w:val="18"/>
-              </w:rPr>
-            </w:r>
-            <w:r>
-              <w:rPr>
-                <w:rFonts w:ascii="Yu Gothic" w:hAnsi="Yu Gothic" w:eastAsia="Yu Gothic"/>
-                <w:sz w:val="18"/>
+            <w:tcW w:type="dxa" w:w="1417"/>
+          </w:tcPr>
+          <w:p>
+            <w:r>
+              <w:rPr>
+                <w:sz w:val="17"/>
+              </w:rPr>
+            </w:r>
+            <w:r>
+              <w:rPr>
+                <w:rFonts w:ascii="Yu Gothic" w:hAnsi="Yu Gothic" w:eastAsia="Yu Gothic"/>
+                <w:sz w:val="17"/>
               </w:rPr>
               <w:t>CR-010</w:t>
             </w:r>
@@ -4916,18 +4916,18 @@
         </w:tc>
         <w:tc>
           <w:tcPr>
-            <w:tcW w:type="dxa" w:w="1234"/>
-          </w:tcPr>
-          <w:p>
-            <w:r>
-              <w:rPr>
-                <w:sz w:val="18"/>
-              </w:rPr>
-            </w:r>
-            <w:r>
-              <w:rPr>
-                <w:rFonts w:ascii="Yu Gothic" w:hAnsi="Yu Gothic" w:eastAsia="Yu Gothic"/>
-                <w:sz w:val="18"/>
+            <w:tcW w:type="dxa" w:w="1417"/>
+          </w:tcPr>
+          <w:p>
+            <w:r>
+              <w:rPr>
+                <w:sz w:val="17"/>
+              </w:rPr>
+            </w:r>
+            <w:r>
+              <w:rPr>
+                <w:rFonts w:ascii="Yu Gothic" w:hAnsi="Yu Gothic" w:eastAsia="Yu Gothic"/>
+                <w:sz w:val="17"/>
               </w:rPr>
               <w:t>2026-08-02</w:t>
             </w:r>
@@ -4935,18 +4935,18 @@
         </w:tc>
         <w:tc>
           <w:tcPr>
-            <w:tcW w:type="dxa" w:w="1234"/>
-          </w:tcPr>
-          <w:p>
-            <w:r>
-              <w:rPr>
-                <w:sz w:val="18"/>
-              </w:rPr>
-            </w:r>
-            <w:r>
-              <w:rPr>
-                <w:rFonts w:ascii="Yu Gothic" w:hAnsi="Yu Gothic" w:eastAsia="Yu Gothic"/>
-                <w:sz w:val="18"/>
+            <w:tcW w:type="dxa" w:w="1417"/>
+          </w:tcPr>
+          <w:p>
+            <w:r>
+              <w:rPr>
+                <w:sz w:val="17"/>
+              </w:rPr>
+            </w:r>
+            <w:r>
+              <w:rPr>
+                <w:rFonts w:ascii="Yu Gothic" w:hAnsi="Yu Gothic" w:eastAsia="Yu Gothic"/>
+                <w:sz w:val="17"/>
               </w:rPr>
               <w:t>機能追加</w:t>
             </w:r>
@@ -4954,18 +4954,18 @@
         </w:tc>
         <w:tc>
           <w:tcPr>
-            <w:tcW w:type="dxa" w:w="1234"/>
-          </w:tcPr>
-          <w:p>
-            <w:r>
-              <w:rPr>
-                <w:sz w:val="18"/>
-              </w:rPr>
-            </w:r>
-            <w:r>
-              <w:rPr>
-                <w:rFonts w:ascii="Yu Gothic" w:hAnsi="Yu Gothic" w:eastAsia="Yu Gothic"/>
-                <w:sz w:val="18"/>
+            <w:tcW w:type="dxa" w:w="1417"/>
+          </w:tcPr>
+          <w:p>
+            <w:r>
+              <w:rPr>
+                <w:sz w:val="17"/>
+              </w:rPr>
+            </w:r>
+            <w:r>
+              <w:rPr>
+                <w:rFonts w:ascii="Yu Gothic" w:hAnsi="Yu Gothic" w:eastAsia="Yu Gothic"/>
+                <w:sz w:val="17"/>
               </w:rPr>
               <w:t>実行履歴の種別タブを廃止し、絞り込み・ソート・日付区切りにする</w:t>
             </w:r>
@@ -4973,18 +4973,18 @@
         </w:tc>
         <w:tc>
           <w:tcPr>
-            <w:tcW w:type="dxa" w:w="1234"/>
-          </w:tcPr>
-          <w:p>
-            <w:r>
-              <w:rPr>
-                <w:sz w:val="18"/>
-              </w:rPr>
-            </w:r>
-            <w:r>
-              <w:rPr>
-                <w:rFonts w:ascii="Yu Gothic" w:hAnsi="Yu Gothic" w:eastAsia="Yu Gothic"/>
-                <w:sz w:val="18"/>
+            <w:tcW w:type="dxa" w:w="1417"/>
+          </w:tcPr>
+          <w:p>
+            <w:r>
+              <w:rPr>
+                <w:sz w:val="17"/>
+              </w:rPr>
+            </w:r>
+            <w:r>
+              <w:rPr>
+                <w:rFonts w:ascii="Yu Gothic" w:hAnsi="Yu Gothic" w:eastAsia="Yu Gothic"/>
+                <w:sz w:val="17"/>
               </w:rPr>
               <w:t>実行履歴画面</w:t>
             </w:r>
@@ -4992,18 +4992,18 @@
         </w:tc>
         <w:tc>
           <w:tcPr>
-            <w:tcW w:type="dxa" w:w="1234"/>
-          </w:tcPr>
-          <w:p>
-            <w:r>
-              <w:rPr>
-                <w:sz w:val="18"/>
+            <w:tcW w:type="dxa" w:w="1417"/>
+          </w:tcPr>
+          <w:p>
+            <w:r>
+              <w:rPr>
+                <w:sz w:val="17"/>
               </w:rPr>
             </w:r>
             <w:r>
               <w:rPr>
                 <w:rFonts w:ascii="Consolas" w:hAnsi="Consolas" w:eastAsia="Consolas"/>
-                <w:sz w:val="18"/>
+                <w:sz w:val="17"/>
               </w:rPr>
               <w:t>d528af9</w:t>
             </w:r>
@@ -5011,18 +5011,18 @@
         </w:tc>
         <w:tc>
           <w:tcPr>
-            <w:tcW w:type="dxa" w:w="1234"/>
-          </w:tcPr>
-          <w:p>
-            <w:r>
-              <w:rPr>
-                <w:sz w:val="18"/>
-              </w:rPr>
-            </w:r>
-            <w:r>
-              <w:rPr>
-                <w:rFonts w:ascii="Yu Gothic" w:hAnsi="Yu Gothic" w:eastAsia="Yu Gothic"/>
-                <w:sz w:val="18"/>
+            <w:tcW w:type="dxa" w:w="1417"/>
+          </w:tcPr>
+          <w:p>
+            <w:r>
+              <w:rPr>
+                <w:sz w:val="17"/>
+              </w:rPr>
+            </w:r>
+            <w:r>
+              <w:rPr>
+                <w:rFonts w:ascii="Yu Gothic" w:hAnsi="Yu Gothic" w:eastAsia="Yu Gothic"/>
+                <w:sz w:val="17"/>
               </w:rPr>
               <w:t>クローズ</w:t>
             </w:r>
@@ -5032,18 +5032,18 @@
       <w:tr>
         <w:tc>
           <w:tcPr>
-            <w:tcW w:type="dxa" w:w="1234"/>
-          </w:tcPr>
-          <w:p>
-            <w:r>
-              <w:rPr>
-                <w:sz w:val="18"/>
-              </w:rPr>
-            </w:r>
-            <w:r>
-              <w:rPr>
-                <w:rFonts w:ascii="Yu Gothic" w:hAnsi="Yu Gothic" w:eastAsia="Yu Gothic"/>
-                <w:sz w:val="18"/>
+            <w:tcW w:type="dxa" w:w="1417"/>
+          </w:tcPr>
+          <w:p>
+            <w:r>
+              <w:rPr>
+                <w:sz w:val="17"/>
+              </w:rPr>
+            </w:r>
+            <w:r>
+              <w:rPr>
+                <w:rFonts w:ascii="Yu Gothic" w:hAnsi="Yu Gothic" w:eastAsia="Yu Gothic"/>
+                <w:sz w:val="17"/>
               </w:rPr>
               <w:t>CR-011</w:t>
             </w:r>
@@ -5051,18 +5051,18 @@
         </w:tc>
         <w:tc>
           <w:tcPr>
-            <w:tcW w:type="dxa" w:w="1234"/>
-          </w:tcPr>
-          <w:p>
-            <w:r>
-              <w:rPr>
-                <w:sz w:val="18"/>
-              </w:rPr>
-            </w:r>
-            <w:r>
-              <w:rPr>
-                <w:rFonts w:ascii="Yu Gothic" w:hAnsi="Yu Gothic" w:eastAsia="Yu Gothic"/>
-                <w:sz w:val="18"/>
+            <w:tcW w:type="dxa" w:w="1417"/>
+          </w:tcPr>
+          <w:p>
+            <w:r>
+              <w:rPr>
+                <w:sz w:val="17"/>
+              </w:rPr>
+            </w:r>
+            <w:r>
+              <w:rPr>
+                <w:rFonts w:ascii="Yu Gothic" w:hAnsi="Yu Gothic" w:eastAsia="Yu Gothic"/>
+                <w:sz w:val="17"/>
               </w:rPr>
               <w:t>2026-08-02</w:t>
             </w:r>
@@ -5070,18 +5070,18 @@
         </w:tc>
         <w:tc>
           <w:tcPr>
-            <w:tcW w:type="dxa" w:w="1234"/>
-          </w:tcPr>
-          <w:p>
-            <w:r>
-              <w:rPr>
-                <w:sz w:val="18"/>
-              </w:rPr>
-            </w:r>
-            <w:r>
-              <w:rPr>
-                <w:rFonts w:ascii="Yu Gothic" w:hAnsi="Yu Gothic" w:eastAsia="Yu Gothic"/>
-                <w:sz w:val="18"/>
+            <w:tcW w:type="dxa" w:w="1417"/>
+          </w:tcPr>
+          <w:p>
+            <w:r>
+              <w:rPr>
+                <w:sz w:val="17"/>
+              </w:rPr>
+            </w:r>
+            <w:r>
+              <w:rPr>
+                <w:rFonts w:ascii="Yu Gothic" w:hAnsi="Yu Gothic" w:eastAsia="Yu Gothic"/>
+                <w:sz w:val="17"/>
               </w:rPr>
               <w:t>機能追加</w:t>
             </w:r>
@@ -5089,18 +5089,18 @@
         </w:tc>
         <w:tc>
           <w:tcPr>
-            <w:tcW w:type="dxa" w:w="1234"/>
-          </w:tcPr>
-          <w:p>
-            <w:r>
-              <w:rPr>
-                <w:sz w:val="18"/>
-              </w:rPr>
-            </w:r>
-            <w:r>
-              <w:rPr>
-                <w:rFonts w:ascii="Yu Gothic" w:hAnsi="Yu Gothic" w:eastAsia="Yu Gothic"/>
-                <w:sz w:val="18"/>
+            <w:tcW w:type="dxa" w:w="1417"/>
+          </w:tcPr>
+          <w:p>
+            <w:r>
+              <w:rPr>
+                <w:sz w:val="17"/>
+              </w:rPr>
+            </w:r>
+            <w:r>
+              <w:rPr>
+                <w:rFonts w:ascii="Yu Gothic" w:hAnsi="Yu Gothic" w:eastAsia="Yu Gothic"/>
+                <w:sz w:val="17"/>
               </w:rPr>
               <w:t>実行結果を実行回ごとに保存し、3つの成果物を1つのハブへ集約する (#152)</w:t>
             </w:r>
@@ -5108,18 +5108,18 @@
         </w:tc>
         <w:tc>
           <w:tcPr>
-            <w:tcW w:type="dxa" w:w="1234"/>
-          </w:tcPr>
-          <w:p>
-            <w:r>
-              <w:rPr>
-                <w:sz w:val="18"/>
-              </w:rPr>
-            </w:r>
-            <w:r>
-              <w:rPr>
-                <w:rFonts w:ascii="Yu Gothic" w:hAnsi="Yu Gothic" w:eastAsia="Yu Gothic"/>
-                <w:sz w:val="18"/>
+            <w:tcW w:type="dxa" w:w="1417"/>
+          </w:tcPr>
+          <w:p>
+            <w:r>
+              <w:rPr>
+                <w:sz w:val="17"/>
+              </w:rPr>
+            </w:r>
+            <w:r>
+              <w:rPr>
+                <w:rFonts w:ascii="Yu Gothic" w:hAnsi="Yu Gothic" w:eastAsia="Yu Gothic"/>
+                <w:sz w:val="17"/>
               </w:rPr>
               <w:t>実行結果ハブ</w:t>
             </w:r>
@@ -5127,18 +5127,18 @@
         </w:tc>
         <w:tc>
           <w:tcPr>
-            <w:tcW w:type="dxa" w:w="1234"/>
-          </w:tcPr>
-          <w:p>
-            <w:r>
-              <w:rPr>
-                <w:sz w:val="18"/>
+            <w:tcW w:type="dxa" w:w="1417"/>
+          </w:tcPr>
+          <w:p>
+            <w:r>
+              <w:rPr>
+                <w:sz w:val="17"/>
               </w:rPr>
             </w:r>
             <w:r>
               <w:rPr>
                 <w:rFonts w:ascii="Consolas" w:hAnsi="Consolas" w:eastAsia="Consolas"/>
-                <w:sz w:val="18"/>
+                <w:sz w:val="17"/>
               </w:rPr>
               <w:t>0b70d35</w:t>
             </w:r>
@@ -5146,18 +5146,18 @@
         </w:tc>
         <w:tc>
           <w:tcPr>
-            <w:tcW w:type="dxa" w:w="1234"/>
-          </w:tcPr>
-          <w:p>
-            <w:r>
-              <w:rPr>
-                <w:sz w:val="18"/>
-              </w:rPr>
-            </w:r>
-            <w:r>
-              <w:rPr>
-                <w:rFonts w:ascii="Yu Gothic" w:hAnsi="Yu Gothic" w:eastAsia="Yu Gothic"/>
-                <w:sz w:val="18"/>
+            <w:tcW w:type="dxa" w:w="1417"/>
+          </w:tcPr>
+          <w:p>
+            <w:r>
+              <w:rPr>
+                <w:sz w:val="17"/>
+              </w:rPr>
+            </w:r>
+            <w:r>
+              <w:rPr>
+                <w:rFonts w:ascii="Yu Gothic" w:hAnsi="Yu Gothic" w:eastAsia="Yu Gothic"/>
+                <w:sz w:val="17"/>
               </w:rPr>
               <w:t>クローズ</w:t>
             </w:r>
@@ -5167,18 +5167,18 @@
       <w:tr>
         <w:tc>
           <w:tcPr>
-            <w:tcW w:type="dxa" w:w="1234"/>
-          </w:tcPr>
-          <w:p>
-            <w:r>
-              <w:rPr>
-                <w:sz w:val="18"/>
-              </w:rPr>
-            </w:r>
-            <w:r>
-              <w:rPr>
-                <w:rFonts w:ascii="Yu Gothic" w:hAnsi="Yu Gothic" w:eastAsia="Yu Gothic"/>
-                <w:sz w:val="18"/>
+            <w:tcW w:type="dxa" w:w="1417"/>
+          </w:tcPr>
+          <w:p>
+            <w:r>
+              <w:rPr>
+                <w:sz w:val="17"/>
+              </w:rPr>
+            </w:r>
+            <w:r>
+              <w:rPr>
+                <w:rFonts w:ascii="Yu Gothic" w:hAnsi="Yu Gothic" w:eastAsia="Yu Gothic"/>
+                <w:sz w:val="17"/>
               </w:rPr>
               <w:t>CR-012</w:t>
             </w:r>
@@ -5186,18 +5186,18 @@
         </w:tc>
         <w:tc>
           <w:tcPr>
-            <w:tcW w:type="dxa" w:w="1234"/>
-          </w:tcPr>
-          <w:p>
-            <w:r>
-              <w:rPr>
-                <w:sz w:val="18"/>
-              </w:rPr>
-            </w:r>
-            <w:r>
-              <w:rPr>
-                <w:rFonts w:ascii="Yu Gothic" w:hAnsi="Yu Gothic" w:eastAsia="Yu Gothic"/>
-                <w:sz w:val="18"/>
+            <w:tcW w:type="dxa" w:w="1417"/>
+          </w:tcPr>
+          <w:p>
+            <w:r>
+              <w:rPr>
+                <w:sz w:val="17"/>
+              </w:rPr>
+            </w:r>
+            <w:r>
+              <w:rPr>
+                <w:rFonts w:ascii="Yu Gothic" w:hAnsi="Yu Gothic" w:eastAsia="Yu Gothic"/>
+                <w:sz w:val="17"/>
               </w:rPr>
               <w:t>2026-08-02</w:t>
             </w:r>
@@ -5205,18 +5205,18 @@
         </w:tc>
         <w:tc>
           <w:tcPr>
-            <w:tcW w:type="dxa" w:w="1234"/>
-          </w:tcPr>
-          <w:p>
-            <w:r>
-              <w:rPr>
-                <w:sz w:val="18"/>
-              </w:rPr>
-            </w:r>
-            <w:r>
-              <w:rPr>
-                <w:rFonts w:ascii="Yu Gothic" w:hAnsi="Yu Gothic" w:eastAsia="Yu Gothic"/>
-                <w:sz w:val="18"/>
+            <w:tcW w:type="dxa" w:w="1417"/>
+          </w:tcPr>
+          <w:p>
+            <w:r>
+              <w:rPr>
+                <w:sz w:val="17"/>
+              </w:rPr>
+            </w:r>
+            <w:r>
+              <w:rPr>
+                <w:rFonts w:ascii="Yu Gothic" w:hAnsi="Yu Gothic" w:eastAsia="Yu Gothic"/>
+                <w:sz w:val="17"/>
               </w:rPr>
               <w:t>不具合修正</w:t>
             </w:r>
@@ -5224,18 +5224,18 @@
         </w:tc>
         <w:tc>
           <w:tcPr>
-            <w:tcW w:type="dxa" w:w="1234"/>
-          </w:tcPr>
-          <w:p>
-            <w:r>
-              <w:rPr>
-                <w:sz w:val="18"/>
-              </w:rPr>
-            </w:r>
-            <w:r>
-              <w:rPr>
-                <w:rFonts w:ascii="Yu Gothic" w:hAnsi="Yu Gothic" w:eastAsia="Yu Gothic"/>
-                <w:sz w:val="18"/>
+            <w:tcW w:type="dxa" w:w="1417"/>
+          </w:tcPr>
+          <w:p>
+            <w:r>
+              <w:rPr>
+                <w:sz w:val="17"/>
+              </w:rPr>
+            </w:r>
+            <w:r>
+              <w:rPr>
+                <w:rFonts w:ascii="Yu Gothic" w:hAnsi="Yu Gothic" w:eastAsia="Yu Gothic"/>
+                <w:sz w:val="17"/>
               </w:rPr>
               <w:t>CSV取込が根拠を捏造していたのを直す</w:t>
             </w:r>
@@ -5243,18 +5243,18 @@
         </w:tc>
         <w:tc>
           <w:tcPr>
-            <w:tcW w:type="dxa" w:w="1234"/>
-          </w:tcPr>
-          <w:p>
-            <w:r>
-              <w:rPr>
-                <w:sz w:val="18"/>
-              </w:rPr>
-            </w:r>
-            <w:r>
-              <w:rPr>
-                <w:rFonts w:ascii="Yu Gothic" w:hAnsi="Yu Gothic" w:eastAsia="Yu Gothic"/>
-                <w:sz w:val="18"/>
+            <w:tcW w:type="dxa" w:w="1417"/>
+          </w:tcPr>
+          <w:p>
+            <w:r>
+              <w:rPr>
+                <w:sz w:val="17"/>
+              </w:rPr>
+            </w:r>
+            <w:r>
+              <w:rPr>
+                <w:rFonts w:ascii="Yu Gothic" w:hAnsi="Yu Gothic" w:eastAsia="Yu Gothic"/>
+                <w:sz w:val="17"/>
               </w:rPr>
               <w:t>CSV取込(文書駆動)</w:t>
             </w:r>
@@ -5262,18 +5262,18 @@
         </w:tc>
         <w:tc>
           <w:tcPr>
-            <w:tcW w:type="dxa" w:w="1234"/>
-          </w:tcPr>
-          <w:p>
-            <w:r>
-              <w:rPr>
-                <w:sz w:val="18"/>
+            <w:tcW w:type="dxa" w:w="1417"/>
+          </w:tcPr>
+          <w:p>
+            <w:r>
+              <w:rPr>
+                <w:sz w:val="17"/>
               </w:rPr>
             </w:r>
             <w:r>
               <w:rPr>
                 <w:rFonts w:ascii="Consolas" w:hAnsi="Consolas" w:eastAsia="Consolas"/>
-                <w:sz w:val="18"/>
+                <w:sz w:val="17"/>
               </w:rPr>
               <w:t>f3d8c5c</w:t>
             </w:r>
@@ -5281,18 +5281,18 @@
         </w:tc>
         <w:tc>
           <w:tcPr>
-            <w:tcW w:type="dxa" w:w="1234"/>
-          </w:tcPr>
-          <w:p>
-            <w:r>
-              <w:rPr>
-                <w:sz w:val="18"/>
-              </w:rPr>
-            </w:r>
-            <w:r>
-              <w:rPr>
-                <w:rFonts w:ascii="Yu Gothic" w:hAnsi="Yu Gothic" w:eastAsia="Yu Gothic"/>
-                <w:sz w:val="18"/>
+            <w:tcW w:type="dxa" w:w="1417"/>
+          </w:tcPr>
+          <w:p>
+            <w:r>
+              <w:rPr>
+                <w:sz w:val="17"/>
+              </w:rPr>
+            </w:r>
+            <w:r>
+              <w:rPr>
+                <w:rFonts w:ascii="Yu Gothic" w:hAnsi="Yu Gothic" w:eastAsia="Yu Gothic"/>
+                <w:sz w:val="17"/>
               </w:rPr>
               <w:t>クローズ</w:t>
             </w:r>
@@ -5302,18 +5302,18 @@
       <w:tr>
         <w:tc>
           <w:tcPr>
-            <w:tcW w:type="dxa" w:w="1234"/>
-          </w:tcPr>
-          <w:p>
-            <w:r>
-              <w:rPr>
-                <w:sz w:val="18"/>
-              </w:rPr>
-            </w:r>
-            <w:r>
-              <w:rPr>
-                <w:rFonts w:ascii="Yu Gothic" w:hAnsi="Yu Gothic" w:eastAsia="Yu Gothic"/>
-                <w:sz w:val="18"/>
+            <w:tcW w:type="dxa" w:w="1417"/>
+          </w:tcPr>
+          <w:p>
+            <w:r>
+              <w:rPr>
+                <w:sz w:val="17"/>
+              </w:rPr>
+            </w:r>
+            <w:r>
+              <w:rPr>
+                <w:rFonts w:ascii="Yu Gothic" w:hAnsi="Yu Gothic" w:eastAsia="Yu Gothic"/>
+                <w:sz w:val="17"/>
               </w:rPr>
               <w:t>CR-013</w:t>
             </w:r>
@@ -5321,18 +5321,18 @@
         </w:tc>
         <w:tc>
           <w:tcPr>
-            <w:tcW w:type="dxa" w:w="1234"/>
-          </w:tcPr>
-          <w:p>
-            <w:r>
-              <w:rPr>
-                <w:sz w:val="18"/>
-              </w:rPr>
-            </w:r>
-            <w:r>
-              <w:rPr>
-                <w:rFonts w:ascii="Yu Gothic" w:hAnsi="Yu Gothic" w:eastAsia="Yu Gothic"/>
-                <w:sz w:val="18"/>
+            <w:tcW w:type="dxa" w:w="1417"/>
+          </w:tcPr>
+          <w:p>
+            <w:r>
+              <w:rPr>
+                <w:sz w:val="17"/>
+              </w:rPr>
+            </w:r>
+            <w:r>
+              <w:rPr>
+                <w:rFonts w:ascii="Yu Gothic" w:hAnsi="Yu Gothic" w:eastAsia="Yu Gothic"/>
+                <w:sz w:val="17"/>
               </w:rPr>
               <w:t>2026-08-01</w:t>
             </w:r>
@@ -5340,18 +5340,18 @@
         </w:tc>
         <w:tc>
           <w:tcPr>
-            <w:tcW w:type="dxa" w:w="1234"/>
-          </w:tcPr>
-          <w:p>
-            <w:r>
-              <w:rPr>
-                <w:sz w:val="18"/>
-              </w:rPr>
-            </w:r>
-            <w:r>
-              <w:rPr>
-                <w:rFonts w:ascii="Yu Gothic" w:hAnsi="Yu Gothic" w:eastAsia="Yu Gothic"/>
-                <w:sz w:val="18"/>
+            <w:tcW w:type="dxa" w:w="1417"/>
+          </w:tcPr>
+          <w:p>
+            <w:r>
+              <w:rPr>
+                <w:sz w:val="17"/>
+              </w:rPr>
+            </w:r>
+            <w:r>
+              <w:rPr>
+                <w:rFonts w:ascii="Yu Gothic" w:hAnsi="Yu Gothic" w:eastAsia="Yu Gothic"/>
+                <w:sz w:val="17"/>
               </w:rPr>
               <w:t>不具合修正</w:t>
             </w:r>
@@ -5359,18 +5359,18 @@
         </w:tc>
         <w:tc>
           <w:tcPr>
-            <w:tcW w:type="dxa" w:w="1234"/>
-          </w:tcPr>
-          <w:p>
-            <w:r>
-              <w:rPr>
-                <w:sz w:val="18"/>
-              </w:rPr>
-            </w:r>
-            <w:r>
-              <w:rPr>
-                <w:rFonts w:ascii="Yu Gothic" w:hAnsi="Yu Gothic" w:eastAsia="Yu Gothic"/>
-                <w:sz w:val="18"/>
+            <w:tcW w:type="dxa" w:w="1417"/>
+          </w:tcPr>
+          <w:p>
+            <w:r>
+              <w:rPr>
+                <w:sz w:val="17"/>
+              </w:rPr>
+            </w:r>
+            <w:r>
+              <w:rPr>
+                <w:rFonts w:ascii="Yu Gothic" w:hAnsi="Yu Gothic" w:eastAsia="Yu Gothic"/>
+                <w:sz w:val="17"/>
               </w:rPr>
               <w:t>異常値と並行アクセスを検証し、見つかった2件を直す</w:t>
             </w:r>
@@ -5378,18 +5378,18 @@
         </w:tc>
         <w:tc>
           <w:tcPr>
-            <w:tcW w:type="dxa" w:w="1234"/>
-          </w:tcPr>
-          <w:p>
-            <w:r>
-              <w:rPr>
-                <w:sz w:val="18"/>
-              </w:rPr>
-            </w:r>
-            <w:r>
-              <w:rPr>
-                <w:rFonts w:ascii="Yu Gothic" w:hAnsi="Yu Gothic" w:eastAsia="Yu Gothic"/>
-                <w:sz w:val="18"/>
+            <w:tcW w:type="dxa" w:w="1417"/>
+          </w:tcPr>
+          <w:p>
+            <w:r>
+              <w:rPr>
+                <w:sz w:val="17"/>
+              </w:rPr>
+            </w:r>
+            <w:r>
+              <w:rPr>
+                <w:rFonts w:ascii="Yu Gothic" w:hAnsi="Yu Gothic" w:eastAsia="Yu Gothic"/>
+                <w:sz w:val="17"/>
               </w:rPr>
               <w:t>並行アクセス/異常値</w:t>
             </w:r>
@@ -5397,18 +5397,18 @@
         </w:tc>
         <w:tc>
           <w:tcPr>
-            <w:tcW w:type="dxa" w:w="1234"/>
-          </w:tcPr>
-          <w:p>
-            <w:r>
-              <w:rPr>
-                <w:sz w:val="18"/>
+            <w:tcW w:type="dxa" w:w="1417"/>
+          </w:tcPr>
+          <w:p>
+            <w:r>
+              <w:rPr>
+                <w:sz w:val="17"/>
               </w:rPr>
             </w:r>
             <w:r>
               <w:rPr>
                 <w:rFonts w:ascii="Consolas" w:hAnsi="Consolas" w:eastAsia="Consolas"/>
-                <w:sz w:val="18"/>
+                <w:sz w:val="17"/>
               </w:rPr>
               <w:t>7f5ed9b</w:t>
             </w:r>
@@ -5416,18 +5416,18 @@
         </w:tc>
         <w:tc>
           <w:tcPr>
-            <w:tcW w:type="dxa" w:w="1234"/>
-          </w:tcPr>
-          <w:p>
-            <w:r>
-              <w:rPr>
-                <w:sz w:val="18"/>
-              </w:rPr>
-            </w:r>
-            <w:r>
-              <w:rPr>
-                <w:rFonts w:ascii="Yu Gothic" w:hAnsi="Yu Gothic" w:eastAsia="Yu Gothic"/>
-                <w:sz w:val="18"/>
+            <w:tcW w:type="dxa" w:w="1417"/>
+          </w:tcPr>
+          <w:p>
+            <w:r>
+              <w:rPr>
+                <w:sz w:val="17"/>
+              </w:rPr>
+            </w:r>
+            <w:r>
+              <w:rPr>
+                <w:rFonts w:ascii="Yu Gothic" w:hAnsi="Yu Gothic" w:eastAsia="Yu Gothic"/>
+                <w:sz w:val="17"/>
               </w:rPr>
               <w:t>クローズ</w:t>
             </w:r>
@@ -5437,18 +5437,18 @@
       <w:tr>
         <w:tc>
           <w:tcPr>
-            <w:tcW w:type="dxa" w:w="1234"/>
-          </w:tcPr>
-          <w:p>
-            <w:r>
-              <w:rPr>
-                <w:sz w:val="18"/>
-              </w:rPr>
-            </w:r>
-            <w:r>
-              <w:rPr>
-                <w:rFonts w:ascii="Yu Gothic" w:hAnsi="Yu Gothic" w:eastAsia="Yu Gothic"/>
-                <w:sz w:val="18"/>
+            <w:tcW w:type="dxa" w:w="1417"/>
+          </w:tcPr>
+          <w:p>
+            <w:r>
+              <w:rPr>
+                <w:sz w:val="17"/>
+              </w:rPr>
+            </w:r>
+            <w:r>
+              <w:rPr>
+                <w:rFonts w:ascii="Yu Gothic" w:hAnsi="Yu Gothic" w:eastAsia="Yu Gothic"/>
+                <w:sz w:val="17"/>
               </w:rPr>
               <w:t>CR-014</w:t>
             </w:r>
@@ -5456,18 +5456,18 @@
         </w:tc>
         <w:tc>
           <w:tcPr>
-            <w:tcW w:type="dxa" w:w="1234"/>
-          </w:tcPr>
-          <w:p>
-            <w:r>
-              <w:rPr>
-                <w:sz w:val="18"/>
-              </w:rPr>
-            </w:r>
-            <w:r>
-              <w:rPr>
-                <w:rFonts w:ascii="Yu Gothic" w:hAnsi="Yu Gothic" w:eastAsia="Yu Gothic"/>
-                <w:sz w:val="18"/>
+            <w:tcW w:type="dxa" w:w="1417"/>
+          </w:tcPr>
+          <w:p>
+            <w:r>
+              <w:rPr>
+                <w:sz w:val="17"/>
+              </w:rPr>
+            </w:r>
+            <w:r>
+              <w:rPr>
+                <w:rFonts w:ascii="Yu Gothic" w:hAnsi="Yu Gothic" w:eastAsia="Yu Gothic"/>
+                <w:sz w:val="17"/>
               </w:rPr>
               <w:t>2026-08-01</w:t>
             </w:r>
@@ -5475,18 +5475,18 @@
         </w:tc>
         <w:tc>
           <w:tcPr>
-            <w:tcW w:type="dxa" w:w="1234"/>
-          </w:tcPr>
-          <w:p>
-            <w:r>
-              <w:rPr>
-                <w:sz w:val="18"/>
-              </w:rPr>
-            </w:r>
-            <w:r>
-              <w:rPr>
-                <w:rFonts w:ascii="Yu Gothic" w:hAnsi="Yu Gothic" w:eastAsia="Yu Gothic"/>
-                <w:sz w:val="18"/>
+            <w:tcW w:type="dxa" w:w="1417"/>
+          </w:tcPr>
+          <w:p>
+            <w:r>
+              <w:rPr>
+                <w:sz w:val="17"/>
+              </w:rPr>
+            </w:r>
+            <w:r>
+              <w:rPr>
+                <w:rFonts w:ascii="Yu Gothic" w:hAnsi="Yu Gothic" w:eastAsia="Yu Gothic"/>
+                <w:sz w:val="17"/>
               </w:rPr>
               <w:t>不具合修正</w:t>
             </w:r>
@@ -5494,18 +5494,18 @@
         </w:tc>
         <w:tc>
           <w:tcPr>
-            <w:tcW w:type="dxa" w:w="1234"/>
-          </w:tcPr>
-          <w:p>
-            <w:r>
-              <w:rPr>
-                <w:sz w:val="18"/>
-              </w:rPr>
-            </w:r>
-            <w:r>
-              <w:rPr>
-                <w:rFonts w:ascii="Yu Gothic" w:hAnsi="Yu Gothic" w:eastAsia="Yu Gothic"/>
-                <w:sz w:val="18"/>
+            <w:tcW w:type="dxa" w:w="1417"/>
+          </w:tcPr>
+          <w:p>
+            <w:r>
+              <w:rPr>
+                <w:sz w:val="17"/>
+              </w:rPr>
+            </w:r>
+            <w:r>
+              <w:rPr>
+                <w:rFonts w:ascii="Yu Gothic" w:hAnsi="Yu Gothic" w:eastAsia="Yu Gothic"/>
+                <w:sz w:val="17"/>
               </w:rPr>
               <w:t>第3回レッドチーミングで見つかった3件を直す</w:t>
             </w:r>
@@ -5513,18 +5513,18 @@
         </w:tc>
         <w:tc>
           <w:tcPr>
-            <w:tcW w:type="dxa" w:w="1234"/>
-          </w:tcPr>
-          <w:p>
-            <w:r>
-              <w:rPr>
-                <w:sz w:val="18"/>
-              </w:rPr>
-            </w:r>
-            <w:r>
-              <w:rPr>
-                <w:rFonts w:ascii="Yu Gothic" w:hAnsi="Yu Gothic" w:eastAsia="Yu Gothic"/>
-                <w:sz w:val="18"/>
+            <w:tcW w:type="dxa" w:w="1417"/>
+          </w:tcPr>
+          <w:p>
+            <w:r>
+              <w:rPr>
+                <w:sz w:val="17"/>
+              </w:rPr>
+            </w:r>
+            <w:r>
+              <w:rPr>
+                <w:rFonts w:ascii="Yu Gothic" w:hAnsi="Yu Gothic" w:eastAsia="Yu Gothic"/>
+                <w:sz w:val="17"/>
               </w:rPr>
               <w:t>観点(レッドチーミング対応)</w:t>
             </w:r>
@@ -5532,18 +5532,18 @@
         </w:tc>
         <w:tc>
           <w:tcPr>
-            <w:tcW w:type="dxa" w:w="1234"/>
-          </w:tcPr>
-          <w:p>
-            <w:r>
-              <w:rPr>
-                <w:sz w:val="18"/>
+            <w:tcW w:type="dxa" w:w="1417"/>
+          </w:tcPr>
+          <w:p>
+            <w:r>
+              <w:rPr>
+                <w:sz w:val="17"/>
               </w:rPr>
             </w:r>
             <w:r>
               <w:rPr>
                 <w:rFonts w:ascii="Consolas" w:hAnsi="Consolas" w:eastAsia="Consolas"/>
-                <w:sz w:val="18"/>
+                <w:sz w:val="17"/>
               </w:rPr>
               <w:t>014c02f</w:t>
             </w:r>
@@ -5551,18 +5551,18 @@
         </w:tc>
         <w:tc>
           <w:tcPr>
-            <w:tcW w:type="dxa" w:w="1234"/>
-          </w:tcPr>
-          <w:p>
-            <w:r>
-              <w:rPr>
-                <w:sz w:val="18"/>
-              </w:rPr>
-            </w:r>
-            <w:r>
-              <w:rPr>
-                <w:rFonts w:ascii="Yu Gothic" w:hAnsi="Yu Gothic" w:eastAsia="Yu Gothic"/>
-                <w:sz w:val="18"/>
+            <w:tcW w:type="dxa" w:w="1417"/>
+          </w:tcPr>
+          <w:p>
+            <w:r>
+              <w:rPr>
+                <w:sz w:val="17"/>
+              </w:rPr>
+            </w:r>
+            <w:r>
+              <w:rPr>
+                <w:rFonts w:ascii="Yu Gothic" w:hAnsi="Yu Gothic" w:eastAsia="Yu Gothic"/>
+                <w:sz w:val="17"/>
               </w:rPr>
               <w:t>クローズ</w:t>
             </w:r>
@@ -5572,18 +5572,18 @@
       <w:tr>
         <w:tc>
           <w:tcPr>
-            <w:tcW w:type="dxa" w:w="1234"/>
-          </w:tcPr>
-          <w:p>
-            <w:r>
-              <w:rPr>
-                <w:sz w:val="18"/>
-              </w:rPr>
-            </w:r>
-            <w:r>
-              <w:rPr>
-                <w:rFonts w:ascii="Yu Gothic" w:hAnsi="Yu Gothic" w:eastAsia="Yu Gothic"/>
-                <w:sz w:val="18"/>
+            <w:tcW w:type="dxa" w:w="1417"/>
+          </w:tcPr>
+          <w:p>
+            <w:r>
+              <w:rPr>
+                <w:sz w:val="17"/>
+              </w:rPr>
+            </w:r>
+            <w:r>
+              <w:rPr>
+                <w:rFonts w:ascii="Yu Gothic" w:hAnsi="Yu Gothic" w:eastAsia="Yu Gothic"/>
+                <w:sz w:val="17"/>
               </w:rPr>
               <w:t>CR-015</w:t>
             </w:r>
@@ -5591,18 +5591,18 @@
         </w:tc>
         <w:tc>
           <w:tcPr>
-            <w:tcW w:type="dxa" w:w="1234"/>
-          </w:tcPr>
-          <w:p>
-            <w:r>
-              <w:rPr>
-                <w:sz w:val="18"/>
-              </w:rPr>
-            </w:r>
-            <w:r>
-              <w:rPr>
-                <w:rFonts w:ascii="Yu Gothic" w:hAnsi="Yu Gothic" w:eastAsia="Yu Gothic"/>
-                <w:sz w:val="18"/>
+            <w:tcW w:type="dxa" w:w="1417"/>
+          </w:tcPr>
+          <w:p>
+            <w:r>
+              <w:rPr>
+                <w:sz w:val="17"/>
+              </w:rPr>
+            </w:r>
+            <w:r>
+              <w:rPr>
+                <w:rFonts w:ascii="Yu Gothic" w:hAnsi="Yu Gothic" w:eastAsia="Yu Gothic"/>
+                <w:sz w:val="17"/>
               </w:rPr>
               <w:t>2026-08-01</w:t>
             </w:r>
@@ -5610,18 +5610,18 @@
         </w:tc>
         <w:tc>
           <w:tcPr>
-            <w:tcW w:type="dxa" w:w="1234"/>
-          </w:tcPr>
-          <w:p>
-            <w:r>
-              <w:rPr>
-                <w:sz w:val="18"/>
-              </w:rPr>
-            </w:r>
-            <w:r>
-              <w:rPr>
-                <w:rFonts w:ascii="Yu Gothic" w:hAnsi="Yu Gothic" w:eastAsia="Yu Gothic"/>
-                <w:sz w:val="18"/>
+            <w:tcW w:type="dxa" w:w="1417"/>
+          </w:tcPr>
+          <w:p>
+            <w:r>
+              <w:rPr>
+                <w:sz w:val="17"/>
+              </w:rPr>
+            </w:r>
+            <w:r>
+              <w:rPr>
+                <w:rFonts w:ascii="Yu Gothic" w:hAnsi="Yu Gothic" w:eastAsia="Yu Gothic"/>
+                <w:sz w:val="17"/>
               </w:rPr>
               <w:t>リファクタリング</w:t>
             </w:r>
@@ -5629,18 +5629,18 @@
         </w:tc>
         <w:tc>
           <w:tcPr>
-            <w:tcW w:type="dxa" w:w="1234"/>
-          </w:tcPr>
-          <w:p>
-            <w:r>
-              <w:rPr>
-                <w:sz w:val="18"/>
-              </w:rPr>
-            </w:r>
-            <w:r>
-              <w:rPr>
-                <w:rFonts w:ascii="Yu Gothic" w:hAnsi="Yu Gothic" w:eastAsia="Yu Gothic"/>
-                <w:sz w:val="18"/>
+            <w:tcW w:type="dxa" w:w="1417"/>
+          </w:tcPr>
+          <w:p>
+            <w:r>
+              <w:rPr>
+                <w:sz w:val="17"/>
+              </w:rPr>
+            </w:r>
+            <w:r>
+              <w:rPr>
+                <w:rFonts w:ascii="Yu Gothic" w:hAnsi="Yu Gothic" w:eastAsia="Yu Gothic"/>
+                <w:sz w:val="17"/>
               </w:rPr>
               <w:t>観点の役割を1箇所で決め、検証の規律を記録する</w:t>
             </w:r>
@@ -5648,18 +5648,18 @@
         </w:tc>
         <w:tc>
           <w:tcPr>
-            <w:tcW w:type="dxa" w:w="1234"/>
-          </w:tcPr>
-          <w:p>
-            <w:r>
-              <w:rPr>
-                <w:sz w:val="18"/>
-              </w:rPr>
-            </w:r>
-            <w:r>
-              <w:rPr>
-                <w:rFonts w:ascii="Yu Gothic" w:hAnsi="Yu Gothic" w:eastAsia="Yu Gothic"/>
-                <w:sz w:val="18"/>
+            <w:tcW w:type="dxa" w:w="1417"/>
+          </w:tcPr>
+          <w:p>
+            <w:r>
+              <w:rPr>
+                <w:sz w:val="17"/>
+              </w:rPr>
+            </w:r>
+            <w:r>
+              <w:rPr>
+                <w:rFonts w:ascii="Yu Gothic" w:hAnsi="Yu Gothic" w:eastAsia="Yu Gothic"/>
+                <w:sz w:val="17"/>
               </w:rPr>
               <w:t>観点エンジン</w:t>
             </w:r>
@@ -5667,18 +5667,18 @@
         </w:tc>
         <w:tc>
           <w:tcPr>
-            <w:tcW w:type="dxa" w:w="1234"/>
-          </w:tcPr>
-          <w:p>
-            <w:r>
-              <w:rPr>
-                <w:sz w:val="18"/>
+            <w:tcW w:type="dxa" w:w="1417"/>
+          </w:tcPr>
+          <w:p>
+            <w:r>
+              <w:rPr>
+                <w:sz w:val="17"/>
               </w:rPr>
             </w:r>
             <w:r>
               <w:rPr>
                 <w:rFonts w:ascii="Consolas" w:hAnsi="Consolas" w:eastAsia="Consolas"/>
-                <w:sz w:val="18"/>
+                <w:sz w:val="17"/>
               </w:rPr>
               <w:t>ccd26e4</w:t>
             </w:r>
@@ -5686,18 +5686,18 @@
         </w:tc>
         <w:tc>
           <w:tcPr>
-            <w:tcW w:type="dxa" w:w="1234"/>
-          </w:tcPr>
-          <w:p>
-            <w:r>
-              <w:rPr>
-                <w:sz w:val="18"/>
-              </w:rPr>
-            </w:r>
-            <w:r>
-              <w:rPr>
-                <w:rFonts w:ascii="Yu Gothic" w:hAnsi="Yu Gothic" w:eastAsia="Yu Gothic"/>
-                <w:sz w:val="18"/>
+            <w:tcW w:type="dxa" w:w="1417"/>
+          </w:tcPr>
+          <w:p>
+            <w:r>
+              <w:rPr>
+                <w:sz w:val="17"/>
+              </w:rPr>
+            </w:r>
+            <w:r>
+              <w:rPr>
+                <w:rFonts w:ascii="Yu Gothic" w:hAnsi="Yu Gothic" w:eastAsia="Yu Gothic"/>
+                <w:sz w:val="17"/>
               </w:rPr>
               <w:t>クローズ</w:t>
             </w:r>
@@ -5707,18 +5707,18 @@
       <w:tr>
         <w:tc>
           <w:tcPr>
-            <w:tcW w:type="dxa" w:w="1234"/>
-          </w:tcPr>
-          <w:p>
-            <w:r>
-              <w:rPr>
-                <w:sz w:val="18"/>
-              </w:rPr>
-            </w:r>
-            <w:r>
-              <w:rPr>
-                <w:rFonts w:ascii="Yu Gothic" w:hAnsi="Yu Gothic" w:eastAsia="Yu Gothic"/>
-                <w:sz w:val="18"/>
+            <w:tcW w:type="dxa" w:w="1417"/>
+          </w:tcPr>
+          <w:p>
+            <w:r>
+              <w:rPr>
+                <w:sz w:val="17"/>
+              </w:rPr>
+            </w:r>
+            <w:r>
+              <w:rPr>
+                <w:rFonts w:ascii="Yu Gothic" w:hAnsi="Yu Gothic" w:eastAsia="Yu Gothic"/>
+                <w:sz w:val="17"/>
               </w:rPr>
               <w:t>CR-016</w:t>
             </w:r>
@@ -5726,18 +5726,18 @@
         </w:tc>
         <w:tc>
           <w:tcPr>
-            <w:tcW w:type="dxa" w:w="1234"/>
-          </w:tcPr>
-          <w:p>
-            <w:r>
-              <w:rPr>
-                <w:sz w:val="18"/>
-              </w:rPr>
-            </w:r>
-            <w:r>
-              <w:rPr>
-                <w:rFonts w:ascii="Yu Gothic" w:hAnsi="Yu Gothic" w:eastAsia="Yu Gothic"/>
-                <w:sz w:val="18"/>
+            <w:tcW w:type="dxa" w:w="1417"/>
+          </w:tcPr>
+          <w:p>
+            <w:r>
+              <w:rPr>
+                <w:sz w:val="17"/>
+              </w:rPr>
+            </w:r>
+            <w:r>
+              <w:rPr>
+                <w:rFonts w:ascii="Yu Gothic" w:hAnsi="Yu Gothic" w:eastAsia="Yu Gothic"/>
+                <w:sz w:val="17"/>
               </w:rPr>
               <w:t>2026-08-01</w:t>
             </w:r>
@@ -5745,18 +5745,18 @@
         </w:tc>
         <w:tc>
           <w:tcPr>
-            <w:tcW w:type="dxa" w:w="1234"/>
-          </w:tcPr>
-          <w:p>
-            <w:r>
-              <w:rPr>
-                <w:sz w:val="18"/>
-              </w:rPr>
-            </w:r>
-            <w:r>
-              <w:rPr>
-                <w:rFonts w:ascii="Yu Gothic" w:hAnsi="Yu Gothic" w:eastAsia="Yu Gothic"/>
-                <w:sz w:val="18"/>
+            <w:tcW w:type="dxa" w:w="1417"/>
+          </w:tcPr>
+          <w:p>
+            <w:r>
+              <w:rPr>
+                <w:sz w:val="17"/>
+              </w:rPr>
+            </w:r>
+            <w:r>
+              <w:rPr>
+                <w:rFonts w:ascii="Yu Gothic" w:hAnsi="Yu Gothic" w:eastAsia="Yu Gothic"/>
+                <w:sz w:val="17"/>
               </w:rPr>
               <w:t>不具合修正</w:t>
             </w:r>
@@ -5764,18 +5764,18 @@
         </w:tc>
         <w:tc>
           <w:tcPr>
-            <w:tcW w:type="dxa" w:w="1234"/>
-          </w:tcPr>
-          <w:p>
-            <w:r>
-              <w:rPr>
-                <w:sz w:val="18"/>
-              </w:rPr>
-            </w:r>
-            <w:r>
-              <w:rPr>
-                <w:rFonts w:ascii="Yu Gothic" w:hAnsi="Yu Gothic" w:eastAsia="Yu Gothic"/>
-                <w:sz w:val="18"/>
+            <w:tcW w:type="dxa" w:w="1417"/>
+          </w:tcPr>
+          <w:p>
+            <w:r>
+              <w:rPr>
+                <w:sz w:val="17"/>
+              </w:rPr>
+            </w:r>
+            <w:r>
+              <w:rPr>
+                <w:rFonts w:ascii="Yu Gothic" w:hAnsi="Yu Gothic" w:eastAsia="Yu Gothic"/>
+                <w:sz w:val="17"/>
               </w:rPr>
               <w:t>第2回レッドチーミングで見つかった3件を直す</w:t>
             </w:r>
@@ -5783,18 +5783,18 @@
         </w:tc>
         <w:tc>
           <w:tcPr>
-            <w:tcW w:type="dxa" w:w="1234"/>
-          </w:tcPr>
-          <w:p>
-            <w:r>
-              <w:rPr>
-                <w:sz w:val="18"/>
-              </w:rPr>
-            </w:r>
-            <w:r>
-              <w:rPr>
-                <w:rFonts w:ascii="Yu Gothic" w:hAnsi="Yu Gothic" w:eastAsia="Yu Gothic"/>
-                <w:sz w:val="18"/>
+            <w:tcW w:type="dxa" w:w="1417"/>
+          </w:tcPr>
+          <w:p>
+            <w:r>
+              <w:rPr>
+                <w:sz w:val="17"/>
+              </w:rPr>
+            </w:r>
+            <w:r>
+              <w:rPr>
+                <w:rFonts w:ascii="Yu Gothic" w:hAnsi="Yu Gothic" w:eastAsia="Yu Gothic"/>
+                <w:sz w:val="17"/>
               </w:rPr>
               <w:t>観点(レッドチーミング対応)</w:t>
             </w:r>
@@ -5802,18 +5802,18 @@
         </w:tc>
         <w:tc>
           <w:tcPr>
-            <w:tcW w:type="dxa" w:w="1234"/>
-          </w:tcPr>
-          <w:p>
-            <w:r>
-              <w:rPr>
-                <w:sz w:val="18"/>
+            <w:tcW w:type="dxa" w:w="1417"/>
+          </w:tcPr>
+          <w:p>
+            <w:r>
+              <w:rPr>
+                <w:sz w:val="17"/>
               </w:rPr>
             </w:r>
             <w:r>
               <w:rPr>
                 <w:rFonts w:ascii="Consolas" w:hAnsi="Consolas" w:eastAsia="Consolas"/>
-                <w:sz w:val="18"/>
+                <w:sz w:val="17"/>
               </w:rPr>
               <w:t>01a1f5f</w:t>
             </w:r>
@@ -5821,18 +5821,18 @@
         </w:tc>
         <w:tc>
           <w:tcPr>
-            <w:tcW w:type="dxa" w:w="1234"/>
-          </w:tcPr>
-          <w:p>
-            <w:r>
-              <w:rPr>
-                <w:sz w:val="18"/>
-              </w:rPr>
-            </w:r>
-            <w:r>
-              <w:rPr>
-                <w:rFonts w:ascii="Yu Gothic" w:hAnsi="Yu Gothic" w:eastAsia="Yu Gothic"/>
-                <w:sz w:val="18"/>
+            <w:tcW w:type="dxa" w:w="1417"/>
+          </w:tcPr>
+          <w:p>
+            <w:r>
+              <w:rPr>
+                <w:sz w:val="17"/>
+              </w:rPr>
+            </w:r>
+            <w:r>
+              <w:rPr>
+                <w:rFonts w:ascii="Yu Gothic" w:hAnsi="Yu Gothic" w:eastAsia="Yu Gothic"/>
+                <w:sz w:val="17"/>
               </w:rPr>
               <w:t>クローズ</w:t>
             </w:r>
@@ -5842,18 +5842,18 @@
       <w:tr>
         <w:tc>
           <w:tcPr>
-            <w:tcW w:type="dxa" w:w="1234"/>
-          </w:tcPr>
-          <w:p>
-            <w:r>
-              <w:rPr>
-                <w:sz w:val="18"/>
-              </w:rPr>
-            </w:r>
-            <w:r>
-              <w:rPr>
-                <w:rFonts w:ascii="Yu Gothic" w:hAnsi="Yu Gothic" w:eastAsia="Yu Gothic"/>
-                <w:sz w:val="18"/>
+            <w:tcW w:type="dxa" w:w="1417"/>
+          </w:tcPr>
+          <w:p>
+            <w:r>
+              <w:rPr>
+                <w:sz w:val="17"/>
+              </w:rPr>
+            </w:r>
+            <w:r>
+              <w:rPr>
+                <w:rFonts w:ascii="Yu Gothic" w:hAnsi="Yu Gothic" w:eastAsia="Yu Gothic"/>
+                <w:sz w:val="17"/>
               </w:rPr>
               <w:t>CR-017</w:t>
             </w:r>
@@ -5861,18 +5861,18 @@
         </w:tc>
         <w:tc>
           <w:tcPr>
-            <w:tcW w:type="dxa" w:w="1234"/>
-          </w:tcPr>
-          <w:p>
-            <w:r>
-              <w:rPr>
-                <w:sz w:val="18"/>
-              </w:rPr>
-            </w:r>
-            <w:r>
-              <w:rPr>
-                <w:rFonts w:ascii="Yu Gothic" w:hAnsi="Yu Gothic" w:eastAsia="Yu Gothic"/>
-                <w:sz w:val="18"/>
+            <w:tcW w:type="dxa" w:w="1417"/>
+          </w:tcPr>
+          <w:p>
+            <w:r>
+              <w:rPr>
+                <w:sz w:val="17"/>
+              </w:rPr>
+            </w:r>
+            <w:r>
+              <w:rPr>
+                <w:rFonts w:ascii="Yu Gothic" w:hAnsi="Yu Gothic" w:eastAsia="Yu Gothic"/>
+                <w:sz w:val="17"/>
               </w:rPr>
               <w:t>2026-08-01</w:t>
             </w:r>
@@ -5880,18 +5880,18 @@
         </w:tc>
         <w:tc>
           <w:tcPr>
-            <w:tcW w:type="dxa" w:w="1234"/>
-          </w:tcPr>
-          <w:p>
-            <w:r>
-              <w:rPr>
-                <w:sz w:val="18"/>
-              </w:rPr>
-            </w:r>
-            <w:r>
-              <w:rPr>
-                <w:rFonts w:ascii="Yu Gothic" w:hAnsi="Yu Gothic" w:eastAsia="Yu Gothic"/>
-                <w:sz w:val="18"/>
+            <w:tcW w:type="dxa" w:w="1417"/>
+          </w:tcPr>
+          <w:p>
+            <w:r>
+              <w:rPr>
+                <w:sz w:val="17"/>
+              </w:rPr>
+            </w:r>
+            <w:r>
+              <w:rPr>
+                <w:rFonts w:ascii="Yu Gothic" w:hAnsi="Yu Gothic" w:eastAsia="Yu Gothic"/>
+                <w:sz w:val="17"/>
               </w:rPr>
               <w:t>不具合修正</w:t>
             </w:r>
@@ -5899,18 +5899,18 @@
         </w:tc>
         <w:tc>
           <w:tcPr>
-            <w:tcW w:type="dxa" w:w="1234"/>
-          </w:tcPr>
-          <w:p>
-            <w:r>
-              <w:rPr>
-                <w:sz w:val="18"/>
-              </w:rPr>
-            </w:r>
-            <w:r>
-              <w:rPr>
-                <w:rFonts w:ascii="Yu Gothic" w:hAnsi="Yu Gothic" w:eastAsia="Yu Gothic"/>
-                <w:sz w:val="18"/>
+            <w:tcW w:type="dxa" w:w="1417"/>
+          </w:tcPr>
+          <w:p>
+            <w:r>
+              <w:rPr>
+                <w:sz w:val="17"/>
+              </w:rPr>
+            </w:r>
+            <w:r>
+              <w:rPr>
+                <w:rFonts w:ascii="Yu Gothic" w:hAnsi="Yu Gothic" w:eastAsia="Yu Gothic"/>
+                <w:sz w:val="17"/>
               </w:rPr>
               <w:t>レッドチーミングで見つかった5件を直す</w:t>
             </w:r>
@@ -5918,18 +5918,18 @@
         </w:tc>
         <w:tc>
           <w:tcPr>
-            <w:tcW w:type="dxa" w:w="1234"/>
-          </w:tcPr>
-          <w:p>
-            <w:r>
-              <w:rPr>
-                <w:sz w:val="18"/>
-              </w:rPr>
-            </w:r>
-            <w:r>
-              <w:rPr>
-                <w:rFonts w:ascii="Yu Gothic" w:hAnsi="Yu Gothic" w:eastAsia="Yu Gothic"/>
-                <w:sz w:val="18"/>
+            <w:tcW w:type="dxa" w:w="1417"/>
+          </w:tcPr>
+          <w:p>
+            <w:r>
+              <w:rPr>
+                <w:sz w:val="17"/>
+              </w:rPr>
+            </w:r>
+            <w:r>
+              <w:rPr>
+                <w:rFonts w:ascii="Yu Gothic" w:hAnsi="Yu Gothic" w:eastAsia="Yu Gothic"/>
+                <w:sz w:val="17"/>
               </w:rPr>
               <w:t>観点(レッドチーミング対応)</w:t>
             </w:r>
@@ -5937,18 +5937,18 @@
         </w:tc>
         <w:tc>
           <w:tcPr>
-            <w:tcW w:type="dxa" w:w="1234"/>
-          </w:tcPr>
-          <w:p>
-            <w:r>
-              <w:rPr>
-                <w:sz w:val="18"/>
+            <w:tcW w:type="dxa" w:w="1417"/>
+          </w:tcPr>
+          <w:p>
+            <w:r>
+              <w:rPr>
+                <w:sz w:val="17"/>
               </w:rPr>
             </w:r>
             <w:r>
               <w:rPr>
                 <w:rFonts w:ascii="Consolas" w:hAnsi="Consolas" w:eastAsia="Consolas"/>
-                <w:sz w:val="18"/>
+                <w:sz w:val="17"/>
               </w:rPr>
               <w:t>950b0ba</w:t>
             </w:r>
@@ -5956,18 +5956,18 @@
         </w:tc>
         <w:tc>
           <w:tcPr>
-            <w:tcW w:type="dxa" w:w="1234"/>
-          </w:tcPr>
-          <w:p>
-            <w:r>
-              <w:rPr>
-                <w:sz w:val="18"/>
-              </w:rPr>
-            </w:r>
-            <w:r>
-              <w:rPr>
-                <w:rFonts w:ascii="Yu Gothic" w:hAnsi="Yu Gothic" w:eastAsia="Yu Gothic"/>
-                <w:sz w:val="18"/>
+            <w:tcW w:type="dxa" w:w="1417"/>
+          </w:tcPr>
+          <w:p>
+            <w:r>
+              <w:rPr>
+                <w:sz w:val="17"/>
+              </w:rPr>
+            </w:r>
+            <w:r>
+              <w:rPr>
+                <w:rFonts w:ascii="Yu Gothic" w:hAnsi="Yu Gothic" w:eastAsia="Yu Gothic"/>
+                <w:sz w:val="17"/>
               </w:rPr>
               <w:t>クローズ</w:t>
             </w:r>
@@ -5977,18 +5977,18 @@
       <w:tr>
         <w:tc>
           <w:tcPr>
-            <w:tcW w:type="dxa" w:w="1234"/>
-          </w:tcPr>
-          <w:p>
-            <w:r>
-              <w:rPr>
-                <w:sz w:val="18"/>
-              </w:rPr>
-            </w:r>
-            <w:r>
-              <w:rPr>
-                <w:rFonts w:ascii="Yu Gothic" w:hAnsi="Yu Gothic" w:eastAsia="Yu Gothic"/>
-                <w:sz w:val="18"/>
+            <w:tcW w:type="dxa" w:w="1417"/>
+          </w:tcPr>
+          <w:p>
+            <w:r>
+              <w:rPr>
+                <w:sz w:val="17"/>
+              </w:rPr>
+            </w:r>
+            <w:r>
+              <w:rPr>
+                <w:rFonts w:ascii="Yu Gothic" w:hAnsi="Yu Gothic" w:eastAsia="Yu Gothic"/>
+                <w:sz w:val="17"/>
               </w:rPr>
               <w:t>CR-018</w:t>
             </w:r>
@@ -5996,18 +5996,18 @@
         </w:tc>
         <w:tc>
           <w:tcPr>
-            <w:tcW w:type="dxa" w:w="1234"/>
-          </w:tcPr>
-          <w:p>
-            <w:r>
-              <w:rPr>
-                <w:sz w:val="18"/>
-              </w:rPr>
-            </w:r>
-            <w:r>
-              <w:rPr>
-                <w:rFonts w:ascii="Yu Gothic" w:hAnsi="Yu Gothic" w:eastAsia="Yu Gothic"/>
-                <w:sz w:val="18"/>
+            <w:tcW w:type="dxa" w:w="1417"/>
+          </w:tcPr>
+          <w:p>
+            <w:r>
+              <w:rPr>
+                <w:sz w:val="17"/>
+              </w:rPr>
+            </w:r>
+            <w:r>
+              <w:rPr>
+                <w:rFonts w:ascii="Yu Gothic" w:hAnsi="Yu Gothic" w:eastAsia="Yu Gothic"/>
+                <w:sz w:val="17"/>
               </w:rPr>
               <w:t>2026-08-01</w:t>
             </w:r>
@@ -6015,18 +6015,18 @@
         </w:tc>
         <w:tc>
           <w:tcPr>
-            <w:tcW w:type="dxa" w:w="1234"/>
-          </w:tcPr>
-          <w:p>
-            <w:r>
-              <w:rPr>
-                <w:sz w:val="18"/>
-              </w:rPr>
-            </w:r>
-            <w:r>
-              <w:rPr>
-                <w:rFonts w:ascii="Yu Gothic" w:hAnsi="Yu Gothic" w:eastAsia="Yu Gothic"/>
-                <w:sz w:val="18"/>
+            <w:tcW w:type="dxa" w:w="1417"/>
+          </w:tcPr>
+          <w:p>
+            <w:r>
+              <w:rPr>
+                <w:sz w:val="17"/>
+              </w:rPr>
+            </w:r>
+            <w:r>
+              <w:rPr>
+                <w:rFonts w:ascii="Yu Gothic" w:hAnsi="Yu Gothic" w:eastAsia="Yu Gothic"/>
+                <w:sz w:val="17"/>
               </w:rPr>
               <w:t>不具合修正</w:t>
             </w:r>
@@ -6034,18 +6034,18 @@
         </w:tc>
         <w:tc>
           <w:tcPr>
-            <w:tcW w:type="dxa" w:w="1234"/>
-          </w:tcPr>
-          <w:p>
-            <w:r>
-              <w:rPr>
-                <w:sz w:val="18"/>
-              </w:rPr>
-            </w:r>
-            <w:r>
-              <w:rPr>
-                <w:rFonts w:ascii="Yu Gothic" w:hAnsi="Yu Gothic" w:eastAsia="Yu Gothic"/>
-                <w:sz w:val="18"/>
+            <w:tcW w:type="dxa" w:w="1417"/>
+          </w:tcPr>
+          <w:p>
+            <w:r>
+              <w:rPr>
+                <w:sz w:val="17"/>
+              </w:rPr>
+            </w:r>
+            <w:r>
+              <w:rPr>
+                <w:rFonts w:ascii="Yu Gothic" w:hAnsi="Yu Gothic" w:eastAsia="Yu Gothic"/>
+                <w:sz w:val="17"/>
               </w:rPr>
               <w:t>観点の自動化区分を定義から決め、既定セットの操作を分かる形にする</w:t>
             </w:r>
@@ -6053,18 +6053,18 @@
         </w:tc>
         <w:tc>
           <w:tcPr>
-            <w:tcW w:type="dxa" w:w="1234"/>
-          </w:tcPr>
-          <w:p>
-            <w:r>
-              <w:rPr>
-                <w:sz w:val="18"/>
-              </w:rPr>
-            </w:r>
-            <w:r>
-              <w:rPr>
-                <w:rFonts w:ascii="Yu Gothic" w:hAnsi="Yu Gothic" w:eastAsia="Yu Gothic"/>
-                <w:sz w:val="18"/>
+            <w:tcW w:type="dxa" w:w="1417"/>
+          </w:tcPr>
+          <w:p>
+            <w:r>
+              <w:rPr>
+                <w:sz w:val="17"/>
+              </w:rPr>
+            </w:r>
+            <w:r>
+              <w:rPr>
+                <w:rFonts w:ascii="Yu Gothic" w:hAnsi="Yu Gothic" w:eastAsia="Yu Gothic"/>
+                <w:sz w:val="17"/>
               </w:rPr>
               <w:t>観点(自動化区分)</w:t>
             </w:r>
@@ -6072,18 +6072,18 @@
         </w:tc>
         <w:tc>
           <w:tcPr>
-            <w:tcW w:type="dxa" w:w="1234"/>
-          </w:tcPr>
-          <w:p>
-            <w:r>
-              <w:rPr>
-                <w:sz w:val="18"/>
+            <w:tcW w:type="dxa" w:w="1417"/>
+          </w:tcPr>
+          <w:p>
+            <w:r>
+              <w:rPr>
+                <w:sz w:val="17"/>
               </w:rPr>
             </w:r>
             <w:r>
               <w:rPr>
                 <w:rFonts w:ascii="Consolas" w:hAnsi="Consolas" w:eastAsia="Consolas"/>
-                <w:sz w:val="18"/>
+                <w:sz w:val="17"/>
               </w:rPr>
               <w:t>5621f2a</w:t>
             </w:r>
@@ -6091,18 +6091,18 @@
         </w:tc>
         <w:tc>
           <w:tcPr>
-            <w:tcW w:type="dxa" w:w="1234"/>
-          </w:tcPr>
-          <w:p>
-            <w:r>
-              <w:rPr>
-                <w:sz w:val="18"/>
-              </w:rPr>
-            </w:r>
-            <w:r>
-              <w:rPr>
-                <w:rFonts w:ascii="Yu Gothic" w:hAnsi="Yu Gothic" w:eastAsia="Yu Gothic"/>
-                <w:sz w:val="18"/>
+            <w:tcW w:type="dxa" w:w="1417"/>
+          </w:tcPr>
+          <w:p>
+            <w:r>
+              <w:rPr>
+                <w:sz w:val="17"/>
+              </w:rPr>
+            </w:r>
+            <w:r>
+              <w:rPr>
+                <w:rFonts w:ascii="Yu Gothic" w:hAnsi="Yu Gothic" w:eastAsia="Yu Gothic"/>
+                <w:sz w:val="17"/>
               </w:rPr>
               <w:t>クローズ</w:t>
             </w:r>
@@ -6112,18 +6112,18 @@
       <w:tr>
         <w:tc>
           <w:tcPr>
-            <w:tcW w:type="dxa" w:w="1234"/>
-          </w:tcPr>
-          <w:p>
-            <w:r>
-              <w:rPr>
-                <w:sz w:val="18"/>
-              </w:rPr>
-            </w:r>
-            <w:r>
-              <w:rPr>
-                <w:rFonts w:ascii="Yu Gothic" w:hAnsi="Yu Gothic" w:eastAsia="Yu Gothic"/>
-                <w:sz w:val="18"/>
+            <w:tcW w:type="dxa" w:w="1417"/>
+          </w:tcPr>
+          <w:p>
+            <w:r>
+              <w:rPr>
+                <w:sz w:val="17"/>
+              </w:rPr>
+            </w:r>
+            <w:r>
+              <w:rPr>
+                <w:rFonts w:ascii="Yu Gothic" w:hAnsi="Yu Gothic" w:eastAsia="Yu Gothic"/>
+                <w:sz w:val="17"/>
               </w:rPr>
               <w:t>CR-019</w:t>
             </w:r>
@@ -6131,18 +6131,18 @@
         </w:tc>
         <w:tc>
           <w:tcPr>
-            <w:tcW w:type="dxa" w:w="1234"/>
-          </w:tcPr>
-          <w:p>
-            <w:r>
-              <w:rPr>
-                <w:sz w:val="18"/>
-              </w:rPr>
-            </w:r>
-            <w:r>
-              <w:rPr>
-                <w:rFonts w:ascii="Yu Gothic" w:hAnsi="Yu Gothic" w:eastAsia="Yu Gothic"/>
-                <w:sz w:val="18"/>
+            <w:tcW w:type="dxa" w:w="1417"/>
+          </w:tcPr>
+          <w:p>
+            <w:r>
+              <w:rPr>
+                <w:sz w:val="17"/>
+              </w:rPr>
+            </w:r>
+            <w:r>
+              <w:rPr>
+                <w:rFonts w:ascii="Yu Gothic" w:hAnsi="Yu Gothic" w:eastAsia="Yu Gothic"/>
+                <w:sz w:val="17"/>
               </w:rPr>
               <w:t>2026-08-01</w:t>
             </w:r>
@@ -6150,18 +6150,18 @@
         </w:tc>
         <w:tc>
           <w:tcPr>
-            <w:tcW w:type="dxa" w:w="1234"/>
-          </w:tcPr>
-          <w:p>
-            <w:r>
-              <w:rPr>
-                <w:sz w:val="18"/>
-              </w:rPr>
-            </w:r>
-            <w:r>
-              <w:rPr>
-                <w:rFonts w:ascii="Yu Gothic" w:hAnsi="Yu Gothic" w:eastAsia="Yu Gothic"/>
-                <w:sz w:val="18"/>
+            <w:tcW w:type="dxa" w:w="1417"/>
+          </w:tcPr>
+          <w:p>
+            <w:r>
+              <w:rPr>
+                <w:sz w:val="17"/>
+              </w:rPr>
+            </w:r>
+            <w:r>
+              <w:rPr>
+                <w:rFonts w:ascii="Yu Gothic" w:hAnsi="Yu Gothic" w:eastAsia="Yu Gothic"/>
+                <w:sz w:val="17"/>
               </w:rPr>
               <w:t>不具合修正</w:t>
             </w:r>
@@ -6169,18 +6169,18 @@
         </w:tc>
         <w:tc>
           <w:tcPr>
-            <w:tcW w:type="dxa" w:w="1234"/>
-          </w:tcPr>
-          <w:p>
-            <w:r>
-              <w:rPr>
-                <w:sz w:val="18"/>
-              </w:rPr>
-            </w:r>
-            <w:r>
-              <w:rPr>
-                <w:rFonts w:ascii="Yu Gothic" w:hAnsi="Yu Gothic" w:eastAsia="Yu Gothic"/>
-                <w:sz w:val="18"/>
+            <w:tcW w:type="dxa" w:w="1417"/>
+          </w:tcPr>
+          <w:p>
+            <w:r>
+              <w:rPr>
+                <w:sz w:val="17"/>
+              </w:rPr>
+            </w:r>
+            <w:r>
+              <w:rPr>
+                <w:rFonts w:ascii="Yu Gothic" w:hAnsi="Yu Gothic" w:eastAsia="Yu Gothic"/>
+                <w:sz w:val="17"/>
               </w:rPr>
               <w:t>生成した観点が通常のQA生成経路で使えるようにする</w:t>
             </w:r>
@@ -6188,18 +6188,18 @@
         </w:tc>
         <w:tc>
           <w:tcPr>
-            <w:tcW w:type="dxa" w:w="1234"/>
-          </w:tcPr>
-          <w:p>
-            <w:r>
-              <w:rPr>
-                <w:sz w:val="18"/>
-              </w:rPr>
-            </w:r>
-            <w:r>
-              <w:rPr>
-                <w:rFonts w:ascii="Yu Gothic" w:hAnsi="Yu Gothic" w:eastAsia="Yu Gothic"/>
-                <w:sz w:val="18"/>
+            <w:tcW w:type="dxa" w:w="1417"/>
+          </w:tcPr>
+          <w:p>
+            <w:r>
+              <w:rPr>
+                <w:sz w:val="17"/>
+              </w:rPr>
+            </w:r>
+            <w:r>
+              <w:rPr>
+                <w:rFonts w:ascii="Yu Gothic" w:hAnsi="Yu Gothic" w:eastAsia="Yu Gothic"/>
+                <w:sz w:val="17"/>
               </w:rPr>
               <w:t>観点生成経路</w:t>
             </w:r>
@@ -6207,18 +6207,18 @@
         </w:tc>
         <w:tc>
           <w:tcPr>
-            <w:tcW w:type="dxa" w:w="1234"/>
-          </w:tcPr>
-          <w:p>
-            <w:r>
-              <w:rPr>
-                <w:sz w:val="18"/>
+            <w:tcW w:type="dxa" w:w="1417"/>
+          </w:tcPr>
+          <w:p>
+            <w:r>
+              <w:rPr>
+                <w:sz w:val="17"/>
               </w:rPr>
             </w:r>
             <w:r>
               <w:rPr>
                 <w:rFonts w:ascii="Consolas" w:hAnsi="Consolas" w:eastAsia="Consolas"/>
-                <w:sz w:val="18"/>
+                <w:sz w:val="17"/>
               </w:rPr>
               <w:t>dfde3a4</w:t>
             </w:r>
@@ -6226,18 +6226,18 @@
         </w:tc>
         <w:tc>
           <w:tcPr>
-            <w:tcW w:type="dxa" w:w="1234"/>
-          </w:tcPr>
-          <w:p>
-            <w:r>
-              <w:rPr>
-                <w:sz w:val="18"/>
-              </w:rPr>
-            </w:r>
-            <w:r>
-              <w:rPr>
-                <w:rFonts w:ascii="Yu Gothic" w:hAnsi="Yu Gothic" w:eastAsia="Yu Gothic"/>
-                <w:sz w:val="18"/>
+            <w:tcW w:type="dxa" w:w="1417"/>
+          </w:tcPr>
+          <w:p>
+            <w:r>
+              <w:rPr>
+                <w:sz w:val="17"/>
+              </w:rPr>
+            </w:r>
+            <w:r>
+              <w:rPr>
+                <w:rFonts w:ascii="Yu Gothic" w:hAnsi="Yu Gothic" w:eastAsia="Yu Gothic"/>
+                <w:sz w:val="17"/>
               </w:rPr>
               <w:t>クローズ</w:t>
             </w:r>
@@ -6247,18 +6247,18 @@
       <w:tr>
         <w:tc>
           <w:tcPr>
-            <w:tcW w:type="dxa" w:w="1234"/>
-          </w:tcPr>
-          <w:p>
-            <w:r>
-              <w:rPr>
-                <w:sz w:val="18"/>
-              </w:rPr>
-            </w:r>
-            <w:r>
-              <w:rPr>
-                <w:rFonts w:ascii="Yu Gothic" w:hAnsi="Yu Gothic" w:eastAsia="Yu Gothic"/>
-                <w:sz w:val="18"/>
+            <w:tcW w:type="dxa" w:w="1417"/>
+          </w:tcPr>
+          <w:p>
+            <w:r>
+              <w:rPr>
+                <w:sz w:val="17"/>
+              </w:rPr>
+            </w:r>
+            <w:r>
+              <w:rPr>
+                <w:rFonts w:ascii="Yu Gothic" w:hAnsi="Yu Gothic" w:eastAsia="Yu Gothic"/>
+                <w:sz w:val="17"/>
               </w:rPr>
               <w:t>CR-020</w:t>
             </w:r>
@@ -6266,18 +6266,18 @@
         </w:tc>
         <w:tc>
           <w:tcPr>
-            <w:tcW w:type="dxa" w:w="1234"/>
-          </w:tcPr>
-          <w:p>
-            <w:r>
-              <w:rPr>
-                <w:sz w:val="18"/>
-              </w:rPr>
-            </w:r>
-            <w:r>
-              <w:rPr>
-                <w:rFonts w:ascii="Yu Gothic" w:hAnsi="Yu Gothic" w:eastAsia="Yu Gothic"/>
-                <w:sz w:val="18"/>
+            <w:tcW w:type="dxa" w:w="1417"/>
+          </w:tcPr>
+          <w:p>
+            <w:r>
+              <w:rPr>
+                <w:sz w:val="17"/>
+              </w:rPr>
+            </w:r>
+            <w:r>
+              <w:rPr>
+                <w:rFonts w:ascii="Yu Gothic" w:hAnsi="Yu Gothic" w:eastAsia="Yu Gothic"/>
+                <w:sz w:val="17"/>
               </w:rPr>
               <w:t>2026-08-01</w:t>
             </w:r>
@@ -6285,18 +6285,18 @@
         </w:tc>
         <w:tc>
           <w:tcPr>
-            <w:tcW w:type="dxa" w:w="1234"/>
-          </w:tcPr>
-          <w:p>
-            <w:r>
-              <w:rPr>
-                <w:sz w:val="18"/>
-              </w:rPr>
-            </w:r>
-            <w:r>
-              <w:rPr>
-                <w:rFonts w:ascii="Yu Gothic" w:hAnsi="Yu Gothic" w:eastAsia="Yu Gothic"/>
-                <w:sz w:val="18"/>
+            <w:tcW w:type="dxa" w:w="1417"/>
+          </w:tcPr>
+          <w:p>
+            <w:r>
+              <w:rPr>
+                <w:sz w:val="17"/>
+              </w:rPr>
+            </w:r>
+            <w:r>
+              <w:rPr>
+                <w:rFonts w:ascii="Yu Gothic" w:hAnsi="Yu Gothic" w:eastAsia="Yu Gothic"/>
+                <w:sz w:val="17"/>
               </w:rPr>
               <w:t>機能追加</w:t>
             </w:r>
@@ -6304,18 +6304,18 @@
         </w:tc>
         <w:tc>
           <w:tcPr>
-            <w:tcW w:type="dxa" w:w="1234"/>
-          </w:tcPr>
-          <w:p>
-            <w:r>
-              <w:rPr>
-                <w:sz w:val="18"/>
-              </w:rPr>
-            </w:r>
-            <w:r>
-              <w:rPr>
-                <w:rFonts w:ascii="Yu Gothic" w:hAnsi="Yu Gothic" w:eastAsia="Yu Gothic"/>
-                <w:sz w:val="18"/>
+            <w:tcW w:type="dxa" w:w="1417"/>
+          </w:tcPr>
+          <w:p>
+            <w:r>
+              <w:rPr>
+                <w:sz w:val="17"/>
+              </w:rPr>
+            </w:r>
+            <w:r>
+              <w:rPr>
+                <w:rFonts w:ascii="Yu Gothic" w:hAnsi="Yu Gothic" w:eastAsia="Yu Gothic"/>
+                <w:sz w:val="17"/>
               </w:rPr>
               <w:t>観点に品質保証・品質モデル・Web固有の体系を足す</w:t>
             </w:r>
@@ -6323,18 +6323,18 @@
         </w:tc>
         <w:tc>
           <w:tcPr>
-            <w:tcW w:type="dxa" w:w="1234"/>
-          </w:tcPr>
-          <w:p>
-            <w:r>
-              <w:rPr>
-                <w:sz w:val="18"/>
-              </w:rPr>
-            </w:r>
-            <w:r>
-              <w:rPr>
-                <w:rFonts w:ascii="Yu Gothic" w:hAnsi="Yu Gothic" w:eastAsia="Yu Gothic"/>
-                <w:sz w:val="18"/>
+            <w:tcW w:type="dxa" w:w="1417"/>
+          </w:tcPr>
+          <w:p>
+            <w:r>
+              <w:rPr>
+                <w:sz w:val="17"/>
+              </w:rPr>
+            </w:r>
+            <w:r>
+              <w:rPr>
+                <w:rFonts w:ascii="Yu Gothic" w:hAnsi="Yu Gothic" w:eastAsia="Yu Gothic"/>
+                <w:sz w:val="17"/>
               </w:rPr>
               <w:t>観点(品質体系)</w:t>
             </w:r>
@@ -6342,18 +6342,18 @@
         </w:tc>
         <w:tc>
           <w:tcPr>
-            <w:tcW w:type="dxa" w:w="1234"/>
-          </w:tcPr>
-          <w:p>
-            <w:r>
-              <w:rPr>
-                <w:sz w:val="18"/>
+            <w:tcW w:type="dxa" w:w="1417"/>
+          </w:tcPr>
+          <w:p>
+            <w:r>
+              <w:rPr>
+                <w:sz w:val="17"/>
               </w:rPr>
             </w:r>
             <w:r>
               <w:rPr>
                 <w:rFonts w:ascii="Consolas" w:hAnsi="Consolas" w:eastAsia="Consolas"/>
-                <w:sz w:val="18"/>
+                <w:sz w:val="17"/>
               </w:rPr>
               <w:t>b90968c</w:t>
             </w:r>
@@ -6361,18 +6361,18 @@
         </w:tc>
         <w:tc>
           <w:tcPr>
-            <w:tcW w:type="dxa" w:w="1234"/>
-          </w:tcPr>
-          <w:p>
-            <w:r>
-              <w:rPr>
-                <w:sz w:val="18"/>
-              </w:rPr>
-            </w:r>
-            <w:r>
-              <w:rPr>
-                <w:rFonts w:ascii="Yu Gothic" w:hAnsi="Yu Gothic" w:eastAsia="Yu Gothic"/>
-                <w:sz w:val="18"/>
+            <w:tcW w:type="dxa" w:w="1417"/>
+          </w:tcPr>
+          <w:p>
+            <w:r>
+              <w:rPr>
+                <w:sz w:val="17"/>
+              </w:rPr>
+            </w:r>
+            <w:r>
+              <w:rPr>
+                <w:rFonts w:ascii="Yu Gothic" w:hAnsi="Yu Gothic" w:eastAsia="Yu Gothic"/>
+                <w:sz w:val="17"/>
               </w:rPr>
               <w:t>クローズ</w:t>
             </w:r>
@@ -6382,18 +6382,18 @@
       <w:tr>
         <w:tc>
           <w:tcPr>
-            <w:tcW w:type="dxa" w:w="1234"/>
-          </w:tcPr>
-          <w:p>
-            <w:r>
-              <w:rPr>
-                <w:sz w:val="18"/>
-              </w:rPr>
-            </w:r>
-            <w:r>
-              <w:rPr>
-                <w:rFonts w:ascii="Yu Gothic" w:hAnsi="Yu Gothic" w:eastAsia="Yu Gothic"/>
-                <w:sz w:val="18"/>
+            <w:tcW w:type="dxa" w:w="1417"/>
+          </w:tcPr>
+          <w:p>
+            <w:r>
+              <w:rPr>
+                <w:sz w:val="17"/>
+              </w:rPr>
+            </w:r>
+            <w:r>
+              <w:rPr>
+                <w:rFonts w:ascii="Yu Gothic" w:hAnsi="Yu Gothic" w:eastAsia="Yu Gothic"/>
+                <w:sz w:val="17"/>
               </w:rPr>
               <w:t>CR-021</w:t>
             </w:r>
@@ -6401,18 +6401,18 @@
         </w:tc>
         <w:tc>
           <w:tcPr>
-            <w:tcW w:type="dxa" w:w="1234"/>
-          </w:tcPr>
-          <w:p>
-            <w:r>
-              <w:rPr>
-                <w:sz w:val="18"/>
-              </w:rPr>
-            </w:r>
-            <w:r>
-              <w:rPr>
-                <w:rFonts w:ascii="Yu Gothic" w:hAnsi="Yu Gothic" w:eastAsia="Yu Gothic"/>
-                <w:sz w:val="18"/>
+            <w:tcW w:type="dxa" w:w="1417"/>
+          </w:tcPr>
+          <w:p>
+            <w:r>
+              <w:rPr>
+                <w:sz w:val="17"/>
+              </w:rPr>
+            </w:r>
+            <w:r>
+              <w:rPr>
+                <w:rFonts w:ascii="Yu Gothic" w:hAnsi="Yu Gothic" w:eastAsia="Yu Gothic"/>
+                <w:sz w:val="17"/>
               </w:rPr>
               <w:t>2026-08-01</w:t>
             </w:r>
@@ -6420,18 +6420,18 @@
         </w:tc>
         <w:tc>
           <w:tcPr>
-            <w:tcW w:type="dxa" w:w="1234"/>
-          </w:tcPr>
-          <w:p>
-            <w:r>
-              <w:rPr>
-                <w:sz w:val="18"/>
-              </w:rPr>
-            </w:r>
-            <w:r>
-              <w:rPr>
-                <w:rFonts w:ascii="Yu Gothic" w:hAnsi="Yu Gothic" w:eastAsia="Yu Gothic"/>
-                <w:sz w:val="18"/>
+            <w:tcW w:type="dxa" w:w="1417"/>
+          </w:tcPr>
+          <w:p>
+            <w:r>
+              <w:rPr>
+                <w:sz w:val="17"/>
+              </w:rPr>
+            </w:r>
+            <w:r>
+              <w:rPr>
+                <w:rFonts w:ascii="Yu Gothic" w:hAnsi="Yu Gothic" w:eastAsia="Yu Gothic"/>
+                <w:sz w:val="17"/>
               </w:rPr>
               <w:t>不具合修正</w:t>
             </w:r>
@@ -6439,18 +6439,18 @@
         </w:tc>
         <w:tc>
           <w:tcPr>
-            <w:tcW w:type="dxa" w:w="1234"/>
-          </w:tcPr>
-          <w:p>
-            <w:r>
-              <w:rPr>
-                <w:sz w:val="18"/>
-              </w:rPr>
-            </w:r>
-            <w:r>
-              <w:rPr>
-                <w:rFonts w:ascii="Yu Gothic" w:hAnsi="Yu Gothic" w:eastAsia="Yu Gothic"/>
-                <w:sz w:val="18"/>
+            <w:tcW w:type="dxa" w:w="1417"/>
+          </w:tcPr>
+          <w:p>
+            <w:r>
+              <w:rPr>
+                <w:sz w:val="17"/>
+              </w:rPr>
+            </w:r>
+            <w:r>
+              <w:rPr>
+                <w:rFonts w:ascii="Yu Gothic" w:hAnsi="Yu Gothic" w:eastAsia="Yu Gothic"/>
+                <w:sz w:val="17"/>
               </w:rPr>
               <w:t>生成した観点がQA出力まで届くようにする</w:t>
             </w:r>
@@ -6458,18 +6458,18 @@
         </w:tc>
         <w:tc>
           <w:tcPr>
-            <w:tcW w:type="dxa" w:w="1234"/>
-          </w:tcPr>
-          <w:p>
-            <w:r>
-              <w:rPr>
-                <w:sz w:val="18"/>
-              </w:rPr>
-            </w:r>
-            <w:r>
-              <w:rPr>
-                <w:rFonts w:ascii="Yu Gothic" w:hAnsi="Yu Gothic" w:eastAsia="Yu Gothic"/>
-                <w:sz w:val="18"/>
+            <w:tcW w:type="dxa" w:w="1417"/>
+          </w:tcPr>
+          <w:p>
+            <w:r>
+              <w:rPr>
+                <w:sz w:val="17"/>
+              </w:rPr>
+            </w:r>
+            <w:r>
+              <w:rPr>
+                <w:rFonts w:ascii="Yu Gothic" w:hAnsi="Yu Gothic" w:eastAsia="Yu Gothic"/>
+                <w:sz w:val="17"/>
               </w:rPr>
               <w:t>観点生成経路</w:t>
             </w:r>
@@ -6477,18 +6477,18 @@
         </w:tc>
         <w:tc>
           <w:tcPr>
-            <w:tcW w:type="dxa" w:w="1234"/>
-          </w:tcPr>
-          <w:p>
-            <w:r>
-              <w:rPr>
-                <w:sz w:val="18"/>
+            <w:tcW w:type="dxa" w:w="1417"/>
+          </w:tcPr>
+          <w:p>
+            <w:r>
+              <w:rPr>
+                <w:sz w:val="17"/>
               </w:rPr>
             </w:r>
             <w:r>
               <w:rPr>
                 <w:rFonts w:ascii="Consolas" w:hAnsi="Consolas" w:eastAsia="Consolas"/>
-                <w:sz w:val="18"/>
+                <w:sz w:val="17"/>
               </w:rPr>
               <w:t>c67bf99</w:t>
             </w:r>
@@ -6496,18 +6496,18 @@
         </w:tc>
         <w:tc>
           <w:tcPr>
-            <w:tcW w:type="dxa" w:w="1234"/>
-          </w:tcPr>
-          <w:p>
-            <w:r>
-              <w:rPr>
-                <w:sz w:val="18"/>
-              </w:rPr>
-            </w:r>
-            <w:r>
-              <w:rPr>
-                <w:rFonts w:ascii="Yu Gothic" w:hAnsi="Yu Gothic" w:eastAsia="Yu Gothic"/>
-                <w:sz w:val="18"/>
+            <w:tcW w:type="dxa" w:w="1417"/>
+          </w:tcPr>
+          <w:p>
+            <w:r>
+              <w:rPr>
+                <w:sz w:val="17"/>
+              </w:rPr>
+            </w:r>
+            <w:r>
+              <w:rPr>
+                <w:rFonts w:ascii="Yu Gothic" w:hAnsi="Yu Gothic" w:eastAsia="Yu Gothic"/>
+                <w:sz w:val="17"/>
               </w:rPr>
               <w:t>クローズ</w:t>
             </w:r>
@@ -6517,18 +6517,18 @@
       <w:tr>
         <w:tc>
           <w:tcPr>
-            <w:tcW w:type="dxa" w:w="1234"/>
-          </w:tcPr>
-          <w:p>
-            <w:r>
-              <w:rPr>
-                <w:sz w:val="18"/>
-              </w:rPr>
-            </w:r>
-            <w:r>
-              <w:rPr>
-                <w:rFonts w:ascii="Yu Gothic" w:hAnsi="Yu Gothic" w:eastAsia="Yu Gothic"/>
-                <w:sz w:val="18"/>
+            <w:tcW w:type="dxa" w:w="1417"/>
+          </w:tcPr>
+          <w:p>
+            <w:r>
+              <w:rPr>
+                <w:sz w:val="17"/>
+              </w:rPr>
+            </w:r>
+            <w:r>
+              <w:rPr>
+                <w:rFonts w:ascii="Yu Gothic" w:hAnsi="Yu Gothic" w:eastAsia="Yu Gothic"/>
+                <w:sz w:val="17"/>
               </w:rPr>
               <w:t>CR-022</w:t>
             </w:r>
@@ -6536,18 +6536,18 @@
         </w:tc>
         <w:tc>
           <w:tcPr>
-            <w:tcW w:type="dxa" w:w="1234"/>
-          </w:tcPr>
-          <w:p>
-            <w:r>
-              <w:rPr>
-                <w:sz w:val="18"/>
-              </w:rPr>
-            </w:r>
-            <w:r>
-              <w:rPr>
-                <w:rFonts w:ascii="Yu Gothic" w:hAnsi="Yu Gothic" w:eastAsia="Yu Gothic"/>
-                <w:sz w:val="18"/>
+            <w:tcW w:type="dxa" w:w="1417"/>
+          </w:tcPr>
+          <w:p>
+            <w:r>
+              <w:rPr>
+                <w:sz w:val="17"/>
+              </w:rPr>
+            </w:r>
+            <w:r>
+              <w:rPr>
+                <w:rFonts w:ascii="Yu Gothic" w:hAnsi="Yu Gothic" w:eastAsia="Yu Gothic"/>
+                <w:sz w:val="17"/>
               </w:rPr>
               <w:t>2026-08-01</w:t>
             </w:r>
@@ -6555,18 +6555,18 @@
         </w:tc>
         <w:tc>
           <w:tcPr>
-            <w:tcW w:type="dxa" w:w="1234"/>
-          </w:tcPr>
-          <w:p>
-            <w:r>
-              <w:rPr>
-                <w:sz w:val="18"/>
-              </w:rPr>
-            </w:r>
-            <w:r>
-              <w:rPr>
-                <w:rFonts w:ascii="Yu Gothic" w:hAnsi="Yu Gothic" w:eastAsia="Yu Gothic"/>
-                <w:sz w:val="18"/>
+            <w:tcW w:type="dxa" w:w="1417"/>
+          </w:tcPr>
+          <w:p>
+            <w:r>
+              <w:rPr>
+                <w:sz w:val="17"/>
+              </w:rPr>
+            </w:r>
+            <w:r>
+              <w:rPr>
+                <w:rFonts w:ascii="Yu Gothic" w:hAnsi="Yu Gothic" w:eastAsia="Yu Gothic"/>
+                <w:sz w:val="17"/>
               </w:rPr>
               <w:t>リファクタリング</w:t>
             </w:r>
@@ -6574,18 +6574,18 @@
         </w:tc>
         <w:tc>
           <w:tcPr>
-            <w:tcW w:type="dxa" w:w="1234"/>
-          </w:tcPr>
-          <w:p>
-            <w:r>
-              <w:rPr>
-                <w:sz w:val="18"/>
-              </w:rPr>
-            </w:r>
-            <w:r>
-              <w:rPr>
-                <w:rFonts w:ascii="Yu Gothic" w:hAnsi="Yu Gothic" w:eastAsia="Yu Gothic"/>
-                <w:sz w:val="18"/>
+            <w:tcW w:type="dxa" w:w="1417"/>
+          </w:tcPr>
+          <w:p>
+            <w:r>
+              <w:rPr>
+                <w:sz w:val="17"/>
+              </w:rPr>
+            </w:r>
+            <w:r>
+              <w:rPr>
+                <w:rFonts w:ascii="Yu Gothic" w:hAnsi="Yu Gothic" w:eastAsia="Yu Gothic"/>
+                <w:sz w:val="17"/>
               </w:rPr>
               <w:t>生成に置き換わった業種テンプレート3本を削除する</w:t>
             </w:r>
@@ -6593,18 +6593,18 @@
         </w:tc>
         <w:tc>
           <w:tcPr>
-            <w:tcW w:type="dxa" w:w="1234"/>
-          </w:tcPr>
-          <w:p>
-            <w:r>
-              <w:rPr>
-                <w:sz w:val="18"/>
-              </w:rPr>
-            </w:r>
-            <w:r>
-              <w:rPr>
-                <w:rFonts w:ascii="Yu Gothic" w:hAnsi="Yu Gothic" w:eastAsia="Yu Gothic"/>
-                <w:sz w:val="18"/>
+            <w:tcW w:type="dxa" w:w="1417"/>
+          </w:tcPr>
+          <w:p>
+            <w:r>
+              <w:rPr>
+                <w:sz w:val="17"/>
+              </w:rPr>
+            </w:r>
+            <w:r>
+              <w:rPr>
+                <w:rFonts w:ascii="Yu Gothic" w:hAnsi="Yu Gothic" w:eastAsia="Yu Gothic"/>
+                <w:sz w:val="17"/>
               </w:rPr>
               <w:t>観点テンプレート(業種別・削除)</w:t>
             </w:r>
@@ -6612,18 +6612,18 @@
         </w:tc>
         <w:tc>
           <w:tcPr>
-            <w:tcW w:type="dxa" w:w="1234"/>
-          </w:tcPr>
-          <w:p>
-            <w:r>
-              <w:rPr>
-                <w:sz w:val="18"/>
+            <w:tcW w:type="dxa" w:w="1417"/>
+          </w:tcPr>
+          <w:p>
+            <w:r>
+              <w:rPr>
+                <w:sz w:val="17"/>
               </w:rPr>
             </w:r>
             <w:r>
               <w:rPr>
                 <w:rFonts w:ascii="Consolas" w:hAnsi="Consolas" w:eastAsia="Consolas"/>
-                <w:sz w:val="18"/>
+                <w:sz w:val="17"/>
               </w:rPr>
               <w:t>990591f</w:t>
             </w:r>
@@ -6631,18 +6631,18 @@
         </w:tc>
         <w:tc>
           <w:tcPr>
-            <w:tcW w:type="dxa" w:w="1234"/>
-          </w:tcPr>
-          <w:p>
-            <w:r>
-              <w:rPr>
-                <w:sz w:val="18"/>
-              </w:rPr>
-            </w:r>
-            <w:r>
-              <w:rPr>
-                <w:rFonts w:ascii="Yu Gothic" w:hAnsi="Yu Gothic" w:eastAsia="Yu Gothic"/>
-                <w:sz w:val="18"/>
+            <w:tcW w:type="dxa" w:w="1417"/>
+          </w:tcPr>
+          <w:p>
+            <w:r>
+              <w:rPr>
+                <w:sz w:val="17"/>
+              </w:rPr>
+            </w:r>
+            <w:r>
+              <w:rPr>
+                <w:rFonts w:ascii="Yu Gothic" w:hAnsi="Yu Gothic" w:eastAsia="Yu Gothic"/>
+                <w:sz w:val="17"/>
               </w:rPr>
               <w:t>クローズ</w:t>
             </w:r>
@@ -6652,18 +6652,18 @@
       <w:tr>
         <w:tc>
           <w:tcPr>
-            <w:tcW w:type="dxa" w:w="1234"/>
-          </w:tcPr>
-          <w:p>
-            <w:r>
-              <w:rPr>
-                <w:sz w:val="18"/>
-              </w:rPr>
-            </w:r>
-            <w:r>
-              <w:rPr>
-                <w:rFonts w:ascii="Yu Gothic" w:hAnsi="Yu Gothic" w:eastAsia="Yu Gothic"/>
-                <w:sz w:val="18"/>
+            <w:tcW w:type="dxa" w:w="1417"/>
+          </w:tcPr>
+          <w:p>
+            <w:r>
+              <w:rPr>
+                <w:sz w:val="17"/>
+              </w:rPr>
+            </w:r>
+            <w:r>
+              <w:rPr>
+                <w:rFonts w:ascii="Yu Gothic" w:hAnsi="Yu Gothic" w:eastAsia="Yu Gothic"/>
+                <w:sz w:val="17"/>
               </w:rPr>
               <w:t>CR-023</w:t>
             </w:r>
@@ -6671,18 +6671,18 @@
         </w:tc>
         <w:tc>
           <w:tcPr>
-            <w:tcW w:type="dxa" w:w="1234"/>
-          </w:tcPr>
-          <w:p>
-            <w:r>
-              <w:rPr>
-                <w:sz w:val="18"/>
-              </w:rPr>
-            </w:r>
-            <w:r>
-              <w:rPr>
-                <w:rFonts w:ascii="Yu Gothic" w:hAnsi="Yu Gothic" w:eastAsia="Yu Gothic"/>
-                <w:sz w:val="18"/>
+            <w:tcW w:type="dxa" w:w="1417"/>
+          </w:tcPr>
+          <w:p>
+            <w:r>
+              <w:rPr>
+                <w:sz w:val="17"/>
+              </w:rPr>
+            </w:r>
+            <w:r>
+              <w:rPr>
+                <w:rFonts w:ascii="Yu Gothic" w:hAnsi="Yu Gothic" w:eastAsia="Yu Gothic"/>
+                <w:sz w:val="17"/>
               </w:rPr>
               <w:t>2026-08-01</w:t>
             </w:r>
@@ -6690,18 +6690,18 @@
         </w:tc>
         <w:tc>
           <w:tcPr>
-            <w:tcW w:type="dxa" w:w="1234"/>
-          </w:tcPr>
-          <w:p>
-            <w:r>
-              <w:rPr>
-                <w:sz w:val="18"/>
-              </w:rPr>
-            </w:r>
-            <w:r>
-              <w:rPr>
-                <w:rFonts w:ascii="Yu Gothic" w:hAnsi="Yu Gothic" w:eastAsia="Yu Gothic"/>
-                <w:sz w:val="18"/>
+            <w:tcW w:type="dxa" w:w="1417"/>
+          </w:tcPr>
+          <w:p>
+            <w:r>
+              <w:rPr>
+                <w:sz w:val="17"/>
+              </w:rPr>
+            </w:r>
+            <w:r>
+              <w:rPr>
+                <w:rFonts w:ascii="Yu Gothic" w:hAnsi="Yu Gothic" w:eastAsia="Yu Gothic"/>
+                <w:sz w:val="17"/>
               </w:rPr>
               <w:t>機能追加</w:t>
             </w:r>
@@ -6709,18 +6709,18 @@
         </w:tc>
         <w:tc>
           <w:tcPr>
-            <w:tcW w:type="dxa" w:w="1234"/>
-          </w:tcPr>
-          <w:p>
-            <w:r>
-              <w:rPr>
-                <w:sz w:val="18"/>
-              </w:rPr>
-            </w:r>
-            <w:r>
-              <w:rPr>
-                <w:rFonts w:ascii="Yu Gothic" w:hAnsi="Yu Gothic" w:eastAsia="Yu Gothic"/>
-                <w:sz w:val="18"/>
+            <w:tcW w:type="dxa" w:w="1417"/>
+          </w:tcPr>
+          <w:p>
+            <w:r>
+              <w:rPr>
+                <w:sz w:val="17"/>
+              </w:rPr>
+            </w:r>
+            <w:r>
+              <w:rPr>
+                <w:rFonts w:ascii="Yu Gothic" w:hAnsi="Yu Gothic" w:eastAsia="Yu Gothic"/>
+                <w:sz w:val="17"/>
               </w:rPr>
               <w:t>観点表を手書きせず、観点定義×領域の適用判定で生成する</w:t>
             </w:r>
@@ -6728,18 +6728,18 @@
         </w:tc>
         <w:tc>
           <w:tcPr>
-            <w:tcW w:type="dxa" w:w="1234"/>
-          </w:tcPr>
-          <w:p>
-            <w:r>
-              <w:rPr>
-                <w:sz w:val="18"/>
-              </w:rPr>
-            </w:r>
-            <w:r>
-              <w:rPr>
-                <w:rFonts w:ascii="Yu Gothic" w:hAnsi="Yu Gothic" w:eastAsia="Yu Gothic"/>
-                <w:sz w:val="18"/>
+            <w:tcW w:type="dxa" w:w="1417"/>
+          </w:tcPr>
+          <w:p>
+            <w:r>
+              <w:rPr>
+                <w:sz w:val="17"/>
+              </w:rPr>
+            </w:r>
+            <w:r>
+              <w:rPr>
+                <w:rFonts w:ascii="Yu Gothic" w:hAnsi="Yu Gothic" w:eastAsia="Yu Gothic"/>
+                <w:sz w:val="17"/>
               </w:rPr>
               <w:t>観点表生成エンジン</w:t>
             </w:r>
@@ -6747,18 +6747,18 @@
         </w:tc>
         <w:tc>
           <w:tcPr>
-            <w:tcW w:type="dxa" w:w="1234"/>
-          </w:tcPr>
-          <w:p>
-            <w:r>
-              <w:rPr>
-                <w:sz w:val="18"/>
+            <w:tcW w:type="dxa" w:w="1417"/>
+          </w:tcPr>
+          <w:p>
+            <w:r>
+              <w:rPr>
+                <w:sz w:val="17"/>
               </w:rPr>
             </w:r>
             <w:r>
               <w:rPr>
                 <w:rFonts w:ascii="Consolas" w:hAnsi="Consolas" w:eastAsia="Consolas"/>
-                <w:sz w:val="18"/>
+                <w:sz w:val="17"/>
               </w:rPr>
               <w:t>ff5558b</w:t>
             </w:r>
@@ -6766,18 +6766,18 @@
         </w:tc>
         <w:tc>
           <w:tcPr>
-            <w:tcW w:type="dxa" w:w="1234"/>
-          </w:tcPr>
-          <w:p>
-            <w:r>
-              <w:rPr>
-                <w:sz w:val="18"/>
-              </w:rPr>
-            </w:r>
-            <w:r>
-              <w:rPr>
-                <w:rFonts w:ascii="Yu Gothic" w:hAnsi="Yu Gothic" w:eastAsia="Yu Gothic"/>
-                <w:sz w:val="18"/>
+            <w:tcW w:type="dxa" w:w="1417"/>
+          </w:tcPr>
+          <w:p>
+            <w:r>
+              <w:rPr>
+                <w:sz w:val="17"/>
+              </w:rPr>
+            </w:r>
+            <w:r>
+              <w:rPr>
+                <w:rFonts w:ascii="Yu Gothic" w:hAnsi="Yu Gothic" w:eastAsia="Yu Gothic"/>
+                <w:sz w:val="17"/>
               </w:rPr>
               <w:t>クローズ</w:t>
             </w:r>
@@ -6787,18 +6787,18 @@
       <w:tr>
         <w:tc>
           <w:tcPr>
-            <w:tcW w:type="dxa" w:w="1234"/>
-          </w:tcPr>
-          <w:p>
-            <w:r>
-              <w:rPr>
-                <w:sz w:val="18"/>
-              </w:rPr>
-            </w:r>
-            <w:r>
-              <w:rPr>
-                <w:rFonts w:ascii="Yu Gothic" w:hAnsi="Yu Gothic" w:eastAsia="Yu Gothic"/>
-                <w:sz w:val="18"/>
+            <w:tcW w:type="dxa" w:w="1417"/>
+          </w:tcPr>
+          <w:p>
+            <w:r>
+              <w:rPr>
+                <w:sz w:val="17"/>
+              </w:rPr>
+            </w:r>
+            <w:r>
+              <w:rPr>
+                <w:rFonts w:ascii="Yu Gothic" w:hAnsi="Yu Gothic" w:eastAsia="Yu Gothic"/>
+                <w:sz w:val="17"/>
               </w:rPr>
               <w:t>CR-024</w:t>
             </w:r>
@@ -6806,18 +6806,18 @@
         </w:tc>
         <w:tc>
           <w:tcPr>
-            <w:tcW w:type="dxa" w:w="1234"/>
-          </w:tcPr>
-          <w:p>
-            <w:r>
-              <w:rPr>
-                <w:sz w:val="18"/>
-              </w:rPr>
-            </w:r>
-            <w:r>
-              <w:rPr>
-                <w:rFonts w:ascii="Yu Gothic" w:hAnsi="Yu Gothic" w:eastAsia="Yu Gothic"/>
-                <w:sz w:val="18"/>
+            <w:tcW w:type="dxa" w:w="1417"/>
+          </w:tcPr>
+          <w:p>
+            <w:r>
+              <w:rPr>
+                <w:sz w:val="17"/>
+              </w:rPr>
+            </w:r>
+            <w:r>
+              <w:rPr>
+                <w:rFonts w:ascii="Yu Gothic" w:hAnsi="Yu Gothic" w:eastAsia="Yu Gothic"/>
+                <w:sz w:val="17"/>
               </w:rPr>
               <w:t>2026-08-01</w:t>
             </w:r>
@@ -6825,18 +6825,18 @@
         </w:tc>
         <w:tc>
           <w:tcPr>
-            <w:tcW w:type="dxa" w:w="1234"/>
-          </w:tcPr>
-          <w:p>
-            <w:r>
-              <w:rPr>
-                <w:sz w:val="18"/>
-              </w:rPr>
-            </w:r>
-            <w:r>
-              <w:rPr>
-                <w:rFonts w:ascii="Yu Gothic" w:hAnsi="Yu Gothic" w:eastAsia="Yu Gothic"/>
-                <w:sz w:val="18"/>
+            <w:tcW w:type="dxa" w:w="1417"/>
+          </w:tcPr>
+          <w:p>
+            <w:r>
+              <w:rPr>
+                <w:sz w:val="17"/>
+              </w:rPr>
+            </w:r>
+            <w:r>
+              <w:rPr>
+                <w:rFonts w:ascii="Yu Gothic" w:hAnsi="Yu Gothic" w:eastAsia="Yu Gothic"/>
+                <w:sz w:val="17"/>
               </w:rPr>
               <w:t>機能追加</w:t>
             </w:r>
@@ -6844,18 +6844,18 @@
         </w:tc>
         <w:tc>
           <w:tcPr>
-            <w:tcW w:type="dxa" w:w="1234"/>
-          </w:tcPr>
-          <w:p>
-            <w:r>
-              <w:rPr>
-                <w:sz w:val="18"/>
-              </w:rPr>
-            </w:r>
-            <w:r>
-              <w:rPr>
-                <w:rFonts w:ascii="Yu Gothic" w:hAnsi="Yu Gothic" w:eastAsia="Yu Gothic"/>
-                <w:sz w:val="18"/>
+            <w:tcW w:type="dxa" w:w="1417"/>
+          </w:tcPr>
+          <w:p>
+            <w:r>
+              <w:rPr>
+                <w:sz w:val="17"/>
+              </w:rPr>
+            </w:r>
+            <w:r>
+              <w:rPr>
+                <w:rFonts w:ascii="Yu Gothic" w:hAnsi="Yu Gothic" w:eastAsia="Yu Gothic"/>
+                <w:sz w:val="17"/>
               </w:rPr>
               <w:t>観点の根拠を原典へ辿れるようにする</w:t>
             </w:r>
@@ -6863,18 +6863,18 @@
         </w:tc>
         <w:tc>
           <w:tcPr>
-            <w:tcW w:type="dxa" w:w="1234"/>
-          </w:tcPr>
-          <w:p>
-            <w:r>
-              <w:rPr>
-                <w:sz w:val="18"/>
-              </w:rPr>
-            </w:r>
-            <w:r>
-              <w:rPr>
-                <w:rFonts w:ascii="Yu Gothic" w:hAnsi="Yu Gothic" w:eastAsia="Yu Gothic"/>
-                <w:sz w:val="18"/>
+            <w:tcW w:type="dxa" w:w="1417"/>
+          </w:tcPr>
+          <w:p>
+            <w:r>
+              <w:rPr>
+                <w:sz w:val="17"/>
+              </w:rPr>
+            </w:r>
+            <w:r>
+              <w:rPr>
+                <w:rFonts w:ascii="Yu Gothic" w:hAnsi="Yu Gothic" w:eastAsia="Yu Gothic"/>
+                <w:sz w:val="17"/>
               </w:rPr>
               <w:t>観点(根拠追跡)</w:t>
             </w:r>
@@ -6882,18 +6882,18 @@
         </w:tc>
         <w:tc>
           <w:tcPr>
-            <w:tcW w:type="dxa" w:w="1234"/>
-          </w:tcPr>
-          <w:p>
-            <w:r>
-              <w:rPr>
-                <w:sz w:val="18"/>
+            <w:tcW w:type="dxa" w:w="1417"/>
+          </w:tcPr>
+          <w:p>
+            <w:r>
+              <w:rPr>
+                <w:sz w:val="17"/>
               </w:rPr>
             </w:r>
             <w:r>
               <w:rPr>
                 <w:rFonts w:ascii="Consolas" w:hAnsi="Consolas" w:eastAsia="Consolas"/>
-                <w:sz w:val="18"/>
+                <w:sz w:val="17"/>
               </w:rPr>
               <w:t>e0b3aeb</w:t>
             </w:r>
@@ -6901,18 +6901,18 @@
         </w:tc>
         <w:tc>
           <w:tcPr>
-            <w:tcW w:type="dxa" w:w="1234"/>
-          </w:tcPr>
-          <w:p>
-            <w:r>
-              <w:rPr>
-                <w:sz w:val="18"/>
-              </w:rPr>
-            </w:r>
-            <w:r>
-              <w:rPr>
-                <w:rFonts w:ascii="Yu Gothic" w:hAnsi="Yu Gothic" w:eastAsia="Yu Gothic"/>
-                <w:sz w:val="18"/>
+            <w:tcW w:type="dxa" w:w="1417"/>
+          </w:tcPr>
+          <w:p>
+            <w:r>
+              <w:rPr>
+                <w:sz w:val="17"/>
+              </w:rPr>
+            </w:r>
+            <w:r>
+              <w:rPr>
+                <w:rFonts w:ascii="Yu Gothic" w:hAnsi="Yu Gothic" w:eastAsia="Yu Gothic"/>
+                <w:sz w:val="17"/>
               </w:rPr>
               <w:t>クローズ</w:t>
             </w:r>
@@ -6922,18 +6922,18 @@
       <w:tr>
         <w:tc>
           <w:tcPr>
-            <w:tcW w:type="dxa" w:w="1234"/>
-          </w:tcPr>
-          <w:p>
-            <w:r>
-              <w:rPr>
-                <w:sz w:val="18"/>
-              </w:rPr>
-            </w:r>
-            <w:r>
-              <w:rPr>
-                <w:rFonts w:ascii="Yu Gothic" w:hAnsi="Yu Gothic" w:eastAsia="Yu Gothic"/>
-                <w:sz w:val="18"/>
+            <w:tcW w:type="dxa" w:w="1417"/>
+          </w:tcPr>
+          <w:p>
+            <w:r>
+              <w:rPr>
+                <w:sz w:val="17"/>
+              </w:rPr>
+            </w:r>
+            <w:r>
+              <w:rPr>
+                <w:rFonts w:ascii="Yu Gothic" w:hAnsi="Yu Gothic" w:eastAsia="Yu Gothic"/>
+                <w:sz w:val="17"/>
               </w:rPr>
               <w:t>CR-025</w:t>
             </w:r>
@@ -6941,18 +6941,18 @@
         </w:tc>
         <w:tc>
           <w:tcPr>
-            <w:tcW w:type="dxa" w:w="1234"/>
-          </w:tcPr>
-          <w:p>
-            <w:r>
-              <w:rPr>
-                <w:sz w:val="18"/>
-              </w:rPr>
-            </w:r>
-            <w:r>
-              <w:rPr>
-                <w:rFonts w:ascii="Yu Gothic" w:hAnsi="Yu Gothic" w:eastAsia="Yu Gothic"/>
-                <w:sz w:val="18"/>
+            <w:tcW w:type="dxa" w:w="1417"/>
+          </w:tcPr>
+          <w:p>
+            <w:r>
+              <w:rPr>
+                <w:sz w:val="17"/>
+              </w:rPr>
+            </w:r>
+            <w:r>
+              <w:rPr>
+                <w:rFonts w:ascii="Yu Gothic" w:hAnsi="Yu Gothic" w:eastAsia="Yu Gothic"/>
+                <w:sz w:val="17"/>
               </w:rPr>
               <w:t>2026-08-01</w:t>
             </w:r>
@@ -6960,18 +6960,18 @@
         </w:tc>
         <w:tc>
           <w:tcPr>
-            <w:tcW w:type="dxa" w:w="1234"/>
-          </w:tcPr>
-          <w:p>
-            <w:r>
-              <w:rPr>
-                <w:sz w:val="18"/>
-              </w:rPr>
-            </w:r>
-            <w:r>
-              <w:rPr>
-                <w:rFonts w:ascii="Yu Gothic" w:hAnsi="Yu Gothic" w:eastAsia="Yu Gothic"/>
-                <w:sz w:val="18"/>
+            <w:tcW w:type="dxa" w:w="1417"/>
+          </w:tcPr>
+          <w:p>
+            <w:r>
+              <w:rPr>
+                <w:sz w:val="17"/>
+              </w:rPr>
+            </w:r>
+            <w:r>
+              <w:rPr>
+                <w:rFonts w:ascii="Yu Gothic" w:hAnsi="Yu Gothic" w:eastAsia="Yu Gothic"/>
+                <w:sz w:val="17"/>
               </w:rPr>
               <w:t>機能追加</w:t>
             </w:r>
@@ -6979,18 +6979,18 @@
         </w:tc>
         <w:tc>
           <w:tcPr>
-            <w:tcW w:type="dxa" w:w="1234"/>
-          </w:tcPr>
-          <w:p>
-            <w:r>
-              <w:rPr>
-                <w:sz w:val="18"/>
-              </w:rPr>
-            </w:r>
-            <w:r>
-              <w:rPr>
-                <w:rFonts w:ascii="Yu Gothic" w:hAnsi="Yu Gothic" w:eastAsia="Yu Gothic"/>
-                <w:sz w:val="18"/>
+            <w:tcW w:type="dxa" w:w="1417"/>
+          </w:tcPr>
+          <w:p>
+            <w:r>
+              <w:rPr>
+                <w:sz w:val="17"/>
+              </w:rPr>
+            </w:r>
+            <w:r>
+              <w:rPr>
+                <w:rFonts w:ascii="Yu Gothic" w:hAnsi="Yu Gothic" w:eastAsia="Yu Gothic"/>
+                <w:sz w:val="17"/>
               </w:rPr>
               <w:t>業種別観点テンプレート（金融・医療・EC）を追加する</w:t>
             </w:r>
@@ -6998,18 +6998,18 @@
         </w:tc>
         <w:tc>
           <w:tcPr>
-            <w:tcW w:type="dxa" w:w="1234"/>
-          </w:tcPr>
-          <w:p>
-            <w:r>
-              <w:rPr>
-                <w:sz w:val="18"/>
-              </w:rPr>
-            </w:r>
-            <w:r>
-              <w:rPr>
-                <w:rFonts w:ascii="Yu Gothic" w:hAnsi="Yu Gothic" w:eastAsia="Yu Gothic"/>
-                <w:sz w:val="18"/>
+            <w:tcW w:type="dxa" w:w="1417"/>
+          </w:tcPr>
+          <w:p>
+            <w:r>
+              <w:rPr>
+                <w:sz w:val="17"/>
+              </w:rPr>
+            </w:r>
+            <w:r>
+              <w:rPr>
+                <w:rFonts w:ascii="Yu Gothic" w:hAnsi="Yu Gothic" w:eastAsia="Yu Gothic"/>
+                <w:sz w:val="17"/>
               </w:rPr>
               <w:t>観点テンプレート(業種別)</w:t>
             </w:r>
@@ -7017,18 +7017,18 @@
         </w:tc>
         <w:tc>
           <w:tcPr>
-            <w:tcW w:type="dxa" w:w="1234"/>
-          </w:tcPr>
-          <w:p>
-            <w:r>
-              <w:rPr>
-                <w:sz w:val="18"/>
+            <w:tcW w:type="dxa" w:w="1417"/>
+          </w:tcPr>
+          <w:p>
+            <w:r>
+              <w:rPr>
+                <w:sz w:val="17"/>
               </w:rPr>
             </w:r>
             <w:r>
               <w:rPr>
                 <w:rFonts w:ascii="Consolas" w:hAnsi="Consolas" w:eastAsia="Consolas"/>
-                <w:sz w:val="18"/>
+                <w:sz w:val="17"/>
               </w:rPr>
               <w:t>b5dba4c</w:t>
             </w:r>
@@ -7036,18 +7036,18 @@
         </w:tc>
         <w:tc>
           <w:tcPr>
-            <w:tcW w:type="dxa" w:w="1234"/>
-          </w:tcPr>
-          <w:p>
-            <w:r>
-              <w:rPr>
-                <w:sz w:val="18"/>
-              </w:rPr>
-            </w:r>
-            <w:r>
-              <w:rPr>
-                <w:rFonts w:ascii="Yu Gothic" w:hAnsi="Yu Gothic" w:eastAsia="Yu Gothic"/>
-                <w:sz w:val="18"/>
+            <w:tcW w:type="dxa" w:w="1417"/>
+          </w:tcPr>
+          <w:p>
+            <w:r>
+              <w:rPr>
+                <w:sz w:val="17"/>
+              </w:rPr>
+            </w:r>
+            <w:r>
+              <w:rPr>
+                <w:rFonts w:ascii="Yu Gothic" w:hAnsi="Yu Gothic" w:eastAsia="Yu Gothic"/>
+                <w:sz w:val="17"/>
               </w:rPr>
               <w:t>クローズ</w:t>
             </w:r>
@@ -7057,18 +7057,18 @@
       <w:tr>
         <w:tc>
           <w:tcPr>
-            <w:tcW w:type="dxa" w:w="1234"/>
-          </w:tcPr>
-          <w:p>
-            <w:r>
-              <w:rPr>
-                <w:sz w:val="18"/>
-              </w:rPr>
-            </w:r>
-            <w:r>
-              <w:rPr>
-                <w:rFonts w:ascii="Yu Gothic" w:hAnsi="Yu Gothic" w:eastAsia="Yu Gothic"/>
-                <w:sz w:val="18"/>
+            <w:tcW w:type="dxa" w:w="1417"/>
+          </w:tcPr>
+          <w:p>
+            <w:r>
+              <w:rPr>
+                <w:sz w:val="17"/>
+              </w:rPr>
+            </w:r>
+            <w:r>
+              <w:rPr>
+                <w:rFonts w:ascii="Yu Gothic" w:hAnsi="Yu Gothic" w:eastAsia="Yu Gothic"/>
+                <w:sz w:val="17"/>
               </w:rPr>
               <w:t>CR-026</w:t>
             </w:r>
@@ -7076,18 +7076,18 @@
         </w:tc>
         <w:tc>
           <w:tcPr>
-            <w:tcW w:type="dxa" w:w="1234"/>
-          </w:tcPr>
-          <w:p>
-            <w:r>
-              <w:rPr>
-                <w:sz w:val="18"/>
-              </w:rPr>
-            </w:r>
-            <w:r>
-              <w:rPr>
-                <w:rFonts w:ascii="Yu Gothic" w:hAnsi="Yu Gothic" w:eastAsia="Yu Gothic"/>
-                <w:sz w:val="18"/>
+            <w:tcW w:type="dxa" w:w="1417"/>
+          </w:tcPr>
+          <w:p>
+            <w:r>
+              <w:rPr>
+                <w:sz w:val="17"/>
+              </w:rPr>
+            </w:r>
+            <w:r>
+              <w:rPr>
+                <w:rFonts w:ascii="Yu Gothic" w:hAnsi="Yu Gothic" w:eastAsia="Yu Gothic"/>
+                <w:sz w:val="17"/>
               </w:rPr>
               <w:t>2026-08-01</w:t>
             </w:r>
@@ -7095,18 +7095,18 @@
         </w:tc>
         <w:tc>
           <w:tcPr>
-            <w:tcW w:type="dxa" w:w="1234"/>
-          </w:tcPr>
-          <w:p>
-            <w:r>
-              <w:rPr>
-                <w:sz w:val="18"/>
-              </w:rPr>
-            </w:r>
-            <w:r>
-              <w:rPr>
-                <w:rFonts w:ascii="Yu Gothic" w:hAnsi="Yu Gothic" w:eastAsia="Yu Gothic"/>
-                <w:sz w:val="18"/>
+            <w:tcW w:type="dxa" w:w="1417"/>
+          </w:tcPr>
+          <w:p>
+            <w:r>
+              <w:rPr>
+                <w:sz w:val="17"/>
+              </w:rPr>
+            </w:r>
+            <w:r>
+              <w:rPr>
+                <w:rFonts w:ascii="Yu Gothic" w:hAnsi="Yu Gothic" w:eastAsia="Yu Gothic"/>
+                <w:sz w:val="17"/>
               </w:rPr>
               <w:t>機能追加</w:t>
             </w:r>
@@ -7114,18 +7114,18 @@
         </w:tc>
         <w:tc>
           <w:tcPr>
-            <w:tcW w:type="dxa" w:w="1234"/>
-          </w:tcPr>
-          <w:p>
-            <w:r>
-              <w:rPr>
-                <w:sz w:val="18"/>
-              </w:rPr>
-            </w:r>
-            <w:r>
-              <w:rPr>
-                <w:rFonts w:ascii="Yu Gothic" w:hAnsi="Yu Gothic" w:eastAsia="Yu Gothic"/>
-                <w:sz w:val="18"/>
+            <w:tcW w:type="dxa" w:w="1417"/>
+          </w:tcPr>
+          <w:p>
+            <w:r>
+              <w:rPr>
+                <w:sz w:val="17"/>
+              </w:rPr>
+            </w:r>
+            <w:r>
+              <w:rPr>
+                <w:rFonts w:ascii="Yu Gothic" w:hAnsi="Yu Gothic" w:eastAsia="Yu Gothic"/>
+                <w:sz w:val="17"/>
               </w:rPr>
               <w:t>共通観点テンプレート（250件）を追加する</w:t>
             </w:r>
@@ -7133,18 +7133,18 @@
         </w:tc>
         <w:tc>
           <w:tcPr>
-            <w:tcW w:type="dxa" w:w="1234"/>
-          </w:tcPr>
-          <w:p>
-            <w:r>
-              <w:rPr>
-                <w:sz w:val="18"/>
-              </w:rPr>
-            </w:r>
-            <w:r>
-              <w:rPr>
-                <w:rFonts w:ascii="Yu Gothic" w:hAnsi="Yu Gothic" w:eastAsia="Yu Gothic"/>
-                <w:sz w:val="18"/>
+            <w:tcW w:type="dxa" w:w="1417"/>
+          </w:tcPr>
+          <w:p>
+            <w:r>
+              <w:rPr>
+                <w:sz w:val="17"/>
+              </w:rPr>
+            </w:r>
+            <w:r>
+              <w:rPr>
+                <w:rFonts w:ascii="Yu Gothic" w:hAnsi="Yu Gothic" w:eastAsia="Yu Gothic"/>
+                <w:sz w:val="17"/>
               </w:rPr>
               <w:t>観点テンプレート(共通)</w:t>
             </w:r>
@@ -7152,18 +7152,18 @@
         </w:tc>
         <w:tc>
           <w:tcPr>
-            <w:tcW w:type="dxa" w:w="1234"/>
-          </w:tcPr>
-          <w:p>
-            <w:r>
-              <w:rPr>
-                <w:sz w:val="18"/>
+            <w:tcW w:type="dxa" w:w="1417"/>
+          </w:tcPr>
+          <w:p>
+            <w:r>
+              <w:rPr>
+                <w:sz w:val="17"/>
               </w:rPr>
             </w:r>
             <w:r>
               <w:rPr>
                 <w:rFonts w:ascii="Consolas" w:hAnsi="Consolas" w:eastAsia="Consolas"/>
-                <w:sz w:val="18"/>
+                <w:sz w:val="17"/>
               </w:rPr>
               <w:t>1905a3c</w:t>
             </w:r>
@@ -7171,18 +7171,18 @@
         </w:tc>
         <w:tc>
           <w:tcPr>
-            <w:tcW w:type="dxa" w:w="1234"/>
-          </w:tcPr>
-          <w:p>
-            <w:r>
-              <w:rPr>
-                <w:sz w:val="18"/>
-              </w:rPr>
-            </w:r>
-            <w:r>
-              <w:rPr>
-                <w:rFonts w:ascii="Yu Gothic" w:hAnsi="Yu Gothic" w:eastAsia="Yu Gothic"/>
-                <w:sz w:val="18"/>
+            <w:tcW w:type="dxa" w:w="1417"/>
+          </w:tcPr>
+          <w:p>
+            <w:r>
+              <w:rPr>
+                <w:sz w:val="17"/>
+              </w:rPr>
+            </w:r>
+            <w:r>
+              <w:rPr>
+                <w:rFonts w:ascii="Yu Gothic" w:hAnsi="Yu Gothic" w:eastAsia="Yu Gothic"/>
+                <w:sz w:val="17"/>
               </w:rPr>
               <w:t>クローズ</w:t>
             </w:r>
@@ -7192,18 +7192,18 @@
       <w:tr>
         <w:tc>
           <w:tcPr>
-            <w:tcW w:type="dxa" w:w="1234"/>
-          </w:tcPr>
-          <w:p>
-            <w:r>
-              <w:rPr>
-                <w:sz w:val="18"/>
-              </w:rPr>
-            </w:r>
-            <w:r>
-              <w:rPr>
-                <w:rFonts w:ascii="Yu Gothic" w:hAnsi="Yu Gothic" w:eastAsia="Yu Gothic"/>
-                <w:sz w:val="18"/>
+            <w:tcW w:type="dxa" w:w="1417"/>
+          </w:tcPr>
+          <w:p>
+            <w:r>
+              <w:rPr>
+                <w:sz w:val="17"/>
+              </w:rPr>
+            </w:r>
+            <w:r>
+              <w:rPr>
+                <w:rFonts w:ascii="Yu Gothic" w:hAnsi="Yu Gothic" w:eastAsia="Yu Gothic"/>
+                <w:sz w:val="17"/>
               </w:rPr>
               <w:t>CR-027</w:t>
             </w:r>
@@ -7211,18 +7211,18 @@
         </w:tc>
         <w:tc>
           <w:tcPr>
-            <w:tcW w:type="dxa" w:w="1234"/>
-          </w:tcPr>
-          <w:p>
-            <w:r>
-              <w:rPr>
-                <w:sz w:val="18"/>
-              </w:rPr>
-            </w:r>
-            <w:r>
-              <w:rPr>
-                <w:rFonts w:ascii="Yu Gothic" w:hAnsi="Yu Gothic" w:eastAsia="Yu Gothic"/>
-                <w:sz w:val="18"/>
+            <w:tcW w:type="dxa" w:w="1417"/>
+          </w:tcPr>
+          <w:p>
+            <w:r>
+              <w:rPr>
+                <w:sz w:val="17"/>
+              </w:rPr>
+            </w:r>
+            <w:r>
+              <w:rPr>
+                <w:rFonts w:ascii="Yu Gothic" w:hAnsi="Yu Gothic" w:eastAsia="Yu Gothic"/>
+                <w:sz w:val="17"/>
               </w:rPr>
               <w:t>2026-08-01</w:t>
             </w:r>
@@ -7230,18 +7230,18 @@
         </w:tc>
         <w:tc>
           <w:tcPr>
-            <w:tcW w:type="dxa" w:w="1234"/>
-          </w:tcPr>
-          <w:p>
-            <w:r>
-              <w:rPr>
-                <w:sz w:val="18"/>
-              </w:rPr>
-            </w:r>
-            <w:r>
-              <w:rPr>
-                <w:rFonts w:ascii="Yu Gothic" w:hAnsi="Yu Gothic" w:eastAsia="Yu Gothic"/>
-                <w:sz w:val="18"/>
+            <w:tcW w:type="dxa" w:w="1417"/>
+          </w:tcPr>
+          <w:p>
+            <w:r>
+              <w:rPr>
+                <w:sz w:val="17"/>
+              </w:rPr>
+            </w:r>
+            <w:r>
+              <w:rPr>
+                <w:rFonts w:ascii="Yu Gothic" w:hAnsi="Yu Gothic" w:eastAsia="Yu Gothic"/>
+                <w:sz w:val="17"/>
               </w:rPr>
               <w:t>リファクタリング</w:t>
             </w:r>
@@ -7249,18 +7249,18 @@
         </w:tc>
         <w:tc>
           <w:tcPr>
-            <w:tcW w:type="dxa" w:w="1234"/>
-          </w:tcPr>
-          <w:p>
-            <w:r>
-              <w:rPr>
-                <w:sz w:val="18"/>
-              </w:rPr>
-            </w:r>
-            <w:r>
-              <w:rPr>
-                <w:rFonts w:ascii="Yu Gothic" w:hAnsi="Yu Gothic" w:eastAsia="Yu Gothic"/>
-                <w:sz w:val="18"/>
+            <w:tcW w:type="dxa" w:w="1417"/>
+          </w:tcPr>
+          <w:p>
+            <w:r>
+              <w:rPr>
+                <w:sz w:val="17"/>
+              </w:rPr>
+            </w:r>
+            <w:r>
+              <w:rPr>
+                <w:rFonts w:ascii="Yu Gothic" w:hAnsi="Yu Gothic" w:eastAsia="Yu Gothic"/>
+                <w:sz w:val="17"/>
               </w:rPr>
               <w:t>レビュー指摘に沿って重複と二重計算を削る</w:t>
             </w:r>
@@ -7268,18 +7268,18 @@
         </w:tc>
         <w:tc>
           <w:tcPr>
-            <w:tcW w:type="dxa" w:w="1234"/>
-          </w:tcPr>
-          <w:p>
-            <w:r>
-              <w:rPr>
-                <w:sz w:val="18"/>
-              </w:rPr>
-            </w:r>
-            <w:r>
-              <w:rPr>
-                <w:rFonts w:ascii="Yu Gothic" w:hAnsi="Yu Gothic" w:eastAsia="Yu Gothic"/>
-                <w:sz w:val="18"/>
+            <w:tcW w:type="dxa" w:w="1417"/>
+          </w:tcPr>
+          <w:p>
+            <w:r>
+              <w:rPr>
+                <w:sz w:val="17"/>
+              </w:rPr>
+            </w:r>
+            <w:r>
+              <w:rPr>
+                <w:rFonts w:ascii="Yu Gothic" w:hAnsi="Yu Gothic" w:eastAsia="Yu Gothic"/>
+                <w:sz w:val="17"/>
               </w:rPr>
               <w:t>観点エンジン</w:t>
             </w:r>
@@ -7287,18 +7287,18 @@
         </w:tc>
         <w:tc>
           <w:tcPr>
-            <w:tcW w:type="dxa" w:w="1234"/>
-          </w:tcPr>
-          <w:p>
-            <w:r>
-              <w:rPr>
-                <w:sz w:val="18"/>
+            <w:tcW w:type="dxa" w:w="1417"/>
+          </w:tcPr>
+          <w:p>
+            <w:r>
+              <w:rPr>
+                <w:sz w:val="17"/>
               </w:rPr>
             </w:r>
             <w:r>
               <w:rPr>
                 <w:rFonts w:ascii="Consolas" w:hAnsi="Consolas" w:eastAsia="Consolas"/>
-                <w:sz w:val="18"/>
+                <w:sz w:val="17"/>
               </w:rPr>
               <w:t>c87acb5</w:t>
             </w:r>
@@ -7306,18 +7306,18 @@
         </w:tc>
         <w:tc>
           <w:tcPr>
-            <w:tcW w:type="dxa" w:w="1234"/>
-          </w:tcPr>
-          <w:p>
-            <w:r>
-              <w:rPr>
-                <w:sz w:val="18"/>
-              </w:rPr>
-            </w:r>
-            <w:r>
-              <w:rPr>
-                <w:rFonts w:ascii="Yu Gothic" w:hAnsi="Yu Gothic" w:eastAsia="Yu Gothic"/>
-                <w:sz w:val="18"/>
+            <w:tcW w:type="dxa" w:w="1417"/>
+          </w:tcPr>
+          <w:p>
+            <w:r>
+              <w:rPr>
+                <w:sz w:val="17"/>
+              </w:rPr>
+            </w:r>
+            <w:r>
+              <w:rPr>
+                <w:rFonts w:ascii="Yu Gothic" w:hAnsi="Yu Gothic" w:eastAsia="Yu Gothic"/>
+                <w:sz w:val="17"/>
               </w:rPr>
               <w:t>クローズ</w:t>
             </w:r>
@@ -7327,18 +7327,18 @@
       <w:tr>
         <w:tc>
           <w:tcPr>
-            <w:tcW w:type="dxa" w:w="1234"/>
-          </w:tcPr>
-          <w:p>
-            <w:r>
-              <w:rPr>
-                <w:sz w:val="18"/>
-              </w:rPr>
-            </w:r>
-            <w:r>
-              <w:rPr>
-                <w:rFonts w:ascii="Yu Gothic" w:hAnsi="Yu Gothic" w:eastAsia="Yu Gothic"/>
-                <w:sz w:val="18"/>
+            <w:tcW w:type="dxa" w:w="1417"/>
+          </w:tcPr>
+          <w:p>
+            <w:r>
+              <w:rPr>
+                <w:sz w:val="17"/>
+              </w:rPr>
+            </w:r>
+            <w:r>
+              <w:rPr>
+                <w:rFonts w:ascii="Yu Gothic" w:hAnsi="Yu Gothic" w:eastAsia="Yu Gothic"/>
+                <w:sz w:val="17"/>
               </w:rPr>
               <w:t>CR-028</w:t>
             </w:r>
@@ -7346,18 +7346,18 @@
         </w:tc>
         <w:tc>
           <w:tcPr>
-            <w:tcW w:type="dxa" w:w="1234"/>
-          </w:tcPr>
-          <w:p>
-            <w:r>
-              <w:rPr>
-                <w:sz w:val="18"/>
-              </w:rPr>
-            </w:r>
-            <w:r>
-              <w:rPr>
-                <w:rFonts w:ascii="Yu Gothic" w:hAnsi="Yu Gothic" w:eastAsia="Yu Gothic"/>
-                <w:sz w:val="18"/>
+            <w:tcW w:type="dxa" w:w="1417"/>
+          </w:tcPr>
+          <w:p>
+            <w:r>
+              <w:rPr>
+                <w:sz w:val="17"/>
+              </w:rPr>
+            </w:r>
+            <w:r>
+              <w:rPr>
+                <w:rFonts w:ascii="Yu Gothic" w:hAnsi="Yu Gothic" w:eastAsia="Yu Gothic"/>
+                <w:sz w:val="17"/>
               </w:rPr>
               <w:t>2026-08-01</w:t>
             </w:r>
@@ -7365,18 +7365,18 @@
         </w:tc>
         <w:tc>
           <w:tcPr>
-            <w:tcW w:type="dxa" w:w="1234"/>
-          </w:tcPr>
-          <w:p>
-            <w:r>
-              <w:rPr>
-                <w:sz w:val="18"/>
-              </w:rPr>
-            </w:r>
-            <w:r>
-              <w:rPr>
-                <w:rFonts w:ascii="Yu Gothic" w:hAnsi="Yu Gothic" w:eastAsia="Yu Gothic"/>
-                <w:sz w:val="18"/>
+            <w:tcW w:type="dxa" w:w="1417"/>
+          </w:tcPr>
+          <w:p>
+            <w:r>
+              <w:rPr>
+                <w:sz w:val="17"/>
+              </w:rPr>
+            </w:r>
+            <w:r>
+              <w:rPr>
+                <w:rFonts w:ascii="Yu Gothic" w:hAnsi="Yu Gothic" w:eastAsia="Yu Gothic"/>
+                <w:sz w:val="17"/>
               </w:rPr>
               <w:t>文書のみ</w:t>
             </w:r>
@@ -7384,32 +7384,32 @@
         </w:tc>
         <w:tc>
           <w:tcPr>
-            <w:tcW w:type="dxa" w:w="1234"/>
-          </w:tcPr>
-          <w:p>
-            <w:r>
-              <w:rPr>
-                <w:sz w:val="18"/>
-              </w:rPr>
-            </w:r>
-            <w:r>
-              <w:rPr>
-                <w:rFonts w:ascii="Yu Gothic" w:hAnsi="Yu Gothic" w:eastAsia="Yu Gothic"/>
-                <w:sz w:val="18"/>
+            <w:tcW w:type="dxa" w:w="1417"/>
+          </w:tcPr>
+          <w:p>
+            <w:r>
+              <w:rPr>
+                <w:sz w:val="17"/>
+              </w:rPr>
+            </w:r>
+            <w:r>
+              <w:rPr>
+                <w:rFonts w:ascii="Yu Gothic" w:hAnsi="Yu Gothic" w:eastAsia="Yu Gothic"/>
+                <w:sz w:val="17"/>
               </w:rPr>
               <w:t>開発速度の規律を明文化し、テンプレート自動リロードを実装する（</w:t>
             </w:r>
             <w:r>
               <w:rPr>
                 <w:rFonts w:ascii="Consolas" w:hAnsi="Consolas" w:eastAsia="Consolas"/>
-                <w:sz w:val="18"/>
+                <w:sz w:val="17"/>
               </w:rPr>
               <w:t>docs:</w:t>
             </w:r>
             <w:r>
               <w:rPr>
                 <w:rFonts w:ascii="Yu Gothic" w:hAnsi="Yu Gothic" w:eastAsia="Yu Gothic"/>
-                <w:sz w:val="18"/>
+                <w:sz w:val="17"/>
               </w:rPr>
               <w:t>接頭辞だが実装も含む混在コミット）</w:t>
             </w:r>
@@ -7417,18 +7417,18 @@
         </w:tc>
         <w:tc>
           <w:tcPr>
-            <w:tcW w:type="dxa" w:w="1234"/>
-          </w:tcPr>
-          <w:p>
-            <w:r>
-              <w:rPr>
-                <w:sz w:val="18"/>
-              </w:rPr>
-            </w:r>
-            <w:r>
-              <w:rPr>
-                <w:rFonts w:ascii="Yu Gothic" w:hAnsi="Yu Gothic" w:eastAsia="Yu Gothic"/>
-                <w:sz w:val="18"/>
+            <w:tcW w:type="dxa" w:w="1417"/>
+          </w:tcPr>
+          <w:p>
+            <w:r>
+              <w:rPr>
+                <w:sz w:val="17"/>
+              </w:rPr>
+            </w:r>
+            <w:r>
+              <w:rPr>
+                <w:rFonts w:ascii="Yu Gothic" w:hAnsi="Yu Gothic" w:eastAsia="Yu Gothic"/>
+                <w:sz w:val="17"/>
               </w:rPr>
               <w:t>開発プロセス文書/テンプレート機構</w:t>
             </w:r>
@@ -7436,18 +7436,18 @@
         </w:tc>
         <w:tc>
           <w:tcPr>
-            <w:tcW w:type="dxa" w:w="1234"/>
-          </w:tcPr>
-          <w:p>
-            <w:r>
-              <w:rPr>
-                <w:sz w:val="18"/>
+            <w:tcW w:type="dxa" w:w="1417"/>
+          </w:tcPr>
+          <w:p>
+            <w:r>
+              <w:rPr>
+                <w:sz w:val="17"/>
               </w:rPr>
             </w:r>
             <w:r>
               <w:rPr>
                 <w:rFonts w:ascii="Consolas" w:hAnsi="Consolas" w:eastAsia="Consolas"/>
-                <w:sz w:val="18"/>
+                <w:sz w:val="17"/>
               </w:rPr>
               <w:t>75a1070</w:t>
             </w:r>
@@ -7455,18 +7455,18 @@
         </w:tc>
         <w:tc>
           <w:tcPr>
-            <w:tcW w:type="dxa" w:w="1234"/>
-          </w:tcPr>
-          <w:p>
-            <w:r>
-              <w:rPr>
-                <w:sz w:val="18"/>
-              </w:rPr>
-            </w:r>
-            <w:r>
-              <w:rPr>
-                <w:rFonts w:ascii="Yu Gothic" w:hAnsi="Yu Gothic" w:eastAsia="Yu Gothic"/>
-                <w:sz w:val="18"/>
+            <w:tcW w:type="dxa" w:w="1417"/>
+          </w:tcPr>
+          <w:p>
+            <w:r>
+              <w:rPr>
+                <w:sz w:val="17"/>
+              </w:rPr>
+            </w:r>
+            <w:r>
+              <w:rPr>
+                <w:rFonts w:ascii="Yu Gothic" w:hAnsi="Yu Gothic" w:eastAsia="Yu Gothic"/>
+                <w:sz w:val="17"/>
               </w:rPr>
               <w:t>クローズ</w:t>
             </w:r>
@@ -7476,18 +7476,18 @@
       <w:tr>
         <w:tc>
           <w:tcPr>
-            <w:tcW w:type="dxa" w:w="1234"/>
-          </w:tcPr>
-          <w:p>
-            <w:r>
-              <w:rPr>
-                <w:sz w:val="18"/>
-              </w:rPr>
-            </w:r>
-            <w:r>
-              <w:rPr>
-                <w:rFonts w:ascii="Yu Gothic" w:hAnsi="Yu Gothic" w:eastAsia="Yu Gothic"/>
-                <w:sz w:val="18"/>
+            <w:tcW w:type="dxa" w:w="1417"/>
+          </w:tcPr>
+          <w:p>
+            <w:r>
+              <w:rPr>
+                <w:sz w:val="17"/>
+              </w:rPr>
+            </w:r>
+            <w:r>
+              <w:rPr>
+                <w:rFonts w:ascii="Yu Gothic" w:hAnsi="Yu Gothic" w:eastAsia="Yu Gothic"/>
+                <w:sz w:val="17"/>
               </w:rPr>
               <w:t>CR-029</w:t>
             </w:r>
@@ -7495,18 +7495,18 @@
         </w:tc>
         <w:tc>
           <w:tcPr>
-            <w:tcW w:type="dxa" w:w="1234"/>
-          </w:tcPr>
-          <w:p>
-            <w:r>
-              <w:rPr>
-                <w:sz w:val="18"/>
-              </w:rPr>
-            </w:r>
-            <w:r>
-              <w:rPr>
-                <w:rFonts w:ascii="Yu Gothic" w:hAnsi="Yu Gothic" w:eastAsia="Yu Gothic"/>
-                <w:sz w:val="18"/>
+            <w:tcW w:type="dxa" w:w="1417"/>
+          </w:tcPr>
+          <w:p>
+            <w:r>
+              <w:rPr>
+                <w:sz w:val="17"/>
+              </w:rPr>
+            </w:r>
+            <w:r>
+              <w:rPr>
+                <w:rFonts w:ascii="Yu Gothic" w:hAnsi="Yu Gothic" w:eastAsia="Yu Gothic"/>
+                <w:sz w:val="17"/>
               </w:rPr>
               <w:t>2026-08-01</w:t>
             </w:r>
@@ -7514,18 +7514,18 @@
         </w:tc>
         <w:tc>
           <w:tcPr>
-            <w:tcW w:type="dxa" w:w="1234"/>
-          </w:tcPr>
-          <w:p>
-            <w:r>
-              <w:rPr>
-                <w:sz w:val="18"/>
-              </w:rPr>
-            </w:r>
-            <w:r>
-              <w:rPr>
-                <w:rFonts w:ascii="Yu Gothic" w:hAnsi="Yu Gothic" w:eastAsia="Yu Gothic"/>
-                <w:sz w:val="18"/>
+            <w:tcW w:type="dxa" w:w="1417"/>
+          </w:tcPr>
+          <w:p>
+            <w:r>
+              <w:rPr>
+                <w:sz w:val="17"/>
+              </w:rPr>
+            </w:r>
+            <w:r>
+              <w:rPr>
+                <w:rFonts w:ascii="Yu Gothic" w:hAnsi="Yu Gothic" w:eastAsia="Yu Gothic"/>
+                <w:sz w:val="17"/>
               </w:rPr>
               <w:t>機能追加</w:t>
             </w:r>
@@ -7533,18 +7533,18 @@
         </w:tc>
         <w:tc>
           <w:tcPr>
-            <w:tcW w:type="dxa" w:w="1234"/>
-          </w:tcPr>
-          <w:p>
-            <w:r>
-              <w:rPr>
-                <w:sz w:val="18"/>
-              </w:rPr>
-            </w:r>
-            <w:r>
-              <w:rPr>
-                <w:rFonts w:ascii="Yu Gothic" w:hAnsi="Yu Gothic" w:eastAsia="Yu Gothic"/>
-                <w:sz w:val="18"/>
+            <w:tcW w:type="dxa" w:w="1417"/>
+          </w:tcPr>
+          <w:p>
+            <w:r>
+              <w:rPr>
+                <w:sz w:val="17"/>
+              </w:rPr>
+            </w:r>
+            <w:r>
+              <w:rPr>
+                <w:rFonts w:ascii="Yu Gothic" w:hAnsi="Yu Gothic" w:eastAsia="Yu Gothic"/>
+                <w:sz w:val="17"/>
               </w:rPr>
               <w:t>現新比較ワークスペースの操作（表示制御・詳細/条件モーダル）</w:t>
             </w:r>
@@ -7552,18 +7552,18 @@
         </w:tc>
         <w:tc>
           <w:tcPr>
-            <w:tcW w:type="dxa" w:w="1234"/>
-          </w:tcPr>
-          <w:p>
-            <w:r>
-              <w:rPr>
-                <w:sz w:val="18"/>
-              </w:rPr>
-            </w:r>
-            <w:r>
-              <w:rPr>
-                <w:rFonts w:ascii="Yu Gothic" w:hAnsi="Yu Gothic" w:eastAsia="Yu Gothic"/>
-                <w:sz w:val="18"/>
+            <w:tcW w:type="dxa" w:w="1417"/>
+          </w:tcPr>
+          <w:p>
+            <w:r>
+              <w:rPr>
+                <w:sz w:val="17"/>
+              </w:rPr>
+            </w:r>
+            <w:r>
+              <w:rPr>
+                <w:rFonts w:ascii="Yu Gothic" w:hAnsi="Yu Gothic" w:eastAsia="Yu Gothic"/>
+                <w:sz w:val="17"/>
               </w:rPr>
               <w:t>現新比較ワークスペース</w:t>
             </w:r>
@@ -7571,18 +7571,18 @@
         </w:tc>
         <w:tc>
           <w:tcPr>
-            <w:tcW w:type="dxa" w:w="1234"/>
-          </w:tcPr>
-          <w:p>
-            <w:r>
-              <w:rPr>
-                <w:sz w:val="18"/>
+            <w:tcW w:type="dxa" w:w="1417"/>
+          </w:tcPr>
+          <w:p>
+            <w:r>
+              <w:rPr>
+                <w:sz w:val="17"/>
               </w:rPr>
             </w:r>
             <w:r>
               <w:rPr>
                 <w:rFonts w:ascii="Consolas" w:hAnsi="Consolas" w:eastAsia="Consolas"/>
-                <w:sz w:val="18"/>
+                <w:sz w:val="17"/>
               </w:rPr>
               <w:t>0b56601</w:t>
             </w:r>
@@ -7590,18 +7590,18 @@
         </w:tc>
         <w:tc>
           <w:tcPr>
-            <w:tcW w:type="dxa" w:w="1234"/>
-          </w:tcPr>
-          <w:p>
-            <w:r>
-              <w:rPr>
-                <w:sz w:val="18"/>
-              </w:rPr>
-            </w:r>
-            <w:r>
-              <w:rPr>
-                <w:rFonts w:ascii="Yu Gothic" w:hAnsi="Yu Gothic" w:eastAsia="Yu Gothic"/>
-                <w:sz w:val="18"/>
+            <w:tcW w:type="dxa" w:w="1417"/>
+          </w:tcPr>
+          <w:p>
+            <w:r>
+              <w:rPr>
+                <w:sz w:val="17"/>
+              </w:rPr>
+            </w:r>
+            <w:r>
+              <w:rPr>
+                <w:rFonts w:ascii="Yu Gothic" w:hAnsi="Yu Gothic" w:eastAsia="Yu Gothic"/>
+                <w:sz w:val="17"/>
               </w:rPr>
               <w:t>クローズ</w:t>
             </w:r>
@@ -7611,18 +7611,18 @@
       <w:tr>
         <w:tc>
           <w:tcPr>
-            <w:tcW w:type="dxa" w:w="1234"/>
-          </w:tcPr>
-          <w:p>
-            <w:r>
-              <w:rPr>
-                <w:sz w:val="18"/>
-              </w:rPr>
-            </w:r>
-            <w:r>
-              <w:rPr>
-                <w:rFonts w:ascii="Yu Gothic" w:hAnsi="Yu Gothic" w:eastAsia="Yu Gothic"/>
-                <w:sz w:val="18"/>
+            <w:tcW w:type="dxa" w:w="1417"/>
+          </w:tcPr>
+          <w:p>
+            <w:r>
+              <w:rPr>
+                <w:sz w:val="17"/>
+              </w:rPr>
+            </w:r>
+            <w:r>
+              <w:rPr>
+                <w:rFonts w:ascii="Yu Gothic" w:hAnsi="Yu Gothic" w:eastAsia="Yu Gothic"/>
+                <w:sz w:val="17"/>
               </w:rPr>
               <w:t>CR-030</w:t>
             </w:r>
@@ -7630,18 +7630,18 @@
         </w:tc>
         <w:tc>
           <w:tcPr>
-            <w:tcW w:type="dxa" w:w="1234"/>
-          </w:tcPr>
-          <w:p>
-            <w:r>
-              <w:rPr>
-                <w:sz w:val="18"/>
-              </w:rPr>
-            </w:r>
-            <w:r>
-              <w:rPr>
-                <w:rFonts w:ascii="Yu Gothic" w:hAnsi="Yu Gothic" w:eastAsia="Yu Gothic"/>
-                <w:sz w:val="18"/>
+            <w:tcW w:type="dxa" w:w="1417"/>
+          </w:tcPr>
+          <w:p>
+            <w:r>
+              <w:rPr>
+                <w:sz w:val="17"/>
+              </w:rPr>
+            </w:r>
+            <w:r>
+              <w:rPr>
+                <w:rFonts w:ascii="Yu Gothic" w:hAnsi="Yu Gothic" w:eastAsia="Yu Gothic"/>
+                <w:sz w:val="17"/>
               </w:rPr>
               <w:t>2026-08-01</w:t>
             </w:r>
@@ -7649,18 +7649,18 @@
         </w:tc>
         <w:tc>
           <w:tcPr>
-            <w:tcW w:type="dxa" w:w="1234"/>
-          </w:tcPr>
-          <w:p>
-            <w:r>
-              <w:rPr>
-                <w:sz w:val="18"/>
-              </w:rPr>
-            </w:r>
-            <w:r>
-              <w:rPr>
-                <w:rFonts w:ascii="Yu Gothic" w:hAnsi="Yu Gothic" w:eastAsia="Yu Gothic"/>
-                <w:sz w:val="18"/>
+            <w:tcW w:type="dxa" w:w="1417"/>
+          </w:tcPr>
+          <w:p>
+            <w:r>
+              <w:rPr>
+                <w:sz w:val="17"/>
+              </w:rPr>
+            </w:r>
+            <w:r>
+              <w:rPr>
+                <w:rFonts w:ascii="Yu Gothic" w:hAnsi="Yu Gothic" w:eastAsia="Yu Gothic"/>
+                <w:sz w:val="17"/>
               </w:rPr>
               <w:t>機能追加</w:t>
             </w:r>
@@ -7668,18 +7668,18 @@
         </w:tc>
         <w:tc>
           <w:tcPr>
-            <w:tcW w:type="dxa" w:w="1234"/>
-          </w:tcPr>
-          <w:p>
-            <w:r>
-              <w:rPr>
-                <w:sz w:val="18"/>
-              </w:rPr>
-            </w:r>
-            <w:r>
-              <w:rPr>
-                <w:rFonts w:ascii="Yu Gothic" w:hAnsi="Yu Gothic" w:eastAsia="Yu Gothic"/>
-                <w:sz w:val="18"/>
+            <w:tcW w:type="dxa" w:w="1417"/>
+          </w:tcPr>
+          <w:p>
+            <w:r>
+              <w:rPr>
+                <w:sz w:val="17"/>
+              </w:rPr>
+            </w:r>
+            <w:r>
+              <w:rPr>
+                <w:rFonts w:ascii="Yu Gothic" w:hAnsi="Yu Gothic" w:eastAsia="Yu Gothic"/>
+                <w:sz w:val="17"/>
               </w:rPr>
               <w:t>現新比較ワークスペースの画面骨格（タブ・ペア一覧・左右2ペイン）</w:t>
             </w:r>
@@ -7687,18 +7687,18 @@
         </w:tc>
         <w:tc>
           <w:tcPr>
-            <w:tcW w:type="dxa" w:w="1234"/>
-          </w:tcPr>
-          <w:p>
-            <w:r>
-              <w:rPr>
-                <w:sz w:val="18"/>
-              </w:rPr>
-            </w:r>
-            <w:r>
-              <w:rPr>
-                <w:rFonts w:ascii="Yu Gothic" w:hAnsi="Yu Gothic" w:eastAsia="Yu Gothic"/>
-                <w:sz w:val="18"/>
+            <w:tcW w:type="dxa" w:w="1417"/>
+          </w:tcPr>
+          <w:p>
+            <w:r>
+              <w:rPr>
+                <w:sz w:val="17"/>
+              </w:rPr>
+            </w:r>
+            <w:r>
+              <w:rPr>
+                <w:rFonts w:ascii="Yu Gothic" w:hAnsi="Yu Gothic" w:eastAsia="Yu Gothic"/>
+                <w:sz w:val="17"/>
               </w:rPr>
               <w:t>現新比較ワークスペース</w:t>
             </w:r>
@@ -7706,18 +7706,18 @@
         </w:tc>
         <w:tc>
           <w:tcPr>
-            <w:tcW w:type="dxa" w:w="1234"/>
-          </w:tcPr>
-          <w:p>
-            <w:r>
-              <w:rPr>
-                <w:sz w:val="18"/>
+            <w:tcW w:type="dxa" w:w="1417"/>
+          </w:tcPr>
+          <w:p>
+            <w:r>
+              <w:rPr>
+                <w:sz w:val="17"/>
               </w:rPr>
             </w:r>
             <w:r>
               <w:rPr>
                 <w:rFonts w:ascii="Consolas" w:hAnsi="Consolas" w:eastAsia="Consolas"/>
-                <w:sz w:val="18"/>
+                <w:sz w:val="17"/>
               </w:rPr>
               <w:t>b821987</w:t>
             </w:r>
@@ -7725,18 +7725,18 @@
         </w:tc>
         <w:tc>
           <w:tcPr>
-            <w:tcW w:type="dxa" w:w="1234"/>
-          </w:tcPr>
-          <w:p>
-            <w:r>
-              <w:rPr>
-                <w:sz w:val="18"/>
-              </w:rPr>
-            </w:r>
-            <w:r>
-              <w:rPr>
-                <w:rFonts w:ascii="Yu Gothic" w:hAnsi="Yu Gothic" w:eastAsia="Yu Gothic"/>
-                <w:sz w:val="18"/>
+            <w:tcW w:type="dxa" w:w="1417"/>
+          </w:tcPr>
+          <w:p>
+            <w:r>
+              <w:rPr>
+                <w:sz w:val="17"/>
+              </w:rPr>
+            </w:r>
+            <w:r>
+              <w:rPr>
+                <w:rFonts w:ascii="Yu Gothic" w:hAnsi="Yu Gothic" w:eastAsia="Yu Gothic"/>
+                <w:sz w:val="17"/>
               </w:rPr>
               <w:t>クローズ</w:t>
             </w:r>
@@ -7746,18 +7746,18 @@
       <w:tr>
         <w:tc>
           <w:tcPr>
-            <w:tcW w:type="dxa" w:w="1234"/>
-          </w:tcPr>
-          <w:p>
-            <w:r>
-              <w:rPr>
-                <w:sz w:val="18"/>
-              </w:rPr>
-            </w:r>
-            <w:r>
-              <w:rPr>
-                <w:rFonts w:ascii="Yu Gothic" w:hAnsi="Yu Gothic" w:eastAsia="Yu Gothic"/>
-                <w:sz w:val="18"/>
+            <w:tcW w:type="dxa" w:w="1417"/>
+          </w:tcPr>
+          <w:p>
+            <w:r>
+              <w:rPr>
+                <w:sz w:val="17"/>
+              </w:rPr>
+            </w:r>
+            <w:r>
+              <w:rPr>
+                <w:rFonts w:ascii="Yu Gothic" w:hAnsi="Yu Gothic" w:eastAsia="Yu Gothic"/>
+                <w:sz w:val="17"/>
               </w:rPr>
               <w:t>CR-031</w:t>
             </w:r>
@@ -7765,18 +7765,18 @@
         </w:tc>
         <w:tc>
           <w:tcPr>
-            <w:tcW w:type="dxa" w:w="1234"/>
-          </w:tcPr>
-          <w:p>
-            <w:r>
-              <w:rPr>
-                <w:sz w:val="18"/>
-              </w:rPr>
-            </w:r>
-            <w:r>
-              <w:rPr>
-                <w:rFonts w:ascii="Yu Gothic" w:hAnsi="Yu Gothic" w:eastAsia="Yu Gothic"/>
-                <w:sz w:val="18"/>
+            <w:tcW w:type="dxa" w:w="1417"/>
+          </w:tcPr>
+          <w:p>
+            <w:r>
+              <w:rPr>
+                <w:sz w:val="17"/>
+              </w:rPr>
+            </w:r>
+            <w:r>
+              <w:rPr>
+                <w:rFonts w:ascii="Yu Gothic" w:hAnsi="Yu Gothic" w:eastAsia="Yu Gothic"/>
+                <w:sz w:val="17"/>
               </w:rPr>
               <w:t>2026-08-01</w:t>
             </w:r>
@@ -7784,18 +7784,18 @@
         </w:tc>
         <w:tc>
           <w:tcPr>
-            <w:tcW w:type="dxa" w:w="1234"/>
-          </w:tcPr>
-          <w:p>
-            <w:r>
-              <w:rPr>
-                <w:sz w:val="18"/>
-              </w:rPr>
-            </w:r>
-            <w:r>
-              <w:rPr>
-                <w:rFonts w:ascii="Yu Gothic" w:hAnsi="Yu Gothic" w:eastAsia="Yu Gothic"/>
-                <w:sz w:val="18"/>
+            <w:tcW w:type="dxa" w:w="1417"/>
+          </w:tcPr>
+          <w:p>
+            <w:r>
+              <w:rPr>
+                <w:sz w:val="17"/>
+              </w:rPr>
+            </w:r>
+            <w:r>
+              <w:rPr>
+                <w:rFonts w:ascii="Yu Gothic" w:hAnsi="Yu Gothic" w:eastAsia="Yu Gothic"/>
+                <w:sz w:val="17"/>
               </w:rPr>
               <w:t>機能追加</w:t>
             </w:r>
@@ -7803,18 +7803,18 @@
         </w:tc>
         <w:tc>
           <w:tcPr>
-            <w:tcW w:type="dxa" w:w="1234"/>
-          </w:tcPr>
-          <w:p>
-            <w:r>
-              <w:rPr>
-                <w:sz w:val="18"/>
-              </w:rPr>
-            </w:r>
-            <w:r>
-              <w:rPr>
-                <w:rFonts w:ascii="Yu Gothic" w:hAnsi="Yu Gothic" w:eastAsia="Yu Gothic"/>
-                <w:sz w:val="18"/>
+            <w:tcW w:type="dxa" w:w="1417"/>
+          </w:tcPr>
+          <w:p>
+            <w:r>
+              <w:rPr>
+                <w:sz w:val="17"/>
+              </w:rPr>
+            </w:r>
+            <w:r>
+              <w:rPr>
+                <w:rFonts w:ascii="Yu Gothic" w:hAnsi="Yu Gothic" w:eastAsia="Yu Gothic"/>
+                <w:sz w:val="17"/>
               </w:rPr>
               <w:t>現新比較ワークスペースの土台（スクショ世代保存 + JSON API）</w:t>
             </w:r>
@@ -7822,18 +7822,18 @@
         </w:tc>
         <w:tc>
           <w:tcPr>
-            <w:tcW w:type="dxa" w:w="1234"/>
-          </w:tcPr>
-          <w:p>
-            <w:r>
-              <w:rPr>
-                <w:sz w:val="18"/>
-              </w:rPr>
-            </w:r>
-            <w:r>
-              <w:rPr>
-                <w:rFonts w:ascii="Yu Gothic" w:hAnsi="Yu Gothic" w:eastAsia="Yu Gothic"/>
-                <w:sz w:val="18"/>
+            <w:tcW w:type="dxa" w:w="1417"/>
+          </w:tcPr>
+          <w:p>
+            <w:r>
+              <w:rPr>
+                <w:sz w:val="17"/>
+              </w:rPr>
+            </w:r>
+            <w:r>
+              <w:rPr>
+                <w:rFonts w:ascii="Yu Gothic" w:hAnsi="Yu Gothic" w:eastAsia="Yu Gothic"/>
+                <w:sz w:val="17"/>
               </w:rPr>
               <w:t>現新比較ワークスペース</w:t>
             </w:r>
@@ -7841,18 +7841,18 @@
         </w:tc>
         <w:tc>
           <w:tcPr>
-            <w:tcW w:type="dxa" w:w="1234"/>
-          </w:tcPr>
-          <w:p>
-            <w:r>
-              <w:rPr>
-                <w:sz w:val="18"/>
+            <w:tcW w:type="dxa" w:w="1417"/>
+          </w:tcPr>
+          <w:p>
+            <w:r>
+              <w:rPr>
+                <w:sz w:val="17"/>
               </w:rPr>
             </w:r>
             <w:r>
               <w:rPr>
                 <w:rFonts w:ascii="Consolas" w:hAnsi="Consolas" w:eastAsia="Consolas"/>
-                <w:sz w:val="18"/>
+                <w:sz w:val="17"/>
               </w:rPr>
               <w:t>28f1ceb</w:t>
             </w:r>
@@ -7860,18 +7860,18 @@
         </w:tc>
         <w:tc>
           <w:tcPr>
-            <w:tcW w:type="dxa" w:w="1234"/>
-          </w:tcPr>
-          <w:p>
-            <w:r>
-              <w:rPr>
-                <w:sz w:val="18"/>
-              </w:rPr>
-            </w:r>
-            <w:r>
-              <w:rPr>
-                <w:rFonts w:ascii="Yu Gothic" w:hAnsi="Yu Gothic" w:eastAsia="Yu Gothic"/>
-                <w:sz w:val="18"/>
+            <w:tcW w:type="dxa" w:w="1417"/>
+          </w:tcPr>
+          <w:p>
+            <w:r>
+              <w:rPr>
+                <w:sz w:val="17"/>
+              </w:rPr>
+            </w:r>
+            <w:r>
+              <w:rPr>
+                <w:rFonts w:ascii="Yu Gothic" w:hAnsi="Yu Gothic" w:eastAsia="Yu Gothic"/>
+                <w:sz w:val="17"/>
               </w:rPr>
               <w:t>クローズ</w:t>
             </w:r>
@@ -7881,18 +7881,18 @@
       <w:tr>
         <w:tc>
           <w:tcPr>
-            <w:tcW w:type="dxa" w:w="1234"/>
-          </w:tcPr>
-          <w:p>
-            <w:r>
-              <w:rPr>
-                <w:sz w:val="18"/>
-              </w:rPr>
-            </w:r>
-            <w:r>
-              <w:rPr>
-                <w:rFonts w:ascii="Yu Gothic" w:hAnsi="Yu Gothic" w:eastAsia="Yu Gothic"/>
-                <w:sz w:val="18"/>
+            <w:tcW w:type="dxa" w:w="1417"/>
+          </w:tcPr>
+          <w:p>
+            <w:r>
+              <w:rPr>
+                <w:sz w:val="17"/>
+              </w:rPr>
+            </w:r>
+            <w:r>
+              <w:rPr>
+                <w:rFonts w:ascii="Yu Gothic" w:hAnsi="Yu Gothic" w:eastAsia="Yu Gothic"/>
+                <w:sz w:val="17"/>
               </w:rPr>
               <w:t>CR-032</w:t>
             </w:r>
@@ -7900,18 +7900,18 @@
         </w:tc>
         <w:tc>
           <w:tcPr>
-            <w:tcW w:type="dxa" w:w="1234"/>
-          </w:tcPr>
-          <w:p>
-            <w:r>
-              <w:rPr>
-                <w:sz w:val="18"/>
-              </w:rPr>
-            </w:r>
-            <w:r>
-              <w:rPr>
-                <w:rFonts w:ascii="Yu Gothic" w:hAnsi="Yu Gothic" w:eastAsia="Yu Gothic"/>
-                <w:sz w:val="18"/>
+            <w:tcW w:type="dxa" w:w="1417"/>
+          </w:tcPr>
+          <w:p>
+            <w:r>
+              <w:rPr>
+                <w:sz w:val="17"/>
+              </w:rPr>
+            </w:r>
+            <w:r>
+              <w:rPr>
+                <w:rFonts w:ascii="Yu Gothic" w:hAnsi="Yu Gothic" w:eastAsia="Yu Gothic"/>
+                <w:sz w:val="17"/>
               </w:rPr>
               <w:t>2026-08-01</w:t>
             </w:r>
@@ -7919,18 +7919,18 @@
         </w:tc>
         <w:tc>
           <w:tcPr>
-            <w:tcW w:type="dxa" w:w="1234"/>
-          </w:tcPr>
-          <w:p>
-            <w:r>
-              <w:rPr>
-                <w:sz w:val="18"/>
-              </w:rPr>
-            </w:r>
-            <w:r>
-              <w:rPr>
-                <w:rFonts w:ascii="Yu Gothic" w:hAnsi="Yu Gothic" w:eastAsia="Yu Gothic"/>
-                <w:sz w:val="18"/>
+            <w:tcW w:type="dxa" w:w="1417"/>
+          </w:tcPr>
+          <w:p>
+            <w:r>
+              <w:rPr>
+                <w:sz w:val="17"/>
+              </w:rPr>
+            </w:r>
+            <w:r>
+              <w:rPr>
+                <w:rFonts w:ascii="Yu Gothic" w:hAnsi="Yu Gothic" w:eastAsia="Yu Gothic"/>
+                <w:sz w:val="17"/>
               </w:rPr>
               <w:t>機能追加</w:t>
             </w:r>
@@ -7938,18 +7938,18 @@
         </w:tc>
         <w:tc>
           <w:tcPr>
-            <w:tcW w:type="dxa" w:w="1234"/>
-          </w:tcPr>
-          <w:p>
-            <w:r>
-              <w:rPr>
-                <w:sz w:val="18"/>
-              </w:rPr>
-            </w:r>
-            <w:r>
-              <w:rPr>
-                <w:rFonts w:ascii="Yu Gothic" w:hAnsi="Yu Gothic" w:eastAsia="Yu Gothic"/>
-                <w:sz w:val="18"/>
+            <w:tcW w:type="dxa" w:w="1417"/>
+          </w:tcPr>
+          <w:p>
+            <w:r>
+              <w:rPr>
+                <w:sz w:val="17"/>
+              </w:rPr>
+            </w:r>
+            <w:r>
+              <w:rPr>
+                <w:rFonts w:ascii="Yu Gothic" w:hAnsi="Yu Gothic" w:eastAsia="Yu Gothic"/>
+                <w:sz w:val="17"/>
               </w:rPr>
               <w:t>スクリーンショット差分をbefore/afterで可視化する（P2-2）</w:t>
             </w:r>
@@ -7957,18 +7957,18 @@
         </w:tc>
         <w:tc>
           <w:tcPr>
-            <w:tcW w:type="dxa" w:w="1234"/>
-          </w:tcPr>
-          <w:p>
-            <w:r>
-              <w:rPr>
-                <w:sz w:val="18"/>
-              </w:rPr>
-            </w:r>
-            <w:r>
-              <w:rPr>
-                <w:rFonts w:ascii="Yu Gothic" w:hAnsi="Yu Gothic" w:eastAsia="Yu Gothic"/>
-                <w:sz w:val="18"/>
+            <w:tcW w:type="dxa" w:w="1417"/>
+          </w:tcPr>
+          <w:p>
+            <w:r>
+              <w:rPr>
+                <w:sz w:val="17"/>
+              </w:rPr>
+            </w:r>
+            <w:r>
+              <w:rPr>
+                <w:rFonts w:ascii="Yu Gothic" w:hAnsi="Yu Gothic" w:eastAsia="Yu Gothic"/>
+                <w:sz w:val="17"/>
               </w:rPr>
               <w:t>現新比較(差分可視化)</w:t>
             </w:r>
@@ -7976,18 +7976,18 @@
         </w:tc>
         <w:tc>
           <w:tcPr>
-            <w:tcW w:type="dxa" w:w="1234"/>
-          </w:tcPr>
-          <w:p>
-            <w:r>
-              <w:rPr>
-                <w:sz w:val="18"/>
+            <w:tcW w:type="dxa" w:w="1417"/>
+          </w:tcPr>
+          <w:p>
+            <w:r>
+              <w:rPr>
+                <w:sz w:val="17"/>
               </w:rPr>
             </w:r>
             <w:r>
               <w:rPr>
                 <w:rFonts w:ascii="Consolas" w:hAnsi="Consolas" w:eastAsia="Consolas"/>
-                <w:sz w:val="18"/>
+                <w:sz w:val="17"/>
               </w:rPr>
               <w:t>7f88aac</w:t>
             </w:r>
@@ -7995,18 +7995,18 @@
         </w:tc>
         <w:tc>
           <w:tcPr>
-            <w:tcW w:type="dxa" w:w="1234"/>
-          </w:tcPr>
-          <w:p>
-            <w:r>
-              <w:rPr>
-                <w:sz w:val="18"/>
-              </w:rPr>
-            </w:r>
-            <w:r>
-              <w:rPr>
-                <w:rFonts w:ascii="Yu Gothic" w:hAnsi="Yu Gothic" w:eastAsia="Yu Gothic"/>
-                <w:sz w:val="18"/>
+            <w:tcW w:type="dxa" w:w="1417"/>
+          </w:tcPr>
+          <w:p>
+            <w:r>
+              <w:rPr>
+                <w:sz w:val="17"/>
+              </w:rPr>
+            </w:r>
+            <w:r>
+              <w:rPr>
+                <w:rFonts w:ascii="Yu Gothic" w:hAnsi="Yu Gothic" w:eastAsia="Yu Gothic"/>
+                <w:sz w:val="17"/>
               </w:rPr>
               <w:t>クローズ</w:t>
             </w:r>
@@ -8016,18 +8016,18 @@
       <w:tr>
         <w:tc>
           <w:tcPr>
-            <w:tcW w:type="dxa" w:w="1234"/>
-          </w:tcPr>
-          <w:p>
-            <w:r>
-              <w:rPr>
-                <w:sz w:val="18"/>
-              </w:rPr>
-            </w:r>
-            <w:r>
-              <w:rPr>
-                <w:rFonts w:ascii="Yu Gothic" w:hAnsi="Yu Gothic" w:eastAsia="Yu Gothic"/>
-                <w:sz w:val="18"/>
+            <w:tcW w:type="dxa" w:w="1417"/>
+          </w:tcPr>
+          <w:p>
+            <w:r>
+              <w:rPr>
+                <w:sz w:val="17"/>
+              </w:rPr>
+            </w:r>
+            <w:r>
+              <w:rPr>
+                <w:rFonts w:ascii="Yu Gothic" w:hAnsi="Yu Gothic" w:eastAsia="Yu Gothic"/>
+                <w:sz w:val="17"/>
               </w:rPr>
               <w:t>CR-033</w:t>
             </w:r>
@@ -8035,18 +8035,18 @@
         </w:tc>
         <w:tc>
           <w:tcPr>
-            <w:tcW w:type="dxa" w:w="1234"/>
-          </w:tcPr>
-          <w:p>
-            <w:r>
-              <w:rPr>
-                <w:sz w:val="18"/>
-              </w:rPr>
-            </w:r>
-            <w:r>
-              <w:rPr>
-                <w:rFonts w:ascii="Yu Gothic" w:hAnsi="Yu Gothic" w:eastAsia="Yu Gothic"/>
-                <w:sz w:val="18"/>
+            <w:tcW w:type="dxa" w:w="1417"/>
+          </w:tcPr>
+          <w:p>
+            <w:r>
+              <w:rPr>
+                <w:sz w:val="17"/>
+              </w:rPr>
+            </w:r>
+            <w:r>
+              <w:rPr>
+                <w:rFonts w:ascii="Yu Gothic" w:hAnsi="Yu Gothic" w:eastAsia="Yu Gothic"/>
+                <w:sz w:val="17"/>
               </w:rPr>
               <w:t>2026-08-01</w:t>
             </w:r>
@@ -8054,18 +8054,18 @@
         </w:tc>
         <w:tc>
           <w:tcPr>
-            <w:tcW w:type="dxa" w:w="1234"/>
-          </w:tcPr>
-          <w:p>
-            <w:r>
-              <w:rPr>
-                <w:sz w:val="18"/>
-              </w:rPr>
-            </w:r>
-            <w:r>
-              <w:rPr>
-                <w:rFonts w:ascii="Yu Gothic" w:hAnsi="Yu Gothic" w:eastAsia="Yu Gothic"/>
-                <w:sz w:val="18"/>
+            <w:tcW w:type="dxa" w:w="1417"/>
+          </w:tcPr>
+          <w:p>
+            <w:r>
+              <w:rPr>
+                <w:sz w:val="17"/>
+              </w:rPr>
+            </w:r>
+            <w:r>
+              <w:rPr>
+                <w:rFonts w:ascii="Yu Gothic" w:hAnsi="Yu Gothic" w:eastAsia="Yu Gothic"/>
+                <w:sz w:val="17"/>
               </w:rPr>
               <w:t>機能追加</w:t>
             </w:r>
@@ -8073,18 +8073,18 @@
         </w:tc>
         <w:tc>
           <w:tcPr>
-            <w:tcW w:type="dxa" w:w="1234"/>
-          </w:tcPr>
-          <w:p>
-            <w:r>
-              <w:rPr>
-                <w:sz w:val="18"/>
-              </w:rPr>
-            </w:r>
-            <w:r>
-              <w:rPr>
-                <w:rFonts w:ascii="Yu Gothic" w:hAnsi="Yu Gothic" w:eastAsia="Yu Gothic"/>
-                <w:sz w:val="18"/>
+            <w:tcW w:type="dxa" w:w="1417"/>
+          </w:tcPr>
+          <w:p>
+            <w:r>
+              <w:rPr>
+                <w:sz w:val="17"/>
+              </w:rPr>
+            </w:r>
+            <w:r>
+              <w:rPr>
+                <w:rFonts w:ascii="Yu Gothic" w:hAnsi="Yu Gothic" w:eastAsia="Yu Gothic"/>
+                <w:sz w:val="17"/>
               </w:rPr>
               <w:t>テスト実行結果を画面別設計へ還元する（P2-5）</w:t>
             </w:r>
@@ -8092,18 +8092,18 @@
         </w:tc>
         <w:tc>
           <w:tcPr>
-            <w:tcW w:type="dxa" w:w="1234"/>
-          </w:tcPr>
-          <w:p>
-            <w:r>
-              <w:rPr>
-                <w:sz w:val="18"/>
-              </w:rPr>
-            </w:r>
-            <w:r>
-              <w:rPr>
-                <w:rFonts w:ascii="Yu Gothic" w:hAnsi="Yu Gothic" w:eastAsia="Yu Gothic"/>
-                <w:sz w:val="18"/>
+            <w:tcW w:type="dxa" w:w="1417"/>
+          </w:tcPr>
+          <w:p>
+            <w:r>
+              <w:rPr>
+                <w:sz w:val="17"/>
+              </w:rPr>
+            </w:r>
+            <w:r>
+              <w:rPr>
+                <w:rFonts w:ascii="Yu Gothic" w:hAnsi="Yu Gothic" w:eastAsia="Yu Gothic"/>
+                <w:sz w:val="17"/>
               </w:rPr>
               <w:t>画面別設計⇄実行結果</w:t>
             </w:r>
@@ -8111,18 +8111,18 @@
         </w:tc>
         <w:tc>
           <w:tcPr>
-            <w:tcW w:type="dxa" w:w="1234"/>
-          </w:tcPr>
-          <w:p>
-            <w:r>
-              <w:rPr>
-                <w:sz w:val="18"/>
+            <w:tcW w:type="dxa" w:w="1417"/>
+          </w:tcPr>
+          <w:p>
+            <w:r>
+              <w:rPr>
+                <w:sz w:val="17"/>
               </w:rPr>
             </w:r>
             <w:r>
               <w:rPr>
                 <w:rFonts w:ascii="Consolas" w:hAnsi="Consolas" w:eastAsia="Consolas"/>
-                <w:sz w:val="18"/>
+                <w:sz w:val="17"/>
               </w:rPr>
               <w:t>9848c8d</w:t>
             </w:r>
@@ -8130,18 +8130,18 @@
         </w:tc>
         <w:tc>
           <w:tcPr>
-            <w:tcW w:type="dxa" w:w="1234"/>
-          </w:tcPr>
-          <w:p>
-            <w:r>
-              <w:rPr>
-                <w:sz w:val="18"/>
-              </w:rPr>
-            </w:r>
-            <w:r>
-              <w:rPr>
-                <w:rFonts w:ascii="Yu Gothic" w:hAnsi="Yu Gothic" w:eastAsia="Yu Gothic"/>
-                <w:sz w:val="18"/>
+            <w:tcW w:type="dxa" w:w="1417"/>
+          </w:tcPr>
+          <w:p>
+            <w:r>
+              <w:rPr>
+                <w:sz w:val="17"/>
+              </w:rPr>
+            </w:r>
+            <w:r>
+              <w:rPr>
+                <w:rFonts w:ascii="Yu Gothic" w:hAnsi="Yu Gothic" w:eastAsia="Yu Gothic"/>
+                <w:sz w:val="17"/>
               </w:rPr>
               <w:t>クローズ</w:t>
             </w:r>
@@ -8151,18 +8151,18 @@
       <w:tr>
         <w:tc>
           <w:tcPr>
-            <w:tcW w:type="dxa" w:w="1234"/>
-          </w:tcPr>
-          <w:p>
-            <w:r>
-              <w:rPr>
-                <w:sz w:val="18"/>
-              </w:rPr>
-            </w:r>
-            <w:r>
-              <w:rPr>
-                <w:rFonts w:ascii="Yu Gothic" w:hAnsi="Yu Gothic" w:eastAsia="Yu Gothic"/>
-                <w:sz w:val="18"/>
+            <w:tcW w:type="dxa" w:w="1417"/>
+          </w:tcPr>
+          <w:p>
+            <w:r>
+              <w:rPr>
+                <w:sz w:val="17"/>
+              </w:rPr>
+            </w:r>
+            <w:r>
+              <w:rPr>
+                <w:rFonts w:ascii="Yu Gothic" w:hAnsi="Yu Gothic" w:eastAsia="Yu Gothic"/>
+                <w:sz w:val="17"/>
               </w:rPr>
               <w:t>CR-034</w:t>
             </w:r>
@@ -8170,18 +8170,18 @@
         </w:tc>
         <w:tc>
           <w:tcPr>
-            <w:tcW w:type="dxa" w:w="1234"/>
-          </w:tcPr>
-          <w:p>
-            <w:r>
-              <w:rPr>
-                <w:sz w:val="18"/>
-              </w:rPr>
-            </w:r>
-            <w:r>
-              <w:rPr>
-                <w:rFonts w:ascii="Yu Gothic" w:hAnsi="Yu Gothic" w:eastAsia="Yu Gothic"/>
-                <w:sz w:val="18"/>
+            <w:tcW w:type="dxa" w:w="1417"/>
+          </w:tcPr>
+          <w:p>
+            <w:r>
+              <w:rPr>
+                <w:sz w:val="17"/>
+              </w:rPr>
+            </w:r>
+            <w:r>
+              <w:rPr>
+                <w:rFonts w:ascii="Yu Gothic" w:hAnsi="Yu Gothic" w:eastAsia="Yu Gothic"/>
+                <w:sz w:val="17"/>
               </w:rPr>
               <w:t>2026-08-01</w:t>
             </w:r>
@@ -8189,18 +8189,18 @@
         </w:tc>
         <w:tc>
           <w:tcPr>
-            <w:tcW w:type="dxa" w:w="1234"/>
-          </w:tcPr>
-          <w:p>
-            <w:r>
-              <w:rPr>
-                <w:sz w:val="18"/>
-              </w:rPr>
-            </w:r>
-            <w:r>
-              <w:rPr>
-                <w:rFonts w:ascii="Yu Gothic" w:hAnsi="Yu Gothic" w:eastAsia="Yu Gothic"/>
-                <w:sz w:val="18"/>
+            <w:tcW w:type="dxa" w:w="1417"/>
+          </w:tcPr>
+          <w:p>
+            <w:r>
+              <w:rPr>
+                <w:sz w:val="17"/>
+              </w:rPr>
+            </w:r>
+            <w:r>
+              <w:rPr>
+                <w:rFonts w:ascii="Yu Gothic" w:hAnsi="Yu Gothic" w:eastAsia="Yu Gothic"/>
+                <w:sz w:val="17"/>
               </w:rPr>
               <w:t>機能追加</w:t>
             </w:r>
@@ -8208,18 +8208,18 @@
         </w:tc>
         <w:tc>
           <w:tcPr>
-            <w:tcW w:type="dxa" w:w="1234"/>
-          </w:tcPr>
-          <w:p>
-            <w:r>
-              <w:rPr>
-                <w:sz w:val="18"/>
-              </w:rPr>
-            </w:r>
-            <w:r>
-              <w:rPr>
-                <w:rFonts w:ascii="Yu Gothic" w:hAnsi="Yu Gothic" w:eastAsia="Yu Gothic"/>
-                <w:sz w:val="18"/>
+            <w:tcW w:type="dxa" w:w="1417"/>
+          </w:tcPr>
+          <w:p>
+            <w:r>
+              <w:rPr>
+                <w:sz w:val="17"/>
+              </w:rPr>
+            </w:r>
+            <w:r>
+              <w:rPr>
+                <w:rFonts w:ascii="Yu Gothic" w:hAnsi="Yu Gothic" w:eastAsia="Yu Gothic"/>
+                <w:sz w:val="17"/>
               </w:rPr>
               <w:t>CI組み込みスニペットを形式別に配れるようにする（P3-3）</w:t>
             </w:r>
@@ -8227,18 +8227,18 @@
         </w:tc>
         <w:tc>
           <w:tcPr>
-            <w:tcW w:type="dxa" w:w="1234"/>
-          </w:tcPr>
-          <w:p>
-            <w:r>
-              <w:rPr>
-                <w:sz w:val="18"/>
-              </w:rPr>
-            </w:r>
-            <w:r>
-              <w:rPr>
-                <w:rFonts w:ascii="Yu Gothic" w:hAnsi="Yu Gothic" w:eastAsia="Yu Gothic"/>
-                <w:sz w:val="18"/>
+            <w:tcW w:type="dxa" w:w="1417"/>
+          </w:tcPr>
+          <w:p>
+            <w:r>
+              <w:rPr>
+                <w:sz w:val="17"/>
+              </w:rPr>
+            </w:r>
+            <w:r>
+              <w:rPr>
+                <w:rFonts w:ascii="Yu Gothic" w:hAnsi="Yu Gothic" w:eastAsia="Yu Gothic"/>
+                <w:sz w:val="17"/>
               </w:rPr>
               <w:t>CI組み込み</w:t>
             </w:r>
@@ -8246,18 +8246,18 @@
         </w:tc>
         <w:tc>
           <w:tcPr>
-            <w:tcW w:type="dxa" w:w="1234"/>
-          </w:tcPr>
-          <w:p>
-            <w:r>
-              <w:rPr>
-                <w:sz w:val="18"/>
+            <w:tcW w:type="dxa" w:w="1417"/>
+          </w:tcPr>
+          <w:p>
+            <w:r>
+              <w:rPr>
+                <w:sz w:val="17"/>
               </w:rPr>
             </w:r>
             <w:r>
               <w:rPr>
                 <w:rFonts w:ascii="Consolas" w:hAnsi="Consolas" w:eastAsia="Consolas"/>
-                <w:sz w:val="18"/>
+                <w:sz w:val="17"/>
               </w:rPr>
               <w:t>e76cb5c</w:t>
             </w:r>
@@ -8265,18 +8265,18 @@
         </w:tc>
         <w:tc>
           <w:tcPr>
-            <w:tcW w:type="dxa" w:w="1234"/>
-          </w:tcPr>
-          <w:p>
-            <w:r>
-              <w:rPr>
-                <w:sz w:val="18"/>
-              </w:rPr>
-            </w:r>
-            <w:r>
-              <w:rPr>
-                <w:rFonts w:ascii="Yu Gothic" w:hAnsi="Yu Gothic" w:eastAsia="Yu Gothic"/>
-                <w:sz w:val="18"/>
+            <w:tcW w:type="dxa" w:w="1417"/>
+          </w:tcPr>
+          <w:p>
+            <w:r>
+              <w:rPr>
+                <w:sz w:val="17"/>
+              </w:rPr>
+            </w:r>
+            <w:r>
+              <w:rPr>
+                <w:rFonts w:ascii="Yu Gothic" w:hAnsi="Yu Gothic" w:eastAsia="Yu Gothic"/>
+                <w:sz w:val="17"/>
               </w:rPr>
               <w:t>クローズ</w:t>
             </w:r>
@@ -8424,18 +8424,18 @@
       <w:tblPr>
         <w:tblStyle w:val="TableGrid"/>
         <w:tblW w:type="auto" w:w="0"/>
-        <w:tblLayout w:type="autofit"/>
+        <w:tblLayout w:type="fixed"/>
         <w:tblLook w:firstColumn="1" w:firstRow="1" w:lastColumn="0" w:lastRow="0" w:noHBand="0" w:noVBand="1" w:val="04A0"/>
       </w:tblPr>
       <w:tblGrid>
-        <w:gridCol w:w="2880"/>
-        <w:gridCol w:w="2880"/>
-        <w:gridCol w:w="2880"/>
+        <w:gridCol w:w="3307"/>
+        <w:gridCol w:w="3307"/>
+        <w:gridCol w:w="3307"/>
       </w:tblGrid>
       <w:tr>
         <w:tc>
           <w:tcPr>
-            <w:tcW w:type="dxa" w:w="2880"/>
+            <w:tcW w:type="dxa" w:w="3307"/>
             <w:shd w:fill="D9E2F3"/>
           </w:tcPr>
           <w:p>
@@ -8457,7 +8457,7 @@
         </w:tc>
         <w:tc>
           <w:tcPr>
-            <w:tcW w:type="dxa" w:w="2880"/>
+            <w:tcW w:type="dxa" w:w="3307"/>
             <w:shd w:fill="D9E2F3"/>
           </w:tcPr>
           <w:p>
@@ -8479,7 +8479,7 @@
         </w:tc>
         <w:tc>
           <w:tcPr>
-            <w:tcW w:type="dxa" w:w="2880"/>
+            <w:tcW w:type="dxa" w:w="3307"/>
             <w:shd w:fill="D9E2F3"/>
           </w:tcPr>
           <w:p>
@@ -8503,7 +8503,7 @@
       <w:tr>
         <w:tc>
           <w:tcPr>
-            <w:tcW w:type="dxa" w:w="2880"/>
+            <w:tcW w:type="dxa" w:w="3307"/>
           </w:tcPr>
           <w:p>
             <w:r>
@@ -8522,7 +8522,7 @@
         </w:tc>
         <w:tc>
           <w:tcPr>
-            <w:tcW w:type="dxa" w:w="2880"/>
+            <w:tcW w:type="dxa" w:w="3307"/>
           </w:tcPr>
           <w:p>
             <w:r>
@@ -8541,7 +8541,7 @@
         </w:tc>
         <w:tc>
           <w:tcPr>
-            <w:tcW w:type="dxa" w:w="2880"/>
+            <w:tcW w:type="dxa" w:w="3307"/>
           </w:tcPr>
           <w:p>
             <w:r>
@@ -8562,7 +8562,7 @@
       <w:tr>
         <w:tc>
           <w:tcPr>
-            <w:tcW w:type="dxa" w:w="2880"/>
+            <w:tcW w:type="dxa" w:w="3307"/>
           </w:tcPr>
           <w:p>
             <w:r>
@@ -8581,7 +8581,7 @@
         </w:tc>
         <w:tc>
           <w:tcPr>
-            <w:tcW w:type="dxa" w:w="2880"/>
+            <w:tcW w:type="dxa" w:w="3307"/>
           </w:tcPr>
           <w:p>
             <w:r>
@@ -8600,7 +8600,7 @@
         </w:tc>
         <w:tc>
           <w:tcPr>
-            <w:tcW w:type="dxa" w:w="2880"/>
+            <w:tcW w:type="dxa" w:w="3307"/>
           </w:tcPr>
           <w:p>
             <w:r>
@@ -8621,7 +8621,7 @@
       <w:tr>
         <w:tc>
           <w:tcPr>
-            <w:tcW w:type="dxa" w:w="2880"/>
+            <w:tcW w:type="dxa" w:w="3307"/>
           </w:tcPr>
           <w:p>
             <w:r>
@@ -8640,7 +8640,7 @@
         </w:tc>
         <w:tc>
           <w:tcPr>
-            <w:tcW w:type="dxa" w:w="2880"/>
+            <w:tcW w:type="dxa" w:w="3307"/>
           </w:tcPr>
           <w:p>
             <w:r>
@@ -8659,7 +8659,7 @@
         </w:tc>
         <w:tc>
           <w:tcPr>
-            <w:tcW w:type="dxa" w:w="2880"/>
+            <w:tcW w:type="dxa" w:w="3307"/>
           </w:tcPr>
           <w:p>
             <w:r>
@@ -8680,7 +8680,7 @@
       <w:tr>
         <w:tc>
           <w:tcPr>
-            <w:tcW w:type="dxa" w:w="2880"/>
+            <w:tcW w:type="dxa" w:w="3307"/>
           </w:tcPr>
           <w:p>
             <w:r>
@@ -8699,7 +8699,7 @@
         </w:tc>
         <w:tc>
           <w:tcPr>
-            <w:tcW w:type="dxa" w:w="2880"/>
+            <w:tcW w:type="dxa" w:w="3307"/>
           </w:tcPr>
           <w:p>
             <w:r>
@@ -8718,7 +8718,7 @@
         </w:tc>
         <w:tc>
           <w:tcPr>
-            <w:tcW w:type="dxa" w:w="2880"/>
+            <w:tcW w:type="dxa" w:w="3307"/>
           </w:tcPr>
           <w:p>
             <w:r>
@@ -8739,7 +8739,7 @@
       <w:tr>
         <w:tc>
           <w:tcPr>
-            <w:tcW w:type="dxa" w:w="2880"/>
+            <w:tcW w:type="dxa" w:w="3307"/>
           </w:tcPr>
           <w:p>
             <w:r>
@@ -8758,7 +8758,7 @@
         </w:tc>
         <w:tc>
           <w:tcPr>
-            <w:tcW w:type="dxa" w:w="2880"/>
+            <w:tcW w:type="dxa" w:w="3307"/>
           </w:tcPr>
           <w:p>
             <w:r>
@@ -8777,7 +8777,7 @@
         </w:tc>
         <w:tc>
           <w:tcPr>
-            <w:tcW w:type="dxa" w:w="2880"/>
+            <w:tcW w:type="dxa" w:w="3307"/>
           </w:tcPr>
           <w:p>
             <w:r>
@@ -8798,7 +8798,7 @@
       <w:tr>
         <w:tc>
           <w:tcPr>
-            <w:tcW w:type="dxa" w:w="2880"/>
+            <w:tcW w:type="dxa" w:w="3307"/>
           </w:tcPr>
           <w:p>
             <w:r>
@@ -8817,7 +8817,7 @@
         </w:tc>
         <w:tc>
           <w:tcPr>
-            <w:tcW w:type="dxa" w:w="2880"/>
+            <w:tcW w:type="dxa" w:w="3307"/>
           </w:tcPr>
           <w:p>
             <w:r>
@@ -8836,7 +8836,7 @@
         </w:tc>
         <w:tc>
           <w:tcPr>
-            <w:tcW w:type="dxa" w:w="2880"/>
+            <w:tcW w:type="dxa" w:w="3307"/>
           </w:tcPr>
           <w:p>
             <w:r>
@@ -8900,17 +8900,17 @@
       <w:tblPr>
         <w:tblStyle w:val="TableGrid"/>
         <w:tblW w:type="auto" w:w="0"/>
-        <w:tblLayout w:type="autofit"/>
+        <w:tblLayout w:type="fixed"/>
         <w:tblLook w:firstColumn="1" w:firstRow="1" w:lastColumn="0" w:lastRow="0" w:noHBand="0" w:noVBand="1" w:val="04A0"/>
       </w:tblPr>
       <w:tblGrid>
-        <w:gridCol w:w="4320"/>
-        <w:gridCol w:w="4320"/>
+        <w:gridCol w:w="4961"/>
+        <w:gridCol w:w="4961"/>
       </w:tblGrid>
       <w:tr>
         <w:tc>
           <w:tcPr>
-            <w:tcW w:type="dxa" w:w="4320"/>
+            <w:tcW w:type="dxa" w:w="4961"/>
             <w:shd w:fill="D9E2F3"/>
           </w:tcPr>
           <w:p>
@@ -8932,7 +8932,7 @@
         </w:tc>
         <w:tc>
           <w:tcPr>
-            <w:tcW w:type="dxa" w:w="4320"/>
+            <w:tcW w:type="dxa" w:w="4961"/>
             <w:shd w:fill="D9E2F3"/>
           </w:tcPr>
           <w:p>
@@ -8956,7 +8956,7 @@
       <w:tr>
         <w:tc>
           <w:tcPr>
-            <w:tcW w:type="dxa" w:w="4320"/>
+            <w:tcW w:type="dxa" w:w="4961"/>
           </w:tcPr>
           <w:p>
             <w:r>
@@ -8975,7 +8975,7 @@
         </w:tc>
         <w:tc>
           <w:tcPr>
-            <w:tcW w:type="dxa" w:w="4320"/>
+            <w:tcW w:type="dxa" w:w="4961"/>
           </w:tcPr>
           <w:p>
             <w:r>
@@ -8996,7 +8996,7 @@
       <w:tr>
         <w:tc>
           <w:tcPr>
-            <w:tcW w:type="dxa" w:w="4320"/>
+            <w:tcW w:type="dxa" w:w="4961"/>
           </w:tcPr>
           <w:p>
             <w:r>
@@ -9015,7 +9015,7 @@
         </w:tc>
         <w:tc>
           <w:tcPr>
-            <w:tcW w:type="dxa" w:w="4320"/>
+            <w:tcW w:type="dxa" w:w="4961"/>
           </w:tcPr>
           <w:p>
             <w:r>
@@ -9174,19 +9174,19 @@
       <w:tblPr>
         <w:tblStyle w:val="TableGrid"/>
         <w:tblW w:type="auto" w:w="0"/>
-        <w:tblLayout w:type="autofit"/>
+        <w:tblLayout w:type="fixed"/>
         <w:tblLook w:firstColumn="1" w:firstRow="1" w:lastColumn="0" w:lastRow="0" w:noHBand="0" w:noVBand="1" w:val="04A0"/>
       </w:tblPr>
       <w:tblGrid>
-        <w:gridCol w:w="2160"/>
-        <w:gridCol w:w="2160"/>
-        <w:gridCol w:w="2160"/>
-        <w:gridCol w:w="2160"/>
+        <w:gridCol w:w="2480"/>
+        <w:gridCol w:w="2480"/>
+        <w:gridCol w:w="2480"/>
+        <w:gridCol w:w="2480"/>
       </w:tblGrid>
       <w:tr>
         <w:tc>
           <w:tcPr>
-            <w:tcW w:type="dxa" w:w="2160"/>
+            <w:tcW w:type="dxa" w:w="2480"/>
             <w:shd w:fill="D9E2F3"/>
           </w:tcPr>
           <w:p>
@@ -9208,7 +9208,7 @@
         </w:tc>
         <w:tc>
           <w:tcPr>
-            <w:tcW w:type="dxa" w:w="2160"/>
+            <w:tcW w:type="dxa" w:w="2480"/>
             <w:shd w:fill="D9E2F3"/>
           </w:tcPr>
           <w:p>
@@ -9230,7 +9230,7 @@
         </w:tc>
         <w:tc>
           <w:tcPr>
-            <w:tcW w:type="dxa" w:w="2160"/>
+            <w:tcW w:type="dxa" w:w="2480"/>
             <w:shd w:fill="D9E2F3"/>
           </w:tcPr>
           <w:p>
@@ -9252,7 +9252,7 @@
         </w:tc>
         <w:tc>
           <w:tcPr>
-            <w:tcW w:type="dxa" w:w="2160"/>
+            <w:tcW w:type="dxa" w:w="2480"/>
             <w:shd w:fill="D9E2F3"/>
           </w:tcPr>
           <w:p>
@@ -9276,7 +9276,7 @@
       <w:tr>
         <w:tc>
           <w:tcPr>
-            <w:tcW w:type="dxa" w:w="2160"/>
+            <w:tcW w:type="dxa" w:w="2480"/>
           </w:tcPr>
           <w:p>
             <w:r>
@@ -9295,7 +9295,7 @@
         </w:tc>
         <w:tc>
           <w:tcPr>
-            <w:tcW w:type="dxa" w:w="2160"/>
+            <w:tcW w:type="dxa" w:w="2480"/>
           </w:tcPr>
           <w:p>
             <w:r>
@@ -9314,7 +9314,7 @@
         </w:tc>
         <w:tc>
           <w:tcPr>
-            <w:tcW w:type="dxa" w:w="2160"/>
+            <w:tcW w:type="dxa" w:w="2480"/>
           </w:tcPr>
           <w:p>
             <w:r>
@@ -9333,7 +9333,7 @@
         </w:tc>
         <w:tc>
           <w:tcPr>
-            <w:tcW w:type="dxa" w:w="2160"/>
+            <w:tcW w:type="dxa" w:w="2480"/>
           </w:tcPr>
           <w:p>
             <w:r>
@@ -9356,8 +9356,8 @@
     <w:sectPr>
       <w:footerReference w:type="default" r:id="rId9"/>
       <w:headerReference w:type="default" r:id="rId10"/>
-      <w:pgSz w:w="12240" w:h="15840"/>
-      <w:pgMar w:top="1440" w:right="1800" w:bottom="1440" w:left="1800" w:header="720" w:footer="720" w:gutter="0"/>
+      <w:pgSz w:w="11906" w:h="16838"/>
+      <w:pgMar w:top="1417" w:right="850" w:bottom="1134" w:left="1134" w:header="720" w:footer="720" w:gutter="0"/>
       <w:cols w:space="720"/>
       <w:docGrid w:linePitch="360"/>
     </w:sectPr>
